--- a/lessons/6-5/downloads/6-5-notes.docx
+++ b/lessons/6-5/downloads/6-5-notes.docx
@@ -415,6 +415,610 @@
         <w:rPr>
           <w:b/>
           <w:bCs/>
+          <w:color w:val="1FA6A2"/>
+          <w:sz w:val="26"/>
+          <w:szCs w:val="26"/>
+        </w:rPr>
+        <w:t xml:space="preserve">Turn &amp; Talk — Discussion Points  (Level 1 support · Level 2)</w:t>
+      </w:r>
+    </w:p>
+    <w:p>
+      <w:pPr>
+        <w:spacing w:after="60"/>
+      </w:pPr>
+      <w:r>
+        <w:rPr>
+          <w:i/>
+          <w:iCs/>
+          <w:color w:val="5F6F80"/>
+          <w:sz w:val="19"/>
+          <w:szCs w:val="19"/>
+        </w:rPr>
+        <w:t xml:space="preserve">Talk with a partner. Use the Level 1 stems if you need help getting started; try the Level 2 question when you are ready for more.</w:t>
+      </w:r>
+    </w:p>
+    <w:p>
+      <w:pPr>
+        <w:spacing w:after="60"/>
+      </w:pPr>
+      <w:r>
+        <w:rPr>
+          <w:b/>
+          <w:bCs/>
+          <w:color w:val="12355B"/>
+          <w:sz w:val="21"/>
+          <w:szCs w:val="21"/>
+        </w:rPr>
+        <w:t xml:space="preserve">1. [Launch] </w:t>
+      </w:r>
+      <w:r>
+        <w:rPr>
+          <w:b/>
+          <w:bCs/>
+          <w:sz w:val="21"/>
+          <w:szCs w:val="21"/>
+        </w:rPr>
+        <w:t xml:space="preserve">Each bundle is a ticket ($15) and a snack ($5). For 3 people, why does 3(15 + 5) give the same $60 as 3 × 15 + 3 × 5?</w:t>
+      </w:r>
+    </w:p>
+    <w:p>
+      <w:pPr>
+        <w:spacing w:after="60"/>
+      </w:pPr>
+      <w:r>
+        <w:rPr>
+          <w:b/>
+          <w:bCs/>
+          <w:color w:val="1FA6A2"/>
+          <w:sz w:val="20"/>
+          <w:szCs w:val="20"/>
+        </w:rPr>
+        <w:t xml:space="preserve">Level 1 — Start here: </w:t>
+      </w:r>
+      <w:r>
+        <w:rPr>
+          <w:sz w:val="20"/>
+          <w:szCs w:val="20"/>
+        </w:rPr>
+        <w:t xml:space="preserve">The distributive property multiplies the 3 by each item, giving the same total.</w:t>
+      </w:r>
+    </w:p>
+    <w:p>
+      <w:pPr>
+        <w:spacing w:after="60"/>
+      </w:pPr>
+      <w:r>
+        <w:rPr>
+          <w:sz w:val="21"/>
+          <w:szCs w:val="21"/>
+        </w:rPr>
+        <w:t xml:space="preserve">Both give $60 because I distribute the 3 to ___ and ___.</w:t>
+      </w:r>
+      <w:r>
+        <w:rPr>
+          <w:i/>
+          <w:iCs/>
+          <w:color w:val="5F6F80"/>
+          <w:sz w:val="19"/>
+          <w:szCs w:val="19"/>
+        </w:rPr>
+        <w:br/>
+        <w:t xml:space="preserve">
+Las dos dan $60 porque distribuyo el 3 a ___ y ___.</w:t>
+      </w:r>
+    </w:p>
+    <w:p>
+      <w:pPr>
+        <w:spacing w:after="60"/>
+      </w:pPr>
+      <w:r>
+        <w:rPr>
+          <w:sz w:val="21"/>
+          <w:szCs w:val="21"/>
+        </w:rPr>
+        <w:t xml:space="preserve">So 3(15 + 5) equals ___ because ___.</w:t>
+      </w:r>
+      <w:r>
+        <w:rPr>
+          <w:i/>
+          <w:iCs/>
+          <w:color w:val="5F6F80"/>
+          <w:sz w:val="19"/>
+          <w:szCs w:val="19"/>
+        </w:rPr>
+        <w:br/>
+        <w:t xml:space="preserve">
+Entonces 3(15 + 5) es igual a ___ porque ___.</w:t>
+      </w:r>
+    </w:p>
+    <w:p>
+      <w:pPr>
+        <w:spacing w:after="60"/>
+      </w:pPr>
+      <w:r>
+        <w:rPr>
+          <w:b/>
+          <w:bCs/>
+          <w:color w:val="12355B"/>
+          <w:sz w:val="20"/>
+          <w:szCs w:val="20"/>
+        </w:rPr>
+        <w:t xml:space="preserve">Word bank: </w:t>
+      </w:r>
+      <w:r>
+        <w:rPr>
+          <w:color w:val="1FA6A2"/>
+          <w:sz w:val="20"/>
+          <w:szCs w:val="20"/>
+        </w:rPr>
+        <w:t xml:space="preserve">Distributive Property, Factor, Expand, Equivalent</w:t>
+      </w:r>
+    </w:p>
+    <w:p>
+      <w:pPr>
+        <w:spacing w:after="60"/>
+      </w:pPr>
+      <w:r>
+        <w:rPr>
+          <w:b/>
+          <w:bCs/>
+          <w:color w:val="12355B"/>
+          <w:sz w:val="19"/>
+          <w:szCs w:val="19"/>
+        </w:rPr>
+        <w:t xml:space="preserve">Listen for: </w:t>
+      </w:r>
+      <w:r>
+        <w:rPr>
+          <w:i/>
+          <w:iCs/>
+          <w:color w:val="5F6F80"/>
+          <w:sz w:val="19"/>
+          <w:szCs w:val="19"/>
+        </w:rPr>
+        <w:t xml:space="preserve">Students explain the 3 distributes to both the ticket and the snack (3 × 15 + 3 × 5 = 45 + 15 = 60), matching 3 × 20, and use the word equivalent.</w:t>
+      </w:r>
+    </w:p>
+    <w:p>
+      <w:pPr>
+        <w:spacing w:after="60"/>
+      </w:pPr>
+      <w:r>
+        <w:rPr>
+          <w:b/>
+          <w:bCs/>
+          <w:color w:val="9A6B12"/>
+          <w:sz w:val="20"/>
+          <w:szCs w:val="20"/>
+        </w:rPr>
+        <w:t xml:space="preserve">Level 2: </w:t>
+      </w:r>
+      <w:r>
+        <w:rPr>
+          <w:sz w:val="20"/>
+          <w:szCs w:val="20"/>
+        </w:rPr>
+        <w:t xml:space="preserve">If 10 people bought bundles, which form is faster to compute: 10(15 + 5) or 10 × 15 + 10 × 5? Justify your choice.</w:t>
+      </w:r>
+    </w:p>
+    <w:p>
+      <w:pPr>
+        <w:spacing w:after="60"/>
+        <w:ind w:left="360"/>
+      </w:pPr>
+      <w:r>
+        <w:rPr>
+          <w:sz w:val="20"/>
+          <w:szCs w:val="20"/>
+        </w:rPr>
+        <w:t xml:space="preserve">• The ___ form is faster because ___.</w:t>
+      </w:r>
+    </w:p>
+    <w:p>
+      <w:pPr>
+        <w:spacing w:after="60"/>
+        <w:ind w:left="360"/>
+      </w:pPr>
+      <w:r>
+        <w:rPr>
+          <w:sz w:val="20"/>
+          <w:szCs w:val="20"/>
+        </w:rPr>
+        <w:t xml:space="preserve">• Either way the total is ___, since both forms are equivalent because ___.</w:t>
+      </w:r>
+    </w:p>
+    <w:p>
+      <w:pPr>
+        <w:spacing w:after="60"/>
+      </w:pPr>
+      <w:r>
+        <w:rPr>
+          <w:b/>
+          <w:bCs/>
+          <w:color w:val="12355B"/>
+          <w:sz w:val="21"/>
+          <w:szCs w:val="21"/>
+        </w:rPr>
+        <w:t xml:space="preserve">2. [Explore] </w:t>
+      </w:r>
+      <w:r>
+        <w:rPr>
+          <w:b/>
+          <w:bCs/>
+          <w:sz w:val="21"/>
+          <w:szCs w:val="21"/>
+        </w:rPr>
+        <w:t xml:space="preserve">When you expand 5(2x + 4), why must the 5 multiply BOTH terms inside the parentheses?</w:t>
+      </w:r>
+    </w:p>
+    <w:p>
+      <w:pPr>
+        <w:spacing w:after="60"/>
+      </w:pPr>
+      <w:r>
+        <w:rPr>
+          <w:b/>
+          <w:bCs/>
+          <w:color w:val="1FA6A2"/>
+          <w:sz w:val="20"/>
+          <w:szCs w:val="20"/>
+        </w:rPr>
+        <w:t xml:space="preserve">Level 1 — Start here: </w:t>
+      </w:r>
+      <w:r>
+        <w:rPr>
+          <w:sz w:val="20"/>
+          <w:szCs w:val="20"/>
+        </w:rPr>
+        <w:t xml:space="preserve">The factor outside multiplies every term inside the parentheses.</w:t>
+      </w:r>
+    </w:p>
+    <w:p>
+      <w:pPr>
+        <w:spacing w:after="60"/>
+      </w:pPr>
+      <w:r>
+        <w:rPr>
+          <w:sz w:val="21"/>
+          <w:szCs w:val="21"/>
+        </w:rPr>
+        <w:t xml:space="preserve">I distribute the 5 to ___ and ___, so 5(2x + 4) = ___.</w:t>
+      </w:r>
+      <w:r>
+        <w:rPr>
+          <w:i/>
+          <w:iCs/>
+          <w:color w:val="5F6F80"/>
+          <w:sz w:val="19"/>
+          <w:szCs w:val="19"/>
+        </w:rPr>
+        <w:br/>
+        <w:t xml:space="preserve">
+Distribuyo el 5 a ___ y ___, así 5(2x + 4) = ___.</w:t>
+      </w:r>
+    </w:p>
+    <w:p>
+      <w:pPr>
+        <w:spacing w:after="60"/>
+      </w:pPr>
+      <w:r>
+        <w:rPr>
+          <w:sz w:val="21"/>
+          <w:szCs w:val="21"/>
+        </w:rPr>
+        <w:t xml:space="preserve">Both terms get multiplied because ___.</w:t>
+      </w:r>
+      <w:r>
+        <w:rPr>
+          <w:i/>
+          <w:iCs/>
+          <w:color w:val="5F6F80"/>
+          <w:sz w:val="19"/>
+          <w:szCs w:val="19"/>
+        </w:rPr>
+        <w:br/>
+        <w:t xml:space="preserve">
+Los dos términos se multiplican porque ___.</w:t>
+      </w:r>
+    </w:p>
+    <w:p>
+      <w:pPr>
+        <w:spacing w:after="60"/>
+      </w:pPr>
+      <w:r>
+        <w:rPr>
+          <w:b/>
+          <w:bCs/>
+          <w:color w:val="12355B"/>
+          <w:sz w:val="20"/>
+          <w:szCs w:val="20"/>
+        </w:rPr>
+        <w:t xml:space="preserve">Word bank: </w:t>
+      </w:r>
+      <w:r>
+        <w:rPr>
+          <w:color w:val="1FA6A2"/>
+          <w:sz w:val="20"/>
+          <w:szCs w:val="20"/>
+        </w:rPr>
+        <w:t xml:space="preserve">Distributive Property, Expand, Factor, Equivalent</w:t>
+      </w:r>
+    </w:p>
+    <w:p>
+      <w:pPr>
+        <w:spacing w:after="60"/>
+      </w:pPr>
+      <w:r>
+        <w:rPr>
+          <w:b/>
+          <w:bCs/>
+          <w:color w:val="12355B"/>
+          <w:sz w:val="19"/>
+          <w:szCs w:val="19"/>
+        </w:rPr>
+        <w:t xml:space="preserve">Listen for: </w:t>
+      </w:r>
+      <w:r>
+        <w:rPr>
+          <w:i/>
+          <w:iCs/>
+          <w:color w:val="5F6F80"/>
+          <w:sz w:val="19"/>
+          <w:szCs w:val="19"/>
+        </w:rPr>
+        <w:t xml:space="preserve">A strong answer expands 5(2x + 4) = 10x + 20 and explains the parentheses mean 5 copies of the whole sum, so both 2x and 4 are multiplied.</w:t>
+      </w:r>
+    </w:p>
+    <w:p>
+      <w:pPr>
+        <w:spacing w:after="60"/>
+      </w:pPr>
+      <w:r>
+        <w:rPr>
+          <w:b/>
+          <w:bCs/>
+          <w:color w:val="9A6B12"/>
+          <w:sz w:val="20"/>
+          <w:szCs w:val="20"/>
+        </w:rPr>
+        <w:t xml:space="preserve">Level 2: </w:t>
+      </w:r>
+      <w:r>
+        <w:rPr>
+          <w:sz w:val="20"/>
+          <w:szCs w:val="20"/>
+        </w:rPr>
+        <w:t xml:space="preserve">A classmate writes 5(2x + 4) = 10x + 4. Critique the error and prove the correct form is equivalent by testing x = 3.</w:t>
+      </w:r>
+    </w:p>
+    <w:p>
+      <w:pPr>
+        <w:spacing w:after="60"/>
+        <w:ind w:left="360"/>
+      </w:pPr>
+      <w:r>
+        <w:rPr>
+          <w:sz w:val="20"/>
+          <w:szCs w:val="20"/>
+        </w:rPr>
+        <w:t xml:space="preserve">• The error is ___ because they only multiplied ___.</w:t>
+      </w:r>
+    </w:p>
+    <w:p>
+      <w:pPr>
+        <w:spacing w:after="60"/>
+        <w:ind w:left="360"/>
+      </w:pPr>
+      <w:r>
+        <w:rPr>
+          <w:sz w:val="20"/>
+          <w:szCs w:val="20"/>
+        </w:rPr>
+        <w:t xml:space="preserve">• Testing x = 3: 5(2·3 + 4) = ___ but 10·3 + 4 = ___, so they are not equivalent.</w:t>
+      </w:r>
+    </w:p>
+    <w:p>
+      <w:pPr>
+        <w:spacing w:after="60"/>
+      </w:pPr>
+      <w:r>
+        <w:rPr>
+          <w:b/>
+          <w:bCs/>
+          <w:color w:val="12355B"/>
+          <w:sz w:val="21"/>
+          <w:szCs w:val="21"/>
+        </w:rPr>
+        <w:t xml:space="preserve">3. [Connect] </w:t>
+      </w:r>
+      <w:r>
+        <w:rPr>
+          <w:b/>
+          <w:bCs/>
+          <w:sz w:val="21"/>
+          <w:szCs w:val="21"/>
+        </w:rPr>
+        <w:t xml:space="preserve">For 8 practice rooms each needing a music stand ($12) and a stool ($9), the cost is 8(12 + 9). How do you use the distributive property to find the total, and which form is easier for you?</w:t>
+      </w:r>
+    </w:p>
+    <w:p>
+      <w:pPr>
+        <w:spacing w:after="60"/>
+      </w:pPr>
+      <w:r>
+        <w:rPr>
+          <w:b/>
+          <w:bCs/>
+          <w:color w:val="1FA6A2"/>
+          <w:sz w:val="20"/>
+          <w:szCs w:val="20"/>
+        </w:rPr>
+        <w:t xml:space="preserve">Level 1 — Start here: </w:t>
+      </w:r>
+      <w:r>
+        <w:rPr>
+          <w:sz w:val="20"/>
+          <w:szCs w:val="20"/>
+        </w:rPr>
+        <w:t xml:space="preserve">Distribute the 8 to both items, then add.</w:t>
+      </w:r>
+    </w:p>
+    <w:p>
+      <w:pPr>
+        <w:spacing w:after="60"/>
+      </w:pPr>
+      <w:r>
+        <w:rPr>
+          <w:sz w:val="21"/>
+          <w:szCs w:val="21"/>
+        </w:rPr>
+        <w:t xml:space="preserve">8(12 + 9) = 8 × ___ + 8 × ___ = ___.</w:t>
+      </w:r>
+      <w:r>
+        <w:rPr>
+          <w:i/>
+          <w:iCs/>
+          <w:color w:val="5F6F80"/>
+          <w:sz w:val="19"/>
+          <w:szCs w:val="19"/>
+        </w:rPr>
+        <w:br/>
+        <w:t xml:space="preserve">
+8(12 + 9) = 8 × ___ + 8 × ___ = ___.</w:t>
+      </w:r>
+    </w:p>
+    <w:p>
+      <w:pPr>
+        <w:spacing w:after="60"/>
+      </w:pPr>
+      <w:r>
+        <w:rPr>
+          <w:sz w:val="21"/>
+          <w:szCs w:val="21"/>
+        </w:rPr>
+        <w:t xml:space="preserve">I think the ___ form is easier because ___.</w:t>
+      </w:r>
+      <w:r>
+        <w:rPr>
+          <w:i/>
+          <w:iCs/>
+          <w:color w:val="5F6F80"/>
+          <w:sz w:val="19"/>
+          <w:szCs w:val="19"/>
+        </w:rPr>
+        <w:br/>
+        <w:t xml:space="preserve">
+Creo que la forma ___ es más fácil porque ___.</w:t>
+      </w:r>
+    </w:p>
+    <w:p>
+      <w:pPr>
+        <w:spacing w:after="60"/>
+      </w:pPr>
+      <w:r>
+        <w:rPr>
+          <w:b/>
+          <w:bCs/>
+          <w:color w:val="12355B"/>
+          <w:sz w:val="20"/>
+          <w:szCs w:val="20"/>
+        </w:rPr>
+        <w:t xml:space="preserve">Word bank: </w:t>
+      </w:r>
+      <w:r>
+        <w:rPr>
+          <w:color w:val="1FA6A2"/>
+          <w:sz w:val="20"/>
+          <w:szCs w:val="20"/>
+        </w:rPr>
+        <w:t xml:space="preserve">Distributive Property, Factor, Expand, Equivalent</w:t>
+      </w:r>
+    </w:p>
+    <w:p>
+      <w:pPr>
+        <w:spacing w:after="60"/>
+      </w:pPr>
+      <w:r>
+        <w:rPr>
+          <w:b/>
+          <w:bCs/>
+          <w:color w:val="12355B"/>
+          <w:sz w:val="19"/>
+          <w:szCs w:val="19"/>
+        </w:rPr>
+        <w:t xml:space="preserve">Listen for: </w:t>
+      </w:r>
+      <w:r>
+        <w:rPr>
+          <w:i/>
+          <w:iCs/>
+          <w:color w:val="5F6F80"/>
+          <w:sz w:val="19"/>
+          <w:szCs w:val="19"/>
+        </w:rPr>
+        <w:t xml:space="preserve">Students compute 8 × 12 + 8 × 9 = 96 + 72 = 168 (or 8 × 21 = 168) and justify which form they find easier, recognizing both are equivalent.</w:t>
+      </w:r>
+    </w:p>
+    <w:p>
+      <w:pPr>
+        <w:spacing w:after="60"/>
+      </w:pPr>
+      <w:r>
+        <w:rPr>
+          <w:b/>
+          <w:bCs/>
+          <w:color w:val="9A6B12"/>
+          <w:sz w:val="20"/>
+          <w:szCs w:val="20"/>
+        </w:rPr>
+        <w:t xml:space="preserve">Level 2: </w:t>
+      </w:r>
+      <w:r>
+        <w:rPr>
+          <w:sz w:val="20"/>
+          <w:szCs w:val="20"/>
+        </w:rPr>
+        <w:t xml:space="preserve">Working backwards, how would you factor 8x + 12 into a product? Explain how factoring undoes the distributive property.</w:t>
+      </w:r>
+    </w:p>
+    <w:p>
+      <w:pPr>
+        <w:spacing w:after="60"/>
+        <w:ind w:left="360"/>
+      </w:pPr>
+      <w:r>
+        <w:rPr>
+          <w:sz w:val="20"/>
+          <w:szCs w:val="20"/>
+        </w:rPr>
+        <w:t xml:space="preserve">• I factor out the ___, giving ___.</w:t>
+      </w:r>
+    </w:p>
+    <w:p>
+      <w:pPr>
+        <w:spacing w:after="60"/>
+        <w:ind w:left="360"/>
+      </w:pPr>
+      <w:r>
+        <w:rPr>
+          <w:sz w:val="20"/>
+          <w:szCs w:val="20"/>
+        </w:rPr>
+        <w:t xml:space="preserve">• Factoring undoes expanding because ___.</w:t>
+      </w:r>
+    </w:p>
+    <w:p>
+      <w:pPr>
+        <w:pStyle w:val="Heading2"/>
+        <w:pBdr>
+          <w:left w:val="single" w:color="1FA6A2" w:sz="18" w:space="8"/>
+        </w:pBdr>
+        <w:spacing w:after="100" w:before="200"/>
+      </w:pPr>
+      <w:r>
+        <w:rPr>
+          <w:b/>
+          <w:bCs/>
           <w:color w:val="9A6B12"/>
           <w:sz w:val="26"/>
           <w:szCs w:val="26"/>
@@ -987,7 +1591,7 @@
           <w:sz w:val="21"/>
           <w:szCs w:val="21"/>
         </w:rPr>
-        <w:t xml:space="preserve">I distributed the ___ to ___.</w:t>
+        <w:t xml:space="preserve">Both give $60 because I distribute the 3 to ___ and ___.</w:t>
       </w:r>
       <w:r>
         <w:rPr>
@@ -999,19 +1603,19 @@
         </w:rPr>
         <w:br/>
         <w:t xml:space="preserve">
-Distribuí el ___ a ___.</w:t>
-      </w:r>
-    </w:p>
-    <w:p>
-      <w:pPr>
-        <w:spacing w:after="60"/>
-      </w:pPr>
-      <w:r>
-        <w:rPr>
-          <w:sz w:val="21"/>
-          <w:szCs w:val="21"/>
-        </w:rPr>
-        <w:t xml:space="preserve">So ___ equals ___.</w:t>
+Las dos dan $60 porque distribuyo el 3 a ___ y ___.</w:t>
+      </w:r>
+    </w:p>
+    <w:p>
+      <w:pPr>
+        <w:spacing w:after="60"/>
+      </w:pPr>
+      <w:r>
+        <w:rPr>
+          <w:sz w:val="21"/>
+          <w:szCs w:val="21"/>
+        </w:rPr>
+        <w:t xml:space="preserve">So 3(15 + 5) equals ___ because ___.</w:t>
       </w:r>
       <w:r>
         <w:rPr>
@@ -1023,19 +1627,19 @@
         </w:rPr>
         <w:br/>
         <w:t xml:space="preserve">
-Entonces ___ es igual a ___.</w:t>
-      </w:r>
-    </w:p>
-    <w:p>
-      <w:pPr>
-        <w:spacing w:after="60"/>
-      </w:pPr>
-      <w:r>
-        <w:rPr>
-          <w:sz w:val="21"/>
-          <w:szCs w:val="21"/>
-        </w:rPr>
-        <w:t xml:space="preserve">This helps when ___.</w:t>
+Entonces 3(15 + 5) es igual a ___ porque ___.</w:t>
+      </w:r>
+    </w:p>
+    <w:p>
+      <w:pPr>
+        <w:spacing w:after="60"/>
+      </w:pPr>
+      <w:r>
+        <w:rPr>
+          <w:sz w:val="21"/>
+          <w:szCs w:val="21"/>
+        </w:rPr>
+        <w:t xml:space="preserve">I distribute the 5 to ___ and ___, so 5(2x + 4) = ___.</w:t>
       </w:r>
       <w:r>
         <w:rPr>
@@ -1047,7 +1651,7 @@
         </w:rPr>
         <w:br/>
         <w:t xml:space="preserve">
-Esto ayuda cuando ___.</w:t>
+Distribuyo el 5 a ___ y ___, así 5(2x + 4) = ___.</w:t>
       </w:r>
     </w:p>
     <w:p>

--- a/lessons/6-5/downloads/6-5-notes.docx
+++ b/lessons/6-5/downloads/6-5-notes.docx
@@ -489,6 +489,43 @@
       </w:pPr>
       <w:r>
         <w:rPr>
+          <w:b/>
+          <w:bCs/>
+          <w:color w:val="1FA6A2"/>
+          <w:sz w:val="20"/>
+          <w:szCs w:val="20"/>
+        </w:rPr>
+        <w:t xml:space="preserve">Hint (optional): </w:t>
+      </w:r>
+      <w:r>
+        <w:rPr>
+          <w:sz w:val="20"/>
+          <w:szCs w:val="20"/>
+        </w:rPr>
+        <w:t xml:space="preserve">Try starting with the word "Distributive Property" or "Factor". Re-read the question and underline what it is asking you to compare or find. Use one number or word from the problem as your evidence.</w:t>
+      </w:r>
+    </w:p>
+    <w:p>
+      <w:pPr>
+        <w:spacing w:after="60"/>
+      </w:pPr>
+      <w:r>
+        <w:rPr>
+          <w:b/>
+          <w:bCs/>
+          <w:color w:val="12355B"/>
+          <w:sz w:val="19"/>
+          <w:szCs w:val="19"/>
+        </w:rPr>
+        <w:t xml:space="preserve">Sentence starters (optional)</w:t>
+      </w:r>
+    </w:p>
+    <w:p>
+      <w:pPr>
+        <w:spacing w:after="60"/>
+      </w:pPr>
+      <w:r>
+        <w:rPr>
           <w:sz w:val="21"/>
           <w:szCs w:val="21"/>
         </w:rPr>
@@ -679,6 +716,43 @@
       </w:pPr>
       <w:r>
         <w:rPr>
+          <w:b/>
+          <w:bCs/>
+          <w:color w:val="1FA6A2"/>
+          <w:sz w:val="20"/>
+          <w:szCs w:val="20"/>
+        </w:rPr>
+        <w:t xml:space="preserve">Hint (optional): </w:t>
+      </w:r>
+      <w:r>
+        <w:rPr>
+          <w:sz w:val="20"/>
+          <w:szCs w:val="20"/>
+        </w:rPr>
+        <w:t xml:space="preserve">Try starting with the word "Distributive Property" or "Expand". Re-read the question and underline what it is asking you to compare or find. Use one number or word from the problem as your evidence.</w:t>
+      </w:r>
+    </w:p>
+    <w:p>
+      <w:pPr>
+        <w:spacing w:after="60"/>
+      </w:pPr>
+      <w:r>
+        <w:rPr>
+          <w:b/>
+          <w:bCs/>
+          <w:color w:val="12355B"/>
+          <w:sz w:val="19"/>
+          <w:szCs w:val="19"/>
+        </w:rPr>
+        <w:t xml:space="preserve">Sentence starters (optional)</w:t>
+      </w:r>
+    </w:p>
+    <w:p>
+      <w:pPr>
+        <w:spacing w:after="60"/>
+      </w:pPr>
+      <w:r>
+        <w:rPr>
           <w:sz w:val="21"/>
           <w:szCs w:val="21"/>
         </w:rPr>
@@ -861,6 +935,43 @@
           <w:szCs w:val="20"/>
         </w:rPr>
         <w:t xml:space="preserve">Distribute the 8 to both items, then add.</w:t>
+      </w:r>
+    </w:p>
+    <w:p>
+      <w:pPr>
+        <w:spacing w:after="60"/>
+      </w:pPr>
+      <w:r>
+        <w:rPr>
+          <w:b/>
+          <w:bCs/>
+          <w:color w:val="1FA6A2"/>
+          <w:sz w:val="20"/>
+          <w:szCs w:val="20"/>
+        </w:rPr>
+        <w:t xml:space="preserve">Hint (optional): </w:t>
+      </w:r>
+      <w:r>
+        <w:rPr>
+          <w:sz w:val="20"/>
+          <w:szCs w:val="20"/>
+        </w:rPr>
+        <w:t xml:space="preserve">Try starting with the word "Distributive Property" or "Factor". Re-read the question and underline what it is asking you to compare or find. Use one number or word from the problem as your evidence.</w:t>
+      </w:r>
+    </w:p>
+    <w:p>
+      <w:pPr>
+        <w:spacing w:after="60"/>
+      </w:pPr>
+      <w:r>
+        <w:rPr>
+          <w:b/>
+          <w:bCs/>
+          <w:color w:val="12355B"/>
+          <w:sz w:val="19"/>
+          <w:szCs w:val="19"/>
+        </w:rPr>
+        <w:t xml:space="preserve">Sentence starters (optional)</w:t>
       </w:r>
     </w:p>
     <w:p>

--- a/lessons/6-5/downloads/6-5-notes.docx
+++ b/lessons/6-5/downloads/6-5-notes.docx
@@ -97,6 +97,69 @@
       </w:pPr>
       <w:r>
         <w:rPr>
+          <w:i/>
+          <w:iCs/>
+          <w:color w:val="5F6F80"/>
+          <w:sz w:val="19"/>
+          <w:szCs w:val="19"/>
+        </w:rPr>
+        <w:t xml:space="preserve">Picture first, then the word, then a plain-language meaning.</w:t>
+      </w:r>
+    </w:p>
+    <w:p>
+      <w:pPr>
+        <w:keepNext/>
+        <w:spacing w:after="20" w:before="120"/>
+        <w:jc w:val="center"/>
+      </w:pPr>
+      <w:r>
+        <w:drawing>
+          <wp:inline distT="0" distB="0" distL="0" distR="0">
+            <wp:extent cx="1238250" cy="933450"/>
+            <wp:effectExtent t="0" r="0" b="0" l="0"/>
+            <wp:docPr id="1" name="" descr="" title=""/>
+            <wp:cNvGraphicFramePr>
+              <a:graphicFrameLocks xmlns:a="http://schemas.openxmlformats.org/drawingml/2006/main" noChangeAspect="1"/>
+            </wp:cNvGraphicFramePr>
+            <a:graphic xmlns:a="http://schemas.openxmlformats.org/drawingml/2006/main">
+              <a:graphicData uri="http://schemas.openxmlformats.org/drawingml/2006/picture">
+                <pic:pic xmlns:pic="http://schemas.openxmlformats.org/drawingml/2006/picture">
+                  <pic:nvPicPr>
+                    <pic:cNvPr id="0" name="" descr=""/>
+                    <pic:cNvPicPr>
+                      <a:picLocks noChangeAspect="1" noChangeArrowheads="1"/>
+                    </pic:cNvPicPr>
+                  </pic:nvPicPr>
+                  <pic:blipFill>
+                    <a:blip r:embed="rId9" cstate="none"/>
+                    <a:srcRect/>
+                    <a:stretch>
+                      <a:fillRect/>
+                    </a:stretch>
+                  </pic:blipFill>
+                  <pic:spPr bwMode="auto">
+                    <a:xfrm>
+                      <a:off x="0" y="0"/>
+                      <a:ext cx="1238250" cy="933450"/>
+                    </a:xfrm>
+                    <a:prstGeom prst="rect">
+                      <a:avLst/>
+                    </a:prstGeom>
+                  </pic:spPr>
+                </pic:pic>
+              </a:graphicData>
+            </a:graphic>
+          </wp:inline>
+        </w:drawing>
+      </w:r>
+    </w:p>
+    <w:p>
+      <w:pPr>
+        <w:keepNext/>
+        <w:spacing w:after="20"/>
+      </w:pPr>
+      <w:r>
+        <w:rPr>
           <w:b/>
           <w:bCs/>
           <w:color w:val="12355B"/>
@@ -118,7 +181,7 @@
     </w:p>
     <w:p>
       <w:pPr>
-        <w:spacing w:after="60"/>
+        <w:spacing w:after="160"/>
       </w:pPr>
       <w:r>
         <w:rPr>
@@ -130,22 +193,55 @@
     </w:p>
     <w:p>
       <w:pPr>
-        <w:spacing w:after="60"/>
-      </w:pPr>
-      <w:r>
-        <w:rPr>
-          <w:i/>
-          <w:iCs/>
-          <w:color w:val="5F6F80"/>
-          <w:sz w:val="19"/>
-          <w:szCs w:val="19"/>
-        </w:rPr>
-        <w:t xml:space="preserve">3(4 + 5) = 3×4 + 3×5 = 12 + 15 = 27 — the 3 gets 'distributed' to both the 4 and the 5</w:t>
-      </w:r>
-    </w:p>
-    <w:p>
-      <w:pPr>
-        <w:spacing w:after="60"/>
+        <w:keepNext/>
+        <w:spacing w:after="20" w:before="120"/>
+        <w:jc w:val="center"/>
+      </w:pPr>
+      <w:r>
+        <w:drawing>
+          <wp:inline distT="0" distB="0" distL="0" distR="0">
+            <wp:extent cx="1238250" cy="933450"/>
+            <wp:effectExtent t="0" r="0" b="0" l="0"/>
+            <wp:docPr id="1" name="" descr="" title=""/>
+            <wp:cNvGraphicFramePr>
+              <a:graphicFrameLocks xmlns:a="http://schemas.openxmlformats.org/drawingml/2006/main" noChangeAspect="1"/>
+            </wp:cNvGraphicFramePr>
+            <a:graphic xmlns:a="http://schemas.openxmlformats.org/drawingml/2006/main">
+              <a:graphicData uri="http://schemas.openxmlformats.org/drawingml/2006/picture">
+                <pic:pic xmlns:pic="http://schemas.openxmlformats.org/drawingml/2006/picture">
+                  <pic:nvPicPr>
+                    <pic:cNvPr id="0" name="" descr=""/>
+                    <pic:cNvPicPr>
+                      <a:picLocks noChangeAspect="1" noChangeArrowheads="1"/>
+                    </pic:cNvPicPr>
+                  </pic:nvPicPr>
+                  <pic:blipFill>
+                    <a:blip r:embed="rId10" cstate="none"/>
+                    <a:srcRect/>
+                    <a:stretch>
+                      <a:fillRect/>
+                    </a:stretch>
+                  </pic:blipFill>
+                  <pic:spPr bwMode="auto">
+                    <a:xfrm>
+                      <a:off x="0" y="0"/>
+                      <a:ext cx="1238250" cy="933450"/>
+                    </a:xfrm>
+                    <a:prstGeom prst="rect">
+                      <a:avLst/>
+                    </a:prstGeom>
+                  </pic:spPr>
+                </pic:pic>
+              </a:graphicData>
+            </a:graphic>
+          </wp:inline>
+        </w:drawing>
+      </w:r>
+    </w:p>
+    <w:p>
+      <w:pPr>
+        <w:keepNext/>
+        <w:spacing w:after="20"/>
       </w:pPr>
       <w:r>
         <w:rPr>
@@ -170,7 +266,7 @@
     </w:p>
     <w:p>
       <w:pPr>
-        <w:spacing w:after="60"/>
+        <w:spacing w:after="160"/>
       </w:pPr>
       <w:r>
         <w:rPr>
@@ -182,22 +278,55 @@
     </w:p>
     <w:p>
       <w:pPr>
-        <w:spacing w:after="60"/>
-      </w:pPr>
-      <w:r>
-        <w:rPr>
-          <w:i/>
-          <w:iCs/>
-          <w:color w:val="5F6F80"/>
-          <w:sz w:val="19"/>
-          <w:szCs w:val="19"/>
-        </w:rPr>
-        <w:t xml:space="preserve">In 3(x + 2), the 3 is the factor outside the parentheses that multiplies each term inside</w:t>
-      </w:r>
-    </w:p>
-    <w:p>
-      <w:pPr>
-        <w:spacing w:after="60"/>
+        <w:keepNext/>
+        <w:spacing w:after="20" w:before="120"/>
+        <w:jc w:val="center"/>
+      </w:pPr>
+      <w:r>
+        <w:drawing>
+          <wp:inline distT="0" distB="0" distL="0" distR="0">
+            <wp:extent cx="1238250" cy="933450"/>
+            <wp:effectExtent t="0" r="0" b="0" l="0"/>
+            <wp:docPr id="1" name="" descr="" title=""/>
+            <wp:cNvGraphicFramePr>
+              <a:graphicFrameLocks xmlns:a="http://schemas.openxmlformats.org/drawingml/2006/main" noChangeAspect="1"/>
+            </wp:cNvGraphicFramePr>
+            <a:graphic xmlns:a="http://schemas.openxmlformats.org/drawingml/2006/main">
+              <a:graphicData uri="http://schemas.openxmlformats.org/drawingml/2006/picture">
+                <pic:pic xmlns:pic="http://schemas.openxmlformats.org/drawingml/2006/picture">
+                  <pic:nvPicPr>
+                    <pic:cNvPr id="0" name="" descr=""/>
+                    <pic:cNvPicPr>
+                      <a:picLocks noChangeAspect="1" noChangeArrowheads="1"/>
+                    </pic:cNvPicPr>
+                  </pic:nvPicPr>
+                  <pic:blipFill>
+                    <a:blip r:embed="rId9" cstate="none"/>
+                    <a:srcRect/>
+                    <a:stretch>
+                      <a:fillRect/>
+                    </a:stretch>
+                  </pic:blipFill>
+                  <pic:spPr bwMode="auto">
+                    <a:xfrm>
+                      <a:off x="0" y="0"/>
+                      <a:ext cx="1238250" cy="933450"/>
+                    </a:xfrm>
+                    <a:prstGeom prst="rect">
+                      <a:avLst/>
+                    </a:prstGeom>
+                  </pic:spPr>
+                </pic:pic>
+              </a:graphicData>
+            </a:graphic>
+          </wp:inline>
+        </w:drawing>
+      </w:r>
+    </w:p>
+    <w:p>
+      <w:pPr>
+        <w:keepNext/>
+        <w:spacing w:after="20"/>
       </w:pPr>
       <w:r>
         <w:rPr>
@@ -222,7 +351,7 @@
     </w:p>
     <w:p>
       <w:pPr>
-        <w:spacing w:after="60"/>
+        <w:spacing w:after="160"/>
       </w:pPr>
       <w:r>
         <w:rPr>
@@ -234,22 +363,55 @@
     </w:p>
     <w:p>
       <w:pPr>
-        <w:spacing w:after="60"/>
-      </w:pPr>
-      <w:r>
-        <w:rPr>
-          <w:i/>
-          <w:iCs/>
-          <w:color w:val="5F6F80"/>
-          <w:sz w:val="19"/>
-          <w:szCs w:val="19"/>
-        </w:rPr>
-        <w:t xml:space="preserve">Expand 2(n + 6): multiply 2 × n = 2n and 2 × 6 = 12, so 2(n + 6) = 2n + 12</w:t>
-      </w:r>
-    </w:p>
-    <w:p>
-      <w:pPr>
-        <w:spacing w:after="60"/>
+        <w:keepNext/>
+        <w:spacing w:after="20" w:before="120"/>
+        <w:jc w:val="center"/>
+      </w:pPr>
+      <w:r>
+        <w:drawing>
+          <wp:inline distT="0" distB="0" distL="0" distR="0">
+            <wp:extent cx="1238250" cy="933450"/>
+            <wp:effectExtent t="0" r="0" b="0" l="0"/>
+            <wp:docPr id="1" name="" descr="" title=""/>
+            <wp:cNvGraphicFramePr>
+              <a:graphicFrameLocks xmlns:a="http://schemas.openxmlformats.org/drawingml/2006/main" noChangeAspect="1"/>
+            </wp:cNvGraphicFramePr>
+            <a:graphic xmlns:a="http://schemas.openxmlformats.org/drawingml/2006/main">
+              <a:graphicData uri="http://schemas.openxmlformats.org/drawingml/2006/picture">
+                <pic:pic xmlns:pic="http://schemas.openxmlformats.org/drawingml/2006/picture">
+                  <pic:nvPicPr>
+                    <pic:cNvPr id="0" name="" descr=""/>
+                    <pic:cNvPicPr>
+                      <a:picLocks noChangeAspect="1" noChangeArrowheads="1"/>
+                    </pic:cNvPicPr>
+                  </pic:nvPicPr>
+                  <pic:blipFill>
+                    <a:blip r:embed="rId11" cstate="none"/>
+                    <a:srcRect/>
+                    <a:stretch>
+                      <a:fillRect/>
+                    </a:stretch>
+                  </pic:blipFill>
+                  <pic:spPr bwMode="auto">
+                    <a:xfrm>
+                      <a:off x="0" y="0"/>
+                      <a:ext cx="1238250" cy="933450"/>
+                    </a:xfrm>
+                    <a:prstGeom prst="rect">
+                      <a:avLst/>
+                    </a:prstGeom>
+                  </pic:spPr>
+                </pic:pic>
+              </a:graphicData>
+            </a:graphic>
+          </wp:inline>
+        </w:drawing>
+      </w:r>
+    </w:p>
+    <w:p>
+      <w:pPr>
+        <w:keepNext/>
+        <w:spacing w:after="20"/>
       </w:pPr>
       <w:r>
         <w:rPr>
@@ -274,7 +436,7 @@
     </w:p>
     <w:p>
       <w:pPr>
-        <w:spacing w:after="60"/>
+        <w:spacing w:after="160"/>
       </w:pPr>
       <w:r>
         <w:rPr>
@@ -286,22 +448,55 @@
     </w:p>
     <w:p>
       <w:pPr>
-        <w:spacing w:after="60"/>
-      </w:pPr>
-      <w:r>
-        <w:rPr>
-          <w:i/>
-          <w:iCs/>
-          <w:color w:val="5F6F80"/>
-          <w:sz w:val="19"/>
-          <w:szCs w:val="19"/>
-        </w:rPr>
-        <w:t xml:space="preserve">3(x + 4) and 3x + 12 always give the same answer: when x = 2, both = 18; when x = 10, both = 42</w:t>
-      </w:r>
-    </w:p>
-    <w:p>
-      <w:pPr>
-        <w:spacing w:after="60"/>
+        <w:keepNext/>
+        <w:spacing w:after="20" w:before="120"/>
+        <w:jc w:val="center"/>
+      </w:pPr>
+      <w:r>
+        <w:drawing>
+          <wp:inline distT="0" distB="0" distL="0" distR="0">
+            <wp:extent cx="1238250" cy="933450"/>
+            <wp:effectExtent t="0" r="0" b="0" l="0"/>
+            <wp:docPr id="1" name="" descr="" title=""/>
+            <wp:cNvGraphicFramePr>
+              <a:graphicFrameLocks xmlns:a="http://schemas.openxmlformats.org/drawingml/2006/main" noChangeAspect="1"/>
+            </wp:cNvGraphicFramePr>
+            <a:graphic xmlns:a="http://schemas.openxmlformats.org/drawingml/2006/main">
+              <a:graphicData uri="http://schemas.openxmlformats.org/drawingml/2006/picture">
+                <pic:pic xmlns:pic="http://schemas.openxmlformats.org/drawingml/2006/picture">
+                  <pic:nvPicPr>
+                    <pic:cNvPr id="0" name="" descr=""/>
+                    <pic:cNvPicPr>
+                      <a:picLocks noChangeAspect="1" noChangeArrowheads="1"/>
+                    </pic:cNvPicPr>
+                  </pic:nvPicPr>
+                  <pic:blipFill>
+                    <a:blip r:embed="rId12" cstate="none"/>
+                    <a:srcRect/>
+                    <a:stretch>
+                      <a:fillRect/>
+                    </a:stretch>
+                  </pic:blipFill>
+                  <pic:spPr bwMode="auto">
+                    <a:xfrm>
+                      <a:off x="0" y="0"/>
+                      <a:ext cx="1238250" cy="933450"/>
+                    </a:xfrm>
+                    <a:prstGeom prst="rect">
+                      <a:avLst/>
+                    </a:prstGeom>
+                  </pic:spPr>
+                </pic:pic>
+              </a:graphicData>
+            </a:graphic>
+          </wp:inline>
+        </w:drawing>
+      </w:r>
+    </w:p>
+    <w:p>
+      <w:pPr>
+        <w:keepNext/>
+        <w:spacing w:after="20"/>
       </w:pPr>
       <w:r>
         <w:rPr>
@@ -326,7 +521,7 @@
     </w:p>
     <w:p>
       <w:pPr>
-        <w:spacing w:after="60"/>
+        <w:spacing w:after="160"/>
       </w:pPr>
       <w:r>
         <w:rPr>
@@ -338,22 +533,55 @@
     </w:p>
     <w:p>
       <w:pPr>
-        <w:spacing w:after="60"/>
-      </w:pPr>
-      <w:r>
-        <w:rPr>
-          <w:i/>
-          <w:iCs/>
-          <w:color w:val="5F6F80"/>
-          <w:sz w:val="19"/>
-          <w:szCs w:val="19"/>
-        </w:rPr>
-        <w:t xml:space="preserve">In 6x + 15, the coefficient of x is 6 — it came from distributing in 3(2x + 5)</w:t>
-      </w:r>
-    </w:p>
-    <w:p>
-      <w:pPr>
-        <w:spacing w:after="60"/>
+        <w:keepNext/>
+        <w:spacing w:after="20" w:before="120"/>
+        <w:jc w:val="center"/>
+      </w:pPr>
+      <w:r>
+        <w:drawing>
+          <wp:inline distT="0" distB="0" distL="0" distR="0">
+            <wp:extent cx="1238250" cy="933450"/>
+            <wp:effectExtent t="0" r="0" b="0" l="0"/>
+            <wp:docPr id="1" name="" descr="" title=""/>
+            <wp:cNvGraphicFramePr>
+              <a:graphicFrameLocks xmlns:a="http://schemas.openxmlformats.org/drawingml/2006/main" noChangeAspect="1"/>
+            </wp:cNvGraphicFramePr>
+            <a:graphic xmlns:a="http://schemas.openxmlformats.org/drawingml/2006/main">
+              <a:graphicData uri="http://schemas.openxmlformats.org/drawingml/2006/picture">
+                <pic:pic xmlns:pic="http://schemas.openxmlformats.org/drawingml/2006/picture">
+                  <pic:nvPicPr>
+                    <pic:cNvPr id="0" name="" descr=""/>
+                    <pic:cNvPicPr>
+                      <a:picLocks noChangeAspect="1" noChangeArrowheads="1"/>
+                    </pic:cNvPicPr>
+                  </pic:nvPicPr>
+                  <pic:blipFill>
+                    <a:blip r:embed="rId12" cstate="none"/>
+                    <a:srcRect/>
+                    <a:stretch>
+                      <a:fillRect/>
+                    </a:stretch>
+                  </pic:blipFill>
+                  <pic:spPr bwMode="auto">
+                    <a:xfrm>
+                      <a:off x="0" y="0"/>
+                      <a:ext cx="1238250" cy="933450"/>
+                    </a:xfrm>
+                    <a:prstGeom prst="rect">
+                      <a:avLst/>
+                    </a:prstGeom>
+                  </pic:spPr>
+                </pic:pic>
+              </a:graphicData>
+            </a:graphic>
+          </wp:inline>
+        </w:drawing>
+      </w:r>
+    </w:p>
+    <w:p>
+      <w:pPr>
+        <w:keepNext/>
+        <w:spacing w:after="20"/>
       </w:pPr>
       <w:r>
         <w:rPr>
@@ -378,7 +606,7 @@
     </w:p>
     <w:p>
       <w:pPr>
-        <w:spacing w:after="60"/>
+        <w:spacing w:after="160"/>
       </w:pPr>
       <w:r>
         <w:rPr>
@@ -386,21 +614,6 @@
           <w:szCs w:val="21"/>
         </w:rPr>
         <w:t xml:space="preserve">Terms with the same letter, like 2x and 5x.</w:t>
-      </w:r>
-    </w:p>
-    <w:p>
-      <w:pPr>
-        <w:spacing w:after="60"/>
-      </w:pPr>
-      <w:r>
-        <w:rPr>
-          <w:i/>
-          <w:iCs/>
-          <w:color w:val="5F6F80"/>
-          <w:sz w:val="19"/>
-          <w:szCs w:val="19"/>
-        </w:rPr>
-        <w:t xml:space="preserve">4x + 2x = 6x (combine coefficients); 4x + 2y cannot be combined (different variables)</w:t>
       </w:r>
     </w:p>
     <w:p>

--- a/lessons/6-5/downloads/6-5-notes.docx
+++ b/lessons/6-5/downloads/6-5-notes.docx
@@ -1377,7 +1377,7 @@
           <w:sz w:val="24"/>
           <w:szCs w:val="24"/>
         </w:rPr>
-        <w:t xml:space="preserve">Try the Model</w:t>
+        <w:t xml:space="preserve">Solved Example</w:t>
       </w:r>
       <w:r>
         <w:rPr>
@@ -1387,90 +1387,130 @@
           <w:sz w:val="19"/>
           <w:szCs w:val="19"/>
         </w:rPr>
-        <w:t xml:space="preserve">   step through it together</w:t>
-      </w:r>
-    </w:p>
-    <w:p>
-      <w:pPr>
-        <w:spacing w:after="80"/>
-      </w:pPr>
-      <w:r>
-        <w:rPr>
-          <w:sz w:val="21"/>
-          <w:szCs w:val="21"/>
-        </w:rPr>
-        <w:t xml:space="preserve">Expand each expression using the distributive property. Then simplify to find the value.</w:t>
-      </w:r>
-    </w:p>
-    <w:p>
-      <w:pPr>
+        <w:t xml:space="preserve">   I Do — watch each step</w:t>
+      </w:r>
+    </w:p>
+    <w:p>
+      <w:pPr>
+        <w:keepNext/>
         <w:spacing w:after="40"/>
       </w:pPr>
       <w:r>
-        <w:t xml:space="preserve"/>
-      </w:r>
-    </w:p>
-    <w:tbl>
-      <w:tblPr>
-        <w:tblW w:type="pct" w:w="100%"/>
-        <w:tblBorders>
-          <w:top w:val="single" w:color="C7D2DD" w:sz="6"/>
-          <w:left w:val="single" w:color="C7D2DD" w:sz="6"/>
-          <w:bottom w:val="single" w:color="C7D2DD" w:sz="6"/>
-          <w:right w:val="single" w:color="C7D2DD" w:sz="6"/>
-          <w:insideH w:val="single" w:color="auto" w:sz="4"/>
-          <w:insideV w:val="single" w:color="auto" w:sz="4"/>
-        </w:tblBorders>
-      </w:tblPr>
-      <w:tblGrid>
-        <w:gridCol w:w="100"/>
-      </w:tblGrid>
-      <w:tr>
-        <w:tc>
-          <w:tcPr>
-            <w:shd w:fill="E6F4F3" w:color="auto" w:val="clear"/>
-            <w:tcMar>
-              <w:top w:type="dxa" w:w="60"/>
-              <w:left w:type="dxa" w:w="120"/>
-              <w:bottom w:type="dxa" w:w="60"/>
-              <w:right w:type="dxa" w:w="120"/>
-            </w:tcMar>
-          </w:tcPr>
-          <w:p>
-            <w:pPr>
-              <w:spacing w:after="0" w:line="320"/>
-            </w:pPr>
-            <w:r>
-              <w:t xml:space="preserve"/>
-            </w:r>
-          </w:p>
-          <w:p>
-            <w:pPr>
-              <w:spacing w:after="0" w:line="320"/>
-            </w:pPr>
-            <w:r>
-              <w:t xml:space="preserve"/>
-            </w:r>
-          </w:p>
-          <w:p>
-            <w:pPr>
-              <w:spacing w:after="0" w:line="320"/>
-            </w:pPr>
-            <w:r>
-              <w:t xml:space="preserve"/>
-            </w:r>
-          </w:p>
-          <w:p>
-            <w:pPr>
-              <w:spacing w:after="0" w:line="320"/>
-            </w:pPr>
-            <w:r>
-              <w:t xml:space="preserve"/>
-            </w:r>
-          </w:p>
-        </w:tc>
-      </w:tr>
-    </w:tbl>
+        <w:rPr>
+          <w:b/>
+          <w:bCs/>
+          <w:color w:val="12355B"/>
+          <w:sz w:val="21"/>
+          <w:szCs w:val="21"/>
+        </w:rPr>
+        <w:t xml:space="preserve">Problem:  </w:t>
+      </w:r>
+      <w:r>
+        <w:rPr>
+          <w:sz w:val="21"/>
+          <w:szCs w:val="21"/>
+        </w:rPr>
+        <w:t xml:space="preserve">Expand 6(n + 3) using the distributive property.</w:t>
+      </w:r>
+    </w:p>
+    <w:p>
+      <w:pPr>
+        <w:spacing w:after="30"/>
+        <w:ind w:left="420"/>
+      </w:pPr>
+      <w:r>
+        <w:rPr>
+          <w:sz w:val="20"/>
+          <w:szCs w:val="20"/>
+        </w:rPr>
+        <w:t xml:space="preserve">A)  6n + 18</w:t>
+      </w:r>
+    </w:p>
+    <w:p>
+      <w:pPr>
+        <w:spacing w:after="30"/>
+        <w:ind w:left="420"/>
+      </w:pPr>
+      <w:r>
+        <w:rPr>
+          <w:sz w:val="20"/>
+          <w:szCs w:val="20"/>
+        </w:rPr>
+        <w:t xml:space="preserve">B)  6n + 3</w:t>
+      </w:r>
+    </w:p>
+    <w:p>
+      <w:pPr>
+        <w:spacing w:after="30"/>
+        <w:ind w:left="420"/>
+      </w:pPr>
+      <w:r>
+        <w:rPr>
+          <w:sz w:val="20"/>
+          <w:szCs w:val="20"/>
+        </w:rPr>
+        <w:t xml:space="preserve">C)  n + 18</w:t>
+      </w:r>
+    </w:p>
+    <w:p>
+      <w:pPr>
+        <w:spacing w:after="30"/>
+        <w:ind w:left="420"/>
+      </w:pPr>
+      <w:r>
+        <w:rPr>
+          <w:sz w:val="20"/>
+          <w:szCs w:val="20"/>
+        </w:rPr>
+        <w:t xml:space="preserve">D)  6n + 9</w:t>
+      </w:r>
+    </w:p>
+    <w:p>
+      <w:pPr>
+        <w:spacing w:after="20" w:before="50"/>
+      </w:pPr>
+      <w:r>
+        <w:rPr>
+          <w:b/>
+          <w:bCs/>
+          <w:color w:val="1FA6A2"/>
+          <w:sz w:val="21"/>
+          <w:szCs w:val="21"/>
+        </w:rPr>
+        <w:t xml:space="preserve">Step 1:  </w:t>
+      </w:r>
+      <w:r>
+        <w:rPr>
+          <w:sz w:val="21"/>
+          <w:szCs w:val="21"/>
+        </w:rPr>
+        <w:t xml:space="preserve">6(n + 3) = 6 × n + 6 × 3 = 6n + 18.</w:t>
+      </w:r>
+    </w:p>
+    <w:p>
+      <w:pPr>
+        <w:spacing w:after="40" w:before="60"/>
+      </w:pPr>
+      <w:r>
+        <w:rPr>
+          <w:b/>
+          <w:bCs/>
+          <w:color w:val="12355B"/>
+          <w:sz w:val="21"/>
+          <w:szCs w:val="21"/>
+        </w:rPr>
+        <w:t xml:space="preserve">Answer:  </w:t>
+      </w:r>
+      <w:r>
+        <w:rPr>
+          <w:b/>
+          <w:bCs/>
+          <w:sz w:val="21"/>
+          <w:szCs w:val="21"/>
+        </w:rPr>
+        <w:t xml:space="preserve">A. 6n + 18</w:t>
+      </w:r>
+    </w:p>
     <w:p>
       <w:pPr>
         <w:pStyle w:val="Heading1"/>
@@ -1515,6 +1555,170 @@
           <w:szCs w:val="19"/>
         </w:rPr>
         <w:t xml:space="preserve">   We Do — work with your class</w:t>
+      </w:r>
+    </w:p>
+    <w:p>
+      <w:pPr>
+        <w:keepNext/>
+        <w:spacing w:after="40" w:before="40"/>
+      </w:pPr>
+      <w:r>
+        <w:rPr>
+          <w:b/>
+          <w:bCs/>
+          <w:color w:val="12355B"/>
+          <w:sz w:val="21"/>
+          <w:szCs w:val="21"/>
+        </w:rPr>
+        <w:t xml:space="preserve">Problem:  </w:t>
+      </w:r>
+      <w:r>
+        <w:rPr>
+          <w:sz w:val="21"/>
+          <w:szCs w:val="21"/>
+        </w:rPr>
+        <w:t xml:space="preserve">Expand 4(5 − 2) using the distributive property.</w:t>
+      </w:r>
+    </w:p>
+    <w:p>
+      <w:pPr>
+        <w:spacing w:after="30"/>
+        <w:ind w:left="420"/>
+      </w:pPr>
+      <w:r>
+        <w:rPr>
+          <w:sz w:val="20"/>
+          <w:szCs w:val="20"/>
+        </w:rPr>
+        <w:t xml:space="preserve">A)  12</w:t>
+      </w:r>
+    </w:p>
+    <w:p>
+      <w:pPr>
+        <w:spacing w:after="30"/>
+        <w:ind w:left="420"/>
+      </w:pPr>
+      <w:r>
+        <w:rPr>
+          <w:sz w:val="20"/>
+          <w:szCs w:val="20"/>
+        </w:rPr>
+        <w:t xml:space="preserve">B)  20 − 2</w:t>
+      </w:r>
+    </w:p>
+    <w:p>
+      <w:pPr>
+        <w:spacing w:after="30"/>
+        <w:ind w:left="420"/>
+      </w:pPr>
+      <w:r>
+        <w:rPr>
+          <w:sz w:val="20"/>
+          <w:szCs w:val="20"/>
+        </w:rPr>
+        <w:t xml:space="preserve">C)  9</w:t>
+      </w:r>
+    </w:p>
+    <w:p>
+      <w:pPr>
+        <w:spacing w:after="30"/>
+        <w:ind w:left="420"/>
+      </w:pPr>
+      <w:r>
+        <w:rPr>
+          <w:sz w:val="20"/>
+          <w:szCs w:val="20"/>
+        </w:rPr>
+        <w:t xml:space="preserve">D)  22</w:t>
+      </w:r>
+    </w:p>
+    <w:p>
+      <w:pPr>
+        <w:keepNext/>
+        <w:spacing w:after="0" w:before="50"/>
+      </w:pPr>
+      <w:r>
+        <w:rPr>
+          <w:b/>
+          <w:bCs/>
+          <w:color w:val="6B4FA0"/>
+          <w:sz w:val="21"/>
+          <w:szCs w:val="21"/>
+        </w:rPr>
+        <w:t xml:space="preserve">Step 1:</w:t>
+      </w:r>
+    </w:p>
+    <w:p>
+      <w:pPr>
+        <w:pBdr>
+          <w:bottom w:val="single" w:color="AFBECC" w:sz="6"/>
+        </w:pBdr>
+        <w:spacing w:after="30" w:before="150"/>
+      </w:pPr>
+      <w:r>
+        <w:t xml:space="preserve"/>
+      </w:r>
+    </w:p>
+    <w:p>
+      <w:pPr>
+        <w:keepNext/>
+        <w:spacing w:after="0" w:before="50"/>
+      </w:pPr>
+      <w:r>
+        <w:rPr>
+          <w:b/>
+          <w:bCs/>
+          <w:color w:val="6B4FA0"/>
+          <w:sz w:val="21"/>
+          <w:szCs w:val="21"/>
+        </w:rPr>
+        <w:t xml:space="preserve">Step 2:</w:t>
+      </w:r>
+    </w:p>
+    <w:p>
+      <w:pPr>
+        <w:pBdr>
+          <w:bottom w:val="single" w:color="AFBECC" w:sz="6"/>
+        </w:pBdr>
+        <w:spacing w:after="30" w:before="150"/>
+      </w:pPr>
+      <w:r>
+        <w:t xml:space="preserve"/>
+      </w:r>
+    </w:p>
+    <w:p>
+      <w:pPr>
+        <w:keepNext/>
+        <w:spacing w:after="0" w:before="60"/>
+      </w:pPr>
+      <w:r>
+        <w:rPr>
+          <w:b/>
+          <w:bCs/>
+          <w:color w:val="12355B"/>
+          <w:sz w:val="21"/>
+          <w:szCs w:val="21"/>
+        </w:rPr>
+        <w:t xml:space="preserve">Answer:</w:t>
+      </w:r>
+    </w:p>
+    <w:p>
+      <w:pPr>
+        <w:pBdr>
+          <w:bottom w:val="single" w:color="AFBECC" w:sz="6"/>
+        </w:pBdr>
+        <w:spacing w:after="30" w:before="150"/>
+      </w:pPr>
+      <w:r>
+        <w:t xml:space="preserve"/>
+      </w:r>
+    </w:p>
+    <w:p>
+      <w:pPr>
+        <w:spacing w:after="80"/>
+      </w:pPr>
+      <w:r>
+        <w:t xml:space="preserve"/>
       </w:r>
     </w:p>
     <w:tbl>
@@ -2034,7 +2238,7 @@
           <w:sz w:val="21"/>
           <w:szCs w:val="21"/>
         </w:rPr>
-        <w:t xml:space="preserve">Expand 6(n + 3) using the distributive property.</w:t>
+        <w:t xml:space="preserve">Expand 3(x + 4) using the distributive property.</w:t>
       </w:r>
     </w:p>
     <w:p>
@@ -2047,7 +2251,7 @@
           <w:sz w:val="20"/>
           <w:szCs w:val="20"/>
         </w:rPr>
-        <w:t xml:space="preserve">A)  6n + 18</w:t>
+        <w:t xml:space="preserve">A)  3x + 12</w:t>
       </w:r>
     </w:p>
     <w:p>
@@ -2060,7 +2264,7 @@
           <w:sz w:val="20"/>
           <w:szCs w:val="20"/>
         </w:rPr>
-        <w:t xml:space="preserve">B)  6n + 3</w:t>
+        <w:t xml:space="preserve">B)  3x + 4</w:t>
       </w:r>
     </w:p>
     <w:p>
@@ -2073,7 +2277,7 @@
           <w:sz w:val="20"/>
           <w:szCs w:val="20"/>
         </w:rPr>
-        <w:t xml:space="preserve">C)  n + 18</w:t>
+        <w:t xml:space="preserve">C)  x + 12</w:t>
       </w:r>
     </w:p>
     <w:p>
@@ -2086,7 +2290,7 @@
           <w:sz w:val="20"/>
           <w:szCs w:val="20"/>
         </w:rPr>
-        <w:t xml:space="preserve">D)  6n + 9</w:t>
+        <w:t xml:space="preserve">D)  7x</w:t>
       </w:r>
     </w:p>
     <w:p>
@@ -2164,7 +2368,7 @@
           <w:sz w:val="21"/>
           <w:szCs w:val="21"/>
         </w:rPr>
-        <w:t xml:space="preserve">Expand 4(5 − 2) using the distributive property.</w:t>
+        <w:t xml:space="preserve">When using the distributive property with a(b + c), you must multiply 'a' by:</w:t>
       </w:r>
     </w:p>
     <w:p>
@@ -2177,7 +2381,7 @@
           <w:sz w:val="20"/>
           <w:szCs w:val="20"/>
         </w:rPr>
-        <w:t xml:space="preserve">A)  12</w:t>
+        <w:t xml:space="preserve">A)  Both b and c</w:t>
       </w:r>
     </w:p>
     <w:p>
@@ -2190,7 +2394,7 @@
           <w:sz w:val="20"/>
           <w:szCs w:val="20"/>
         </w:rPr>
-        <w:t xml:space="preserve">B)  20 − 2</w:t>
+        <w:t xml:space="preserve">B)  Only b</w:t>
       </w:r>
     </w:p>
     <w:p>
@@ -2203,7 +2407,7 @@
           <w:sz w:val="20"/>
           <w:szCs w:val="20"/>
         </w:rPr>
-        <w:t xml:space="preserve">C)  9</w:t>
+        <w:t xml:space="preserve">C)  Only c</w:t>
       </w:r>
     </w:p>
     <w:p>
@@ -2216,7 +2420,7 @@
           <w:sz w:val="20"/>
           <w:szCs w:val="20"/>
         </w:rPr>
-        <w:t xml:space="preserve">D)  22</w:t>
+        <w:t xml:space="preserve">D)  b + c first, then multiply</w:t>
       </w:r>
     </w:p>
     <w:p>
@@ -2294,7 +2498,7 @@
           <w:sz w:val="21"/>
           <w:szCs w:val="21"/>
         </w:rPr>
-        <w:t xml:space="preserve">Expand 3(x + 4) using the distributive property.</w:t>
+        <w:t xml:space="preserve">Use the Distributive Property: 4(x + 3) = ?</w:t>
       </w:r>
     </w:p>
     <w:p>
@@ -2307,7 +2511,7 @@
           <w:sz w:val="20"/>
           <w:szCs w:val="20"/>
         </w:rPr>
-        <w:t xml:space="preserve">A)  3x + 12</w:t>
+        <w:t xml:space="preserve">A)  4x + 12</w:t>
       </w:r>
     </w:p>
     <w:p>
@@ -2320,7 +2524,7 @@
           <w:sz w:val="20"/>
           <w:szCs w:val="20"/>
         </w:rPr>
-        <w:t xml:space="preserve">B)  3x + 4</w:t>
+        <w:t xml:space="preserve">B)  4x + 3</w:t>
       </w:r>
     </w:p>
     <w:p>
@@ -2346,7 +2550,7 @@
           <w:sz w:val="20"/>
           <w:szCs w:val="20"/>
         </w:rPr>
-        <w:t xml:space="preserve">D)  7x</w:t>
+        <w:t xml:space="preserve">D)  4x + 7</w:t>
       </w:r>
     </w:p>
     <w:p>
@@ -2424,7 +2628,7 @@
           <w:sz w:val="21"/>
           <w:szCs w:val="21"/>
         </w:rPr>
-        <w:t xml:space="preserve">When using the distributive property with a(b + c), you must multiply 'a' by:</w:t>
+        <w:t xml:space="preserve">Use the Distributive Property: 5(2x − 1) = ?</w:t>
       </w:r>
     </w:p>
     <w:p>
@@ -2437,7 +2641,7 @@
           <w:sz w:val="20"/>
           <w:szCs w:val="20"/>
         </w:rPr>
-        <w:t xml:space="preserve">A)  Both b and c</w:t>
+        <w:t xml:space="preserve">A)  10x − 5</w:t>
       </w:r>
     </w:p>
     <w:p>
@@ -2450,7 +2654,7 @@
           <w:sz w:val="20"/>
           <w:szCs w:val="20"/>
         </w:rPr>
-        <w:t xml:space="preserve">B)  Only b</w:t>
+        <w:t xml:space="preserve">B)  10x − 1</w:t>
       </w:r>
     </w:p>
     <w:p>
@@ -2463,7 +2667,7 @@
           <w:sz w:val="20"/>
           <w:szCs w:val="20"/>
         </w:rPr>
-        <w:t xml:space="preserve">C)  Only c</w:t>
+        <w:t xml:space="preserve">C)  7x − 5</w:t>
       </w:r>
     </w:p>
     <w:p>
@@ -2476,7 +2680,7 @@
           <w:sz w:val="20"/>
           <w:szCs w:val="20"/>
         </w:rPr>
-        <w:t xml:space="preserve">D)  b + c first, then multiply</w:t>
+        <w:t xml:space="preserve">D)  10x + 5</w:t>
       </w:r>
     </w:p>
     <w:p>
@@ -3189,6 +3393,64 @@
           <w:sz w:val="24"/>
           <w:szCs w:val="24"/>
         </w:rPr>
+        <w:t xml:space="preserve">Worked Notes (I Do / We Do)</w:t>
+      </w:r>
+    </w:p>
+    <w:p>
+      <w:pPr>
+        <w:spacing w:after="80"/>
+      </w:pPr>
+      <w:r>
+        <w:rPr>
+          <w:b/>
+          <w:bCs/>
+          <w:sz w:val="21"/>
+          <w:szCs w:val="21"/>
+        </w:rPr>
+        <w:t xml:space="preserve">I Do:  </w:t>
+      </w:r>
+      <w:r>
+        <w:rPr>
+          <w:sz w:val="21"/>
+          <w:szCs w:val="21"/>
+        </w:rPr>
+        <w:t xml:space="preserve">A. 6n + 18</w:t>
+      </w:r>
+    </w:p>
+    <w:p>
+      <w:pPr>
+        <w:spacing w:after="80"/>
+      </w:pPr>
+      <w:r>
+        <w:rPr>
+          <w:b/>
+          <w:bCs/>
+          <w:sz w:val="21"/>
+          <w:szCs w:val="21"/>
+        </w:rPr>
+        <w:t xml:space="preserve">We Do:  </w:t>
+      </w:r>
+      <w:r>
+        <w:rPr>
+          <w:sz w:val="21"/>
+          <w:szCs w:val="21"/>
+        </w:rPr>
+        <w:t xml:space="preserve">A. 12</w:t>
+      </w:r>
+    </w:p>
+    <w:p>
+      <w:pPr>
+        <w:pStyle w:val="Heading2"/>
+        <w:spacing w:after="80" w:before="180"/>
+      </w:pPr>
+      <w:r>
+        <w:rPr>
+          <w:b/>
+          <w:bCs/>
+          <w:color w:val="12355B"/>
+          <w:sz w:val="24"/>
+          <w:szCs w:val="24"/>
+        </w:rPr>
         <w:t xml:space="preserve">Independent Practice</w:t>
       </w:r>
     </w:p>
@@ -3210,7 +3472,7 @@
           <w:sz w:val="21"/>
           <w:szCs w:val="21"/>
         </w:rPr>
-        <w:t xml:space="preserve">A)  6n + 18</w:t>
+        <w:t xml:space="preserve">A)  3x + 12</w:t>
       </w:r>
       <w:r>
         <w:rPr>
@@ -3220,7 +3482,7 @@
           <w:sz w:val="19"/>
           <w:szCs w:val="19"/>
         </w:rPr>
-        <w:t xml:space="preserve">  — 6(n + 3) = 6 × n + 6 × 3 = 6n + 18.</w:t>
+        <w:t xml:space="preserve">  — 3(x + 4) = 3 × x + 3 × 4 = 3x + 12.</w:t>
       </w:r>
     </w:p>
     <w:p>
@@ -3241,7 +3503,7 @@
           <w:sz w:val="21"/>
           <w:szCs w:val="21"/>
         </w:rPr>
-        <w:t xml:space="preserve">A)  12</w:t>
+        <w:t xml:space="preserve">A)  Both b and c</w:t>
       </w:r>
       <w:r>
         <w:rPr>
@@ -3251,7 +3513,7 @@
           <w:sz w:val="19"/>
           <w:szCs w:val="19"/>
         </w:rPr>
-        <w:t xml:space="preserve">  — 4(5 − 2) = 4 × 5 − 4 × 2 = 20 − 8 = 12.</w:t>
+        <w:t xml:space="preserve">  — The distributive property says a(b + c) = ab + ac. You multiply the outside factor by EACH term inside the parentheses.</w:t>
       </w:r>
     </w:p>
     <w:p>
@@ -3272,7 +3534,7 @@
           <w:sz w:val="21"/>
           <w:szCs w:val="21"/>
         </w:rPr>
-        <w:t xml:space="preserve">A)  3x + 12</w:t>
+        <w:t xml:space="preserve">A)  4x + 12</w:t>
       </w:r>
       <w:r>
         <w:rPr>
@@ -3282,7 +3544,7 @@
           <w:sz w:val="19"/>
           <w:szCs w:val="19"/>
         </w:rPr>
-        <w:t xml:space="preserve">  — 3(x + 4) = 3 × x + 3 × 4 = 3x + 12.</w:t>
+        <w:t xml:space="preserve">  — 4 × x + 4 × 3 = 4x + 12.</w:t>
       </w:r>
     </w:p>
     <w:p>
@@ -3303,7 +3565,7 @@
           <w:sz w:val="21"/>
           <w:szCs w:val="21"/>
         </w:rPr>
-        <w:t xml:space="preserve">A)  Both b and c</w:t>
+        <w:t xml:space="preserve">A)  10x − 5</w:t>
       </w:r>
       <w:r>
         <w:rPr>
@@ -3313,7 +3575,7 @@
           <w:sz w:val="19"/>
           <w:szCs w:val="19"/>
         </w:rPr>
-        <w:t xml:space="preserve">  — The distributive property says a(b + c) = ab + ac. You multiply the outside factor by EACH term inside the parentheses.</w:t>
+        <w:t xml:space="preserve">  — 5 × 2x − 5 × 1 = 10x − 5.</w:t>
       </w:r>
     </w:p>
     <w:p>

--- a/lessons/6-5/downloads/6-5-notes.docx
+++ b/lessons/6-5/downloads/6-5-notes.docx
@@ -1177,6 +1177,238 @@
     <w:p>
       <w:pPr>
         <w:pStyle w:val="Heading1"/>
+        <w:pBdr>
+          <w:bottom w:val="single" w:color="1FA6A2" w:sz="14" w:space="6"/>
+        </w:pBdr>
+        <w:spacing w:after="140" w:before="260"/>
+      </w:pPr>
+      <w:r>
+        <w:rPr>
+          <w:b/>
+          <w:bCs/>
+          <w:color w:val="12355B"/>
+          <w:sz w:val="30"/>
+          <w:szCs w:val="30"/>
+        </w:rPr>
+        <w:t xml:space="preserve">Guided Notes</w:t>
+      </w:r>
+    </w:p>
+    <w:p>
+      <w:pPr>
+        <w:spacing w:after="100"/>
+      </w:pPr>
+      <w:r>
+        <w:rPr>
+          <w:i/>
+          <w:iCs/>
+          <w:color w:val="5F6F80"/>
+          <w:sz w:val="19"/>
+          <w:szCs w:val="19"/>
+        </w:rPr>
+        <w:t xml:space="preserve">Fill in each blank as we go. Use the Word Bank to help you.</w:t>
+      </w:r>
+    </w:p>
+    <w:tbl>
+      <w:tblPr>
+        <w:tblW w:type="pct" w:w="100%"/>
+        <w:tblBorders>
+          <w:top w:val="single" w:color="BBD0DE" w:sz="8"/>
+          <w:left w:val="single" w:color="BBD0DE" w:sz="8"/>
+          <w:bottom w:val="single" w:color="BBD0DE" w:sz="8"/>
+          <w:right w:val="single" w:color="BBD0DE" w:sz="8"/>
+          <w:insideH w:val="single" w:color="auto" w:sz="4"/>
+          <w:insideV w:val="single" w:color="auto" w:sz="4"/>
+        </w:tblBorders>
+      </w:tblPr>
+      <w:tblGrid>
+        <w:gridCol w:w="100"/>
+      </w:tblGrid>
+      <w:tr>
+        <w:tc>
+          <w:tcPr>
+            <w:shd w:fill="EEF4F8" w:color="auto" w:val="clear"/>
+            <w:tcMar>
+              <w:top w:type="dxa" w:w="120"/>
+              <w:left w:type="dxa" w:w="180"/>
+              <w:bottom w:type="dxa" w:w="120"/>
+              <w:right w:type="dxa" w:w="180"/>
+            </w:tcMar>
+          </w:tcPr>
+          <w:p>
+            <w:pPr>
+              <w:spacing w:after="40"/>
+            </w:pPr>
+            <w:r>
+              <w:rPr>
+                <w:b/>
+                <w:bCs/>
+                <w:color w:val="1FA6A2"/>
+                <w:sz w:val="18"/>
+                <w:szCs w:val="18"/>
+              </w:rPr>
+              <w:t xml:space="preserve">WORD BANK</w:t>
+            </w:r>
+          </w:p>
+          <w:p>
+            <w:pPr>
+              <w:spacing w:after="80"/>
+            </w:pPr>
+            <w:r>
+              <w:rPr>
+                <w:b/>
+                <w:bCs/>
+                <w:sz w:val="21"/>
+                <w:szCs w:val="21"/>
+              </w:rPr>
+              <w:t xml:space="preserve">Distributive Property      •      Factor      •      Expand      •      Equivalent      •      Coefficient      •      Like terms</w:t>
+            </w:r>
+          </w:p>
+        </w:tc>
+      </w:tr>
+    </w:tbl>
+    <w:p>
+      <w:pPr>
+        <w:spacing w:after="80"/>
+      </w:pPr>
+      <w:r>
+        <w:t xml:space="preserve"/>
+      </w:r>
+    </w:p>
+    <w:p>
+      <w:pPr>
+        <w:spacing w:after="120" w:before="80"/>
+      </w:pPr>
+      <w:r>
+        <w:rPr>
+          <w:b/>
+          <w:bCs/>
+          <w:color w:val="12355B"/>
+          <w:sz w:val="22"/>
+          <w:szCs w:val="22"/>
+        </w:rPr>
+        <w:t xml:space="preserve">1.  </w:t>
+      </w:r>
+      <w:r>
+        <w:rPr>
+          <w:sz w:val="22"/>
+          <w:szCs w:val="22"/>
+        </w:rPr>
+        <w:t xml:space="preserve">The rule that a(b + c) = ab + ac is the ___.</w:t>
+      </w:r>
+    </w:p>
+    <w:p>
+      <w:pPr>
+        <w:spacing w:after="120" w:before="80"/>
+      </w:pPr>
+      <w:r>
+        <w:rPr>
+          <w:b/>
+          <w:bCs/>
+          <w:color w:val="12355B"/>
+          <w:sz w:val="22"/>
+          <w:szCs w:val="22"/>
+        </w:rPr>
+        <w:t xml:space="preserve">2.  </w:t>
+      </w:r>
+      <w:r>
+        <w:rPr>
+          <w:sz w:val="22"/>
+          <w:szCs w:val="22"/>
+        </w:rPr>
+        <w:t xml:space="preserve">To rewrite a sum as a product, like 3x + 12 = 3(x + 4), is to ___.</w:t>
+      </w:r>
+    </w:p>
+    <w:p>
+      <w:pPr>
+        <w:spacing w:after="120" w:before="80"/>
+      </w:pPr>
+      <w:r>
+        <w:rPr>
+          <w:b/>
+          <w:bCs/>
+          <w:color w:val="12355B"/>
+          <w:sz w:val="22"/>
+          <w:szCs w:val="22"/>
+        </w:rPr>
+        <w:t xml:space="preserve">3.  </w:t>
+      </w:r>
+      <w:r>
+        <w:rPr>
+          <w:sz w:val="22"/>
+          <w:szCs w:val="22"/>
+        </w:rPr>
+        <w:t xml:space="preserve">To multiply out a product over a sum, like 3(x + 4) = 3x + 12, is to ___.</w:t>
+      </w:r>
+    </w:p>
+    <w:p>
+      <w:pPr>
+        <w:spacing w:after="120" w:before="80"/>
+      </w:pPr>
+      <w:r>
+        <w:rPr>
+          <w:b/>
+          <w:bCs/>
+          <w:color w:val="12355B"/>
+          <w:sz w:val="22"/>
+          <w:szCs w:val="22"/>
+        </w:rPr>
+        <w:t xml:space="preserve">4.  </w:t>
+      </w:r>
+      <w:r>
+        <w:rPr>
+          <w:sz w:val="22"/>
+          <w:szCs w:val="22"/>
+        </w:rPr>
+        <w:t xml:space="preserve">Two expressions that always have the same value are ___.</w:t>
+      </w:r>
+    </w:p>
+    <w:p>
+      <w:pPr>
+        <w:spacing w:after="120" w:before="80"/>
+      </w:pPr>
+      <w:r>
+        <w:rPr>
+          <w:b/>
+          <w:bCs/>
+          <w:color w:val="12355B"/>
+          <w:sz w:val="22"/>
+          <w:szCs w:val="22"/>
+        </w:rPr>
+        <w:t xml:space="preserve">5.  </w:t>
+      </w:r>
+      <w:r>
+        <w:rPr>
+          <w:sz w:val="22"/>
+          <w:szCs w:val="22"/>
+        </w:rPr>
+        <w:t xml:space="preserve">A number multiplied by a variable is a ___.</w:t>
+      </w:r>
+    </w:p>
+    <w:p>
+      <w:pPr>
+        <w:spacing w:after="120" w:before="80"/>
+      </w:pPr>
+      <w:r>
+        <w:rPr>
+          <w:b/>
+          <w:bCs/>
+          <w:color w:val="12355B"/>
+          <w:sz w:val="22"/>
+          <w:szCs w:val="22"/>
+        </w:rPr>
+        <w:t xml:space="preserve">6.  </w:t>
+      </w:r>
+      <w:r>
+        <w:rPr>
+          <w:sz w:val="22"/>
+          <w:szCs w:val="22"/>
+        </w:rPr>
+        <w:t xml:space="preserve">Terms with the same variable part are ___.</w:t>
+      </w:r>
+    </w:p>
+    <w:p>
+      <w:pPr>
+        <w:pStyle w:val="Heading1"/>
         <w:pageBreakBefore/>
         <w:pBdr>
           <w:bottom w:val="single" w:color="1FA6A2" w:sz="14" w:space="6"/>
@@ -2157,6 +2389,87 @@
     </w:p>
     <w:p>
       <w:pPr>
+        <w:spacing w:after="40" w:before="80"/>
+      </w:pPr>
+      <w:r>
+        <w:rPr>
+          <w:b/>
+          <w:bCs/>
+          <w:color w:val="12355B"/>
+          <w:sz w:val="21"/>
+          <w:szCs w:val="21"/>
+        </w:rPr>
+        <w:t xml:space="preserve">4. </w:t>
+      </w:r>
+      <w:r>
+        <w:rPr>
+          <w:b/>
+          <w:bCs/>
+          <w:color w:val="6B4FA0"/>
+          <w:sz w:val="19"/>
+          <w:szCs w:val="19"/>
+        </w:rPr>
+        <w:t xml:space="preserve">[Practice] </w:t>
+      </w:r>
+      <w:r>
+        <w:rPr>
+          <w:b/>
+          <w:bCs/>
+          <w:sz w:val="21"/>
+          <w:szCs w:val="21"/>
+        </w:rPr>
+        <w:t xml:space="preserve">During practice on The Distributive Property, what strategy did you use when a problem felt tricky?</w:t>
+      </w:r>
+    </w:p>
+    <w:p>
+      <w:pPr>
+        <w:spacing w:after="60"/>
+      </w:pPr>
+      <w:r>
+        <w:rPr>
+          <w:color w:val="1A2733"/>
+          <w:sz w:val="21"/>
+          <w:szCs w:val="21"/>
+        </w:rPr>
+        <w:t xml:space="preserve">Start with:  I distribute the 5 to ___ and ___, so 5(2x + 4) = ___.</w:t>
+      </w:r>
+      <w:r>
+        <w:rPr>
+          <w:i/>
+          <w:iCs/>
+          <w:color w:val="5F6F80"/>
+          <w:sz w:val="19"/>
+          <w:szCs w:val="19"/>
+        </w:rPr>
+        <w:br/>
+        <w:t xml:space="preserve">Distribuyo el 5 a ___ y ___, así 5(2x + 4) = ___.</w:t>
+      </w:r>
+    </w:p>
+    <w:p>
+      <w:pPr>
+        <w:spacing w:after="80"/>
+      </w:pPr>
+      <w:r>
+        <w:rPr>
+          <w:b/>
+          <w:bCs/>
+          <w:color w:val="12355B"/>
+          <w:sz w:val="19"/>
+          <w:szCs w:val="19"/>
+        </w:rPr>
+        <w:t xml:space="preserve">Word bank:  </w:t>
+      </w:r>
+      <w:r>
+        <w:rPr>
+          <w:color w:val="1FA6A2"/>
+          <w:sz w:val="19"/>
+          <w:szCs w:val="19"/>
+        </w:rPr>
+        <w:t xml:space="preserve">Distributive Property,  Factor,  Expand,  Equivalent</w:t>
+      </w:r>
+    </w:p>
+    <w:p>
+      <w:pPr>
         <w:pStyle w:val="Heading1"/>
         <w:pageBreakBefore/>
         <w:pBdr>
@@ -2498,7 +2811,7 @@
           <w:sz w:val="21"/>
           <w:szCs w:val="21"/>
         </w:rPr>
-        <w:t xml:space="preserve">Use the Distributive Property: 4(x + 3) = ?</w:t>
+        <w:t xml:space="preserve">Light Cue 1: Expand 3(x + 4) for the stage-light controller.</w:t>
       </w:r>
     </w:p>
     <w:p>
@@ -2511,7 +2824,7 @@
           <w:sz w:val="20"/>
           <w:szCs w:val="20"/>
         </w:rPr>
-        <w:t xml:space="preserve">A)  4x + 12</w:t>
+        <w:t xml:space="preserve">A)  3x + 12</w:t>
       </w:r>
     </w:p>
     <w:p>
@@ -2524,7 +2837,7 @@
           <w:sz w:val="20"/>
           <w:szCs w:val="20"/>
         </w:rPr>
-        <w:t xml:space="preserve">B)  4x + 3</w:t>
+        <w:t xml:space="preserve">B)  3x + 4</w:t>
       </w:r>
     </w:p>
     <w:p>
@@ -2550,7 +2863,7 @@
           <w:sz w:val="20"/>
           <w:szCs w:val="20"/>
         </w:rPr>
-        <w:t xml:space="preserve">D)  4x + 7</w:t>
+        <w:t xml:space="preserve">D)  3x + 7</w:t>
       </w:r>
     </w:p>
     <w:p>
@@ -2628,7 +2941,7 @@
           <w:sz w:val="21"/>
           <w:szCs w:val="21"/>
         </w:rPr>
-        <w:t xml:space="preserve">Use the Distributive Property: 5(2x − 1) = ?</w:t>
+        <w:t xml:space="preserve">Light Cue 2: Expand 5(2 + n) to set two spotlight banks.</w:t>
       </w:r>
     </w:p>
     <w:p>
@@ -2641,7 +2954,7 @@
           <w:sz w:val="20"/>
           <w:szCs w:val="20"/>
         </w:rPr>
-        <w:t xml:space="preserve">A)  10x − 5</w:t>
+        <w:t xml:space="preserve">A)  10 + 5n</w:t>
       </w:r>
     </w:p>
     <w:p>
@@ -2654,7 +2967,7 @@
           <w:sz w:val="20"/>
           <w:szCs w:val="20"/>
         </w:rPr>
-        <w:t xml:space="preserve">B)  10x − 1</w:t>
+        <w:t xml:space="preserve">B)  10 + n</w:t>
       </w:r>
     </w:p>
     <w:p>
@@ -2667,7 +2980,7 @@
           <w:sz w:val="20"/>
           <w:szCs w:val="20"/>
         </w:rPr>
-        <w:t xml:space="preserve">C)  7x − 5</w:t>
+        <w:t xml:space="preserve">C)  7 + 5n</w:t>
       </w:r>
     </w:p>
     <w:p>
@@ -2680,7 +2993,7 @@
           <w:sz w:val="20"/>
           <w:szCs w:val="20"/>
         </w:rPr>
-        <w:t xml:space="preserve">D)  10x + 5</w:t>
+        <w:t xml:space="preserve">D)  10 + 5</w:t>
       </w:r>
     </w:p>
     <w:p>
@@ -2753,33 +3066,7 @@
           <w:sz w:val="30"/>
           <w:szCs w:val="30"/>
         </w:rPr>
-        <w:t xml:space="preserve">Write About the Math</w:t>
-      </w:r>
-    </w:p>
-    <w:p>
-      <w:pPr>
-        <w:pStyle w:val="Heading2"/>
-        <w:spacing w:after="80" w:before="180"/>
-      </w:pPr>
-      <w:r>
-        <w:rPr>
-          <w:b/>
-          <w:bCs/>
-          <w:color w:val="12355B"/>
-          <w:sz w:val="24"/>
-          <w:szCs w:val="24"/>
-        </w:rPr>
-        <w:t xml:space="preserve">Build Strong Sentences</w:t>
-      </w:r>
-      <w:r>
-        <w:rPr>
-          <w:i/>
-          <w:iCs/>
-          <w:color w:val="B97A12"/>
-          <w:sz w:val="19"/>
-          <w:szCs w:val="19"/>
-        </w:rPr>
-        <w:t xml:space="preserve">   The Writing Revolution</w:t>
+        <w:t xml:space="preserve">Exit Ticket</w:t>
       </w:r>
     </w:p>
     <w:p>
@@ -2794,435 +3081,86 @@
           <w:sz w:val="19"/>
           <w:szCs w:val="19"/>
         </w:rPr>
-        <w:t xml:space="preserve">I can explain my steps using the words distributive property, factor, expand, and equivalent.</w:t>
-      </w:r>
-    </w:p>
-    <w:p>
-      <w:pPr>
-        <w:pStyle w:val="Heading2"/>
-        <w:spacing w:after="80" w:before="180"/>
-      </w:pPr>
-      <w:r>
-        <w:rPr>
-          <w:b/>
-          <w:bCs/>
-          <w:color w:val="12355B"/>
-          <w:sz w:val="24"/>
-          <w:szCs w:val="24"/>
-        </w:rPr>
-        <w:t xml:space="preserve">1. Kernel Sentence</w:t>
-      </w:r>
-      <w:r>
-        <w:rPr>
-          <w:i/>
-          <w:iCs/>
-          <w:color w:val="1FA6A2"/>
-          <w:sz w:val="19"/>
-          <w:szCs w:val="19"/>
-        </w:rPr>
-        <w:t xml:space="preserve">   subject + verb</w:t>
-      </w:r>
-    </w:p>
-    <w:tbl>
-      <w:tblPr>
-        <w:tblW w:type="pct" w:w="100%"/>
-        <w:tblBorders>
-          <w:top w:val="single" w:color="B97A12" w:sz="8"/>
-          <w:left w:val="single" w:color="B97A12" w:sz="8"/>
-          <w:bottom w:val="single" w:color="B97A12" w:sz="8"/>
-          <w:right w:val="single" w:color="B97A12" w:sz="8"/>
-          <w:insideH w:val="single" w:color="auto" w:sz="4"/>
-          <w:insideV w:val="single" w:color="auto" w:sz="4"/>
-        </w:tblBorders>
-      </w:tblPr>
-      <w:tblGrid>
-        <w:gridCol w:w="100"/>
-      </w:tblGrid>
-      <w:tr>
-        <w:tc>
-          <w:tcPr>
-            <w:shd w:fill="FBF3E2" w:color="auto" w:val="clear"/>
-            <w:tcMar>
-              <w:top w:type="dxa" w:w="120"/>
-              <w:left w:type="dxa" w:w="180"/>
-              <w:bottom w:type="dxa" w:w="120"/>
-              <w:right w:type="dxa" w:w="180"/>
-            </w:tcMar>
-          </w:tcPr>
-          <w:p>
-            <w:pPr>
-              <w:spacing w:after="0"/>
-            </w:pPr>
-            <w:r>
-              <w:rPr>
-                <w:b/>
-                <w:bCs/>
-                <w:color w:val="1FA6A2"/>
-                <w:sz w:val="20"/>
-                <w:szCs w:val="20"/>
-              </w:rPr>
-              <w:t xml:space="preserve">Model:  </w:t>
-            </w:r>
-            <w:r>
-              <w:rPr>
-                <w:sz w:val="20"/>
-                <w:szCs w:val="20"/>
-              </w:rPr>
-              <w:t xml:space="preserve">Distributive Property is multiplying a number by everything inside the parentheses: a(b + c) = ab + ac.</w:t>
-            </w:r>
-          </w:p>
-        </w:tc>
-      </w:tr>
-    </w:tbl>
+        <w:t xml:space="preserve">Answer on your own. This shows what you learned today.</w:t>
+      </w:r>
+    </w:p>
+    <w:p>
+      <w:pPr>
+        <w:spacing w:after="80" w:before="80"/>
+      </w:pPr>
+      <w:r>
+        <w:rPr>
+          <w:color w:val="B97A12"/>
+          <w:sz w:val="22"/>
+          <w:szCs w:val="22"/>
+        </w:rPr>
+        <w:t xml:space="preserve">★  </w:t>
+      </w:r>
+      <w:r>
+        <w:rPr>
+          <w:b/>
+          <w:bCs/>
+          <w:sz w:val="22"/>
+          <w:szCs w:val="22"/>
+        </w:rPr>
+        <w:t xml:space="preserve">Which expression is equivalent to 7(x + 3)?</w:t>
+      </w:r>
+    </w:p>
+    <w:p>
+      <w:pPr>
+        <w:spacing w:after="60"/>
+        <w:ind w:left="420"/>
+      </w:pPr>
+      <w:r>
+        <w:rPr>
+          <w:sz w:val="21"/>
+          <w:szCs w:val="21"/>
+        </w:rPr>
+        <w:t xml:space="preserve">A)  7x + 21</w:t>
+      </w:r>
+    </w:p>
+    <w:p>
+      <w:pPr>
+        <w:spacing w:after="60"/>
+        <w:ind w:left="420"/>
+      </w:pPr>
+      <w:r>
+        <w:rPr>
+          <w:sz w:val="21"/>
+          <w:szCs w:val="21"/>
+        </w:rPr>
+        <w:t xml:space="preserve">B)  7x + 3</w:t>
+      </w:r>
+    </w:p>
+    <w:p>
+      <w:pPr>
+        <w:spacing w:after="60"/>
+        <w:ind w:left="420"/>
+      </w:pPr>
+      <w:r>
+        <w:rPr>
+          <w:sz w:val="21"/>
+          <w:szCs w:val="21"/>
+        </w:rPr>
+        <w:t xml:space="preserve">C)  x + 21</w:t>
+      </w:r>
+    </w:p>
+    <w:p>
+      <w:pPr>
+        <w:spacing w:after="60"/>
+        <w:ind w:left="420"/>
+      </w:pPr>
+      <w:r>
+        <w:rPr>
+          <w:sz w:val="21"/>
+          <w:szCs w:val="21"/>
+        </w:rPr>
+        <w:t xml:space="preserve">D)  7x + 10</w:t>
+      </w:r>
+    </w:p>
     <w:p>
       <w:pPr>
         <w:spacing w:after="40"/>
-      </w:pPr>
-      <w:r>
-        <w:t xml:space="preserve"/>
-      </w:r>
-    </w:p>
-    <w:p>
-      <w:pPr>
-        <w:spacing w:after="60"/>
-      </w:pPr>
-      <w:r>
-        <w:rPr>
-          <w:color w:val="1A2733"/>
-          <w:sz w:val="21"/>
-          <w:szCs w:val="21"/>
-        </w:rPr>
-        <w:t xml:space="preserve">Write a kernel sentence about distributive property. Use a subject and a verb.</w:t>
-      </w:r>
-      <w:r>
-        <w:rPr>
-          <w:i/>
-          <w:iCs/>
-          <w:color w:val="5F6F80"/>
-          <w:sz w:val="19"/>
-          <w:szCs w:val="19"/>
-        </w:rPr>
-        <w:br/>
-        <w:t xml:space="preserve">Escribe una oración base sobre propiedad distributiva. Usa un sujeto y un verbo.</w:t>
-      </w:r>
-    </w:p>
-    <w:p>
-      <w:pPr>
-        <w:pBdr>
-          <w:bottom w:val="single" w:color="AFBECC" w:sz="6"/>
-        </w:pBdr>
-        <w:spacing w:after="30" w:before="150"/>
-      </w:pPr>
-      <w:r>
-        <w:t xml:space="preserve"/>
-      </w:r>
-    </w:p>
-    <w:p>
-      <w:pPr>
-        <w:pBdr>
-          <w:bottom w:val="single" w:color="AFBECC" w:sz="6"/>
-        </w:pBdr>
-        <w:spacing w:after="30" w:before="150"/>
-      </w:pPr>
-      <w:r>
-        <w:t xml:space="preserve"/>
-      </w:r>
-    </w:p>
-    <w:p>
-      <w:pPr>
-        <w:pStyle w:val="Heading2"/>
-        <w:spacing w:after="80" w:before="180"/>
-      </w:pPr>
-      <w:r>
-        <w:rPr>
-          <w:b/>
-          <w:bCs/>
-          <w:color w:val="12355B"/>
-          <w:sz w:val="24"/>
-          <w:szCs w:val="24"/>
-        </w:rPr>
-        <w:t xml:space="preserve">2. Sentence Expansion</w:t>
-      </w:r>
-      <w:r>
-        <w:rPr>
-          <w:i/>
-          <w:iCs/>
-          <w:color w:val="1FA6A2"/>
-          <w:sz w:val="19"/>
-          <w:szCs w:val="19"/>
-        </w:rPr>
-        <w:t xml:space="preserve">   because · but · so</w:t>
-      </w:r>
-    </w:p>
-    <w:p>
-      <w:pPr>
-        <w:spacing w:after="80"/>
-      </w:pPr>
-      <w:r>
-        <w:rPr>
-          <w:b/>
-          <w:bCs/>
-          <w:color w:val="1FA6A2"/>
-          <w:sz w:val="20"/>
-          <w:szCs w:val="20"/>
-        </w:rPr>
-        <w:t xml:space="preserve">Kernel:  </w:t>
-      </w:r>
-      <w:r>
-        <w:rPr>
-          <w:sz w:val="20"/>
-          <w:szCs w:val="20"/>
-        </w:rPr>
-        <w:t xml:space="preserve">Distributive Property matters in math</w:t>
-      </w:r>
-    </w:p>
-    <w:p>
-      <w:pPr>
-        <w:spacing w:after="80"/>
-      </w:pPr>
-      <w:r>
-        <w:rPr>
-          <w:b/>
-          <w:bCs/>
-          <w:color w:val="12355B"/>
-          <w:sz w:val="21"/>
-          <w:szCs w:val="21"/>
-        </w:rPr>
-        <w:t xml:space="preserve">because  </w:t>
-      </w:r>
-      <w:r>
-        <w:rPr>
-          <w:sz w:val="21"/>
-          <w:szCs w:val="21"/>
-        </w:rPr>
-        <w:t xml:space="preserve">Distributive Property matters in math because ___.</w:t>
-      </w:r>
-      <w:r>
-        <w:rPr>
-          <w:i/>
-          <w:iCs/>
-          <w:color w:val="5F6F80"/>
-          <w:sz w:val="19"/>
-          <w:szCs w:val="19"/>
-        </w:rPr>
-        <w:br/>
-        <w:t xml:space="preserve">Propiedad distributiva importa en matemáticas porque ___.</w:t>
-      </w:r>
-    </w:p>
-    <w:p>
-      <w:pPr>
-        <w:pBdr>
-          <w:bottom w:val="single" w:color="AFBECC" w:sz="6"/>
-        </w:pBdr>
-        <w:spacing w:after="30" w:before="150"/>
-      </w:pPr>
-      <w:r>
-        <w:t xml:space="preserve"/>
-      </w:r>
-    </w:p>
-    <w:p>
-      <w:pPr>
-        <w:spacing w:after="80"/>
-      </w:pPr>
-      <w:r>
-        <w:rPr>
-          <w:b/>
-          <w:bCs/>
-          <w:color w:val="12355B"/>
-          <w:sz w:val="21"/>
-          <w:szCs w:val="21"/>
-        </w:rPr>
-        <w:t xml:space="preserve">but  </w:t>
-      </w:r>
-      <w:r>
-        <w:rPr>
-          <w:sz w:val="21"/>
-          <w:szCs w:val="21"/>
-        </w:rPr>
-        <w:t xml:space="preserve">Distributive Property matters in math, but ___.</w:t>
-      </w:r>
-      <w:r>
-        <w:rPr>
-          <w:i/>
-          <w:iCs/>
-          <w:color w:val="5F6F80"/>
-          <w:sz w:val="19"/>
-          <w:szCs w:val="19"/>
-        </w:rPr>
-        <w:br/>
-        <w:t xml:space="preserve">Propiedad distributiva importa en matemáticas, pero ___.</w:t>
-      </w:r>
-    </w:p>
-    <w:p>
-      <w:pPr>
-        <w:pBdr>
-          <w:bottom w:val="single" w:color="AFBECC" w:sz="6"/>
-        </w:pBdr>
-        <w:spacing w:after="30" w:before="150"/>
-      </w:pPr>
-      <w:r>
-        <w:t xml:space="preserve"/>
-      </w:r>
-    </w:p>
-    <w:p>
-      <w:pPr>
-        <w:spacing w:after="80"/>
-      </w:pPr>
-      <w:r>
-        <w:rPr>
-          <w:b/>
-          <w:bCs/>
-          <w:color w:val="12355B"/>
-          <w:sz w:val="21"/>
-          <w:szCs w:val="21"/>
-        </w:rPr>
-        <w:t xml:space="preserve">so  </w:t>
-      </w:r>
-      <w:r>
-        <w:rPr>
-          <w:sz w:val="21"/>
-          <w:szCs w:val="21"/>
-        </w:rPr>
-        <w:t xml:space="preserve">Distributive Property matters in math, so ___.</w:t>
-      </w:r>
-      <w:r>
-        <w:rPr>
-          <w:i/>
-          <w:iCs/>
-          <w:color w:val="5F6F80"/>
-          <w:sz w:val="19"/>
-          <w:szCs w:val="19"/>
-        </w:rPr>
-        <w:br/>
-        <w:t xml:space="preserve">Propiedad distributiva importa en matemáticas, entonces ___.</w:t>
-      </w:r>
-    </w:p>
-    <w:p>
-      <w:pPr>
-        <w:pBdr>
-          <w:bottom w:val="single" w:color="AFBECC" w:sz="6"/>
-        </w:pBdr>
-        <w:spacing w:after="30" w:before="150"/>
-      </w:pPr>
-      <w:r>
-        <w:t xml:space="preserve"/>
-      </w:r>
-    </w:p>
-    <w:p>
-      <w:pPr>
-        <w:pStyle w:val="Heading2"/>
-        <w:spacing w:after="80" w:before="180"/>
-      </w:pPr>
-      <w:r>
-        <w:rPr>
-          <w:b/>
-          <w:bCs/>
-          <w:color w:val="12355B"/>
-          <w:sz w:val="24"/>
-          <w:szCs w:val="24"/>
-        </w:rPr>
-        <w:t xml:space="preserve">3. Explain Your Reasoning</w:t>
-      </w:r>
-      <w:r>
-        <w:rPr>
-          <w:i/>
-          <w:iCs/>
-          <w:color w:val="1FA6A2"/>
-          <w:sz w:val="19"/>
-          <w:szCs w:val="19"/>
-        </w:rPr>
-        <w:t xml:space="preserve">   use a sentence starter</w:t>
-      </w:r>
-    </w:p>
-    <w:p>
-      <w:pPr>
-        <w:spacing w:after="60"/>
-      </w:pPr>
-      <w:r>
-        <w:rPr>
-          <w:color w:val="1A2733"/>
-          <w:sz w:val="21"/>
-          <w:szCs w:val="21"/>
-        </w:rPr>
-        <w:t xml:space="preserve">Both give $60 because I distribute the 3 to ___ and ___.</w:t>
-      </w:r>
-      <w:r>
-        <w:rPr>
-          <w:i/>
-          <w:iCs/>
-          <w:color w:val="5F6F80"/>
-          <w:sz w:val="19"/>
-          <w:szCs w:val="19"/>
-        </w:rPr>
-        <w:br/>
-        <w:t xml:space="preserve">Las dos dan $60 porque distribuyo el 3 a ___ y ___.</w:t>
-      </w:r>
-    </w:p>
-    <w:p>
-      <w:pPr>
-        <w:spacing w:after="60"/>
-      </w:pPr>
-      <w:r>
-        <w:rPr>
-          <w:color w:val="1A2733"/>
-          <w:sz w:val="21"/>
-          <w:szCs w:val="21"/>
-        </w:rPr>
-        <w:t xml:space="preserve">So 3(15 + 5) equals ___ because ___.</w:t>
-      </w:r>
-      <w:r>
-        <w:rPr>
-          <w:i/>
-          <w:iCs/>
-          <w:color w:val="5F6F80"/>
-          <w:sz w:val="19"/>
-          <w:szCs w:val="19"/>
-        </w:rPr>
-        <w:br/>
-        <w:t xml:space="preserve">Entonces 3(15 + 5) es igual a ___ porque ___.</w:t>
-      </w:r>
-    </w:p>
-    <w:p>
-      <w:pPr>
-        <w:spacing w:after="60"/>
-      </w:pPr>
-      <w:r>
-        <w:rPr>
-          <w:color w:val="1A2733"/>
-          <w:sz w:val="21"/>
-          <w:szCs w:val="21"/>
-        </w:rPr>
-        <w:t xml:space="preserve">I distribute the 5 to ___ and ___, so 5(2x + 4) = ___.</w:t>
-      </w:r>
-      <w:r>
-        <w:rPr>
-          <w:i/>
-          <w:iCs/>
-          <w:color w:val="5F6F80"/>
-          <w:sz w:val="19"/>
-          <w:szCs w:val="19"/>
-        </w:rPr>
-        <w:br/>
-        <w:t xml:space="preserve">Distribuyo el 5 a ___ y ___, así 5(2x + 4) = ___.</w:t>
-      </w:r>
-    </w:p>
-    <w:p>
-      <w:pPr>
-        <w:pBdr>
-          <w:bottom w:val="single" w:color="AFBECC" w:sz="6"/>
-        </w:pBdr>
-        <w:spacing w:after="30" w:before="150"/>
-      </w:pPr>
-      <w:r>
-        <w:t xml:space="preserve"/>
-      </w:r>
-    </w:p>
-    <w:p>
-      <w:pPr>
-        <w:pBdr>
-          <w:bottom w:val="single" w:color="AFBECC" w:sz="6"/>
-        </w:pBdr>
-        <w:spacing w:after="30" w:before="150"/>
       </w:pPr>
       <w:r>
         <w:t xml:space="preserve"/>
@@ -3245,7 +3183,7 @@
           <w:sz w:val="30"/>
           <w:szCs w:val="30"/>
         </w:rPr>
-        <w:t xml:space="preserve">Exit Ticket</w:t>
+        <w:t xml:space="preserve">Answer Key &amp; Teacher Guide</w:t>
       </w:r>
     </w:p>
     <w:p>
@@ -3260,115 +3198,245 @@
           <w:sz w:val="19"/>
           <w:szCs w:val="19"/>
         </w:rPr>
-        <w:t xml:space="preserve">Answer on your own. This shows what you learned today.</w:t>
-      </w:r>
-    </w:p>
-    <w:p>
-      <w:pPr>
-        <w:spacing w:after="80" w:before="80"/>
-      </w:pPr>
-      <w:r>
-        <w:rPr>
-          <w:color w:val="B97A12"/>
-          <w:sz w:val="22"/>
-          <w:szCs w:val="22"/>
-        </w:rPr>
-        <w:t xml:space="preserve">★  </w:t>
-      </w:r>
-      <w:r>
-        <w:rPr>
-          <w:b/>
-          <w:bCs/>
-          <w:sz w:val="22"/>
-          <w:szCs w:val="22"/>
-        </w:rPr>
-        <w:t xml:space="preserve">Which expression is equivalent to 7(x + 3)?</w:t>
-      </w:r>
-    </w:p>
-    <w:p>
-      <w:pPr>
-        <w:spacing w:after="60"/>
-        <w:ind w:left="420"/>
-      </w:pPr>
-      <w:r>
-        <w:rPr>
-          <w:sz w:val="21"/>
-          <w:szCs w:val="21"/>
-        </w:rPr>
-        <w:t xml:space="preserve">A)  7x + 21</w:t>
-      </w:r>
-    </w:p>
-    <w:p>
-      <w:pPr>
-        <w:spacing w:after="60"/>
-        <w:ind w:left="420"/>
-      </w:pPr>
-      <w:r>
-        <w:rPr>
-          <w:sz w:val="21"/>
-          <w:szCs w:val="21"/>
-        </w:rPr>
-        <w:t xml:space="preserve">B)  7x + 3</w:t>
-      </w:r>
-    </w:p>
-    <w:p>
-      <w:pPr>
-        <w:spacing w:after="60"/>
-        <w:ind w:left="420"/>
-      </w:pPr>
-      <w:r>
-        <w:rPr>
-          <w:sz w:val="21"/>
-          <w:szCs w:val="21"/>
-        </w:rPr>
-        <w:t xml:space="preserve">C)  x + 21</w:t>
-      </w:r>
-    </w:p>
-    <w:p>
-      <w:pPr>
-        <w:spacing w:after="60"/>
-        <w:ind w:left="420"/>
-      </w:pPr>
-      <w:r>
-        <w:rPr>
-          <w:sz w:val="21"/>
-          <w:szCs w:val="21"/>
-        </w:rPr>
-        <w:t xml:space="preserve">D)  7x + 10</w:t>
-      </w:r>
-    </w:p>
-    <w:p>
-      <w:pPr>
-        <w:spacing w:after="40"/>
-      </w:pPr>
-      <w:r>
-        <w:t xml:space="preserve"/>
-      </w:r>
-    </w:p>
-    <w:p>
-      <w:pPr>
-        <w:pStyle w:val="Heading1"/>
-        <w:pageBreakBefore/>
-        <w:pBdr>
-          <w:bottom w:val="single" w:color="1FA6A2" w:sz="14" w:space="6"/>
-        </w:pBdr>
-        <w:spacing w:after="140" w:before="0"/>
-      </w:pPr>
-      <w:r>
-        <w:rPr>
-          <w:b/>
-          <w:bCs/>
-          <w:color w:val="12355B"/>
-          <w:sz w:val="30"/>
-          <w:szCs w:val="30"/>
-        </w:rPr>
-        <w:t xml:space="preserve">Answer Key &amp; Teacher Guide</w:t>
-      </w:r>
-    </w:p>
-    <w:p>
-      <w:pPr>
-        <w:spacing w:after="100"/>
-      </w:pPr>
+        <w:t xml:space="preserve">Teacher reference — remove or fold back before distributing to students.</w:t>
+      </w:r>
+    </w:p>
+    <w:p>
+      <w:pPr>
+        <w:pStyle w:val="Heading2"/>
+        <w:spacing w:after="80" w:before="180"/>
+      </w:pPr>
+      <w:r>
+        <w:rPr>
+          <w:b/>
+          <w:bCs/>
+          <w:color w:val="12355B"/>
+          <w:sz w:val="24"/>
+          <w:szCs w:val="24"/>
+        </w:rPr>
+        <w:t xml:space="preserve">Guided Notes (Fill-in)</w:t>
+      </w:r>
+    </w:p>
+    <w:p>
+      <w:pPr>
+        <w:spacing w:after="80"/>
+      </w:pPr>
+      <w:r>
+        <w:rPr>
+          <w:b/>
+          <w:bCs/>
+          <w:sz w:val="21"/>
+          <w:szCs w:val="21"/>
+        </w:rPr>
+        <w:t xml:space="preserve">Notes 1:  </w:t>
+      </w:r>
+      <w:r>
+        <w:rPr>
+          <w:sz w:val="21"/>
+          <w:szCs w:val="21"/>
+        </w:rPr>
+        <w:t xml:space="preserve">Distributive Property</w:t>
+      </w:r>
+    </w:p>
+    <w:p>
+      <w:pPr>
+        <w:spacing w:after="80"/>
+      </w:pPr>
+      <w:r>
+        <w:rPr>
+          <w:b/>
+          <w:bCs/>
+          <w:sz w:val="21"/>
+          <w:szCs w:val="21"/>
+        </w:rPr>
+        <w:t xml:space="preserve">Notes 2:  </w:t>
+      </w:r>
+      <w:r>
+        <w:rPr>
+          <w:sz w:val="21"/>
+          <w:szCs w:val="21"/>
+        </w:rPr>
+        <w:t xml:space="preserve">Factor</w:t>
+      </w:r>
+    </w:p>
+    <w:p>
+      <w:pPr>
+        <w:spacing w:after="80"/>
+      </w:pPr>
+      <w:r>
+        <w:rPr>
+          <w:b/>
+          <w:bCs/>
+          <w:sz w:val="21"/>
+          <w:szCs w:val="21"/>
+        </w:rPr>
+        <w:t xml:space="preserve">Notes 3:  </w:t>
+      </w:r>
+      <w:r>
+        <w:rPr>
+          <w:sz w:val="21"/>
+          <w:szCs w:val="21"/>
+        </w:rPr>
+        <w:t xml:space="preserve">Expand</w:t>
+      </w:r>
+    </w:p>
+    <w:p>
+      <w:pPr>
+        <w:spacing w:after="80"/>
+      </w:pPr>
+      <w:r>
+        <w:rPr>
+          <w:b/>
+          <w:bCs/>
+          <w:sz w:val="21"/>
+          <w:szCs w:val="21"/>
+        </w:rPr>
+        <w:t xml:space="preserve">Notes 4:  </w:t>
+      </w:r>
+      <w:r>
+        <w:rPr>
+          <w:sz w:val="21"/>
+          <w:szCs w:val="21"/>
+        </w:rPr>
+        <w:t xml:space="preserve">Equivalent</w:t>
+      </w:r>
+    </w:p>
+    <w:p>
+      <w:pPr>
+        <w:spacing w:after="80"/>
+      </w:pPr>
+      <w:r>
+        <w:rPr>
+          <w:b/>
+          <w:bCs/>
+          <w:sz w:val="21"/>
+          <w:szCs w:val="21"/>
+        </w:rPr>
+        <w:t xml:space="preserve">Notes 5:  </w:t>
+      </w:r>
+      <w:r>
+        <w:rPr>
+          <w:sz w:val="21"/>
+          <w:szCs w:val="21"/>
+        </w:rPr>
+        <w:t xml:space="preserve">Coefficient</w:t>
+      </w:r>
+    </w:p>
+    <w:p>
+      <w:pPr>
+        <w:spacing w:after="80"/>
+      </w:pPr>
+      <w:r>
+        <w:rPr>
+          <w:b/>
+          <w:bCs/>
+          <w:sz w:val="21"/>
+          <w:szCs w:val="21"/>
+        </w:rPr>
+        <w:t xml:space="preserve">Notes 6:  </w:t>
+      </w:r>
+      <w:r>
+        <w:rPr>
+          <w:sz w:val="21"/>
+          <w:szCs w:val="21"/>
+        </w:rPr>
+        <w:t xml:space="preserve">Like terms</w:t>
+      </w:r>
+    </w:p>
+    <w:p>
+      <w:pPr>
+        <w:pStyle w:val="Heading2"/>
+        <w:spacing w:after="80" w:before="180"/>
+      </w:pPr>
+      <w:r>
+        <w:rPr>
+          <w:b/>
+          <w:bCs/>
+          <w:color w:val="12355B"/>
+          <w:sz w:val="24"/>
+          <w:szCs w:val="24"/>
+        </w:rPr>
+        <w:t xml:space="preserve">Worked Notes (I Do / We Do)</w:t>
+      </w:r>
+    </w:p>
+    <w:p>
+      <w:pPr>
+        <w:spacing w:after="80"/>
+      </w:pPr>
+      <w:r>
+        <w:rPr>
+          <w:b/>
+          <w:bCs/>
+          <w:sz w:val="21"/>
+          <w:szCs w:val="21"/>
+        </w:rPr>
+        <w:t xml:space="preserve">I Do:  </w:t>
+      </w:r>
+      <w:r>
+        <w:rPr>
+          <w:sz w:val="21"/>
+          <w:szCs w:val="21"/>
+        </w:rPr>
+        <w:t xml:space="preserve">A. 6n + 18</w:t>
+      </w:r>
+    </w:p>
+    <w:p>
+      <w:pPr>
+        <w:spacing w:after="80"/>
+      </w:pPr>
+      <w:r>
+        <w:rPr>
+          <w:b/>
+          <w:bCs/>
+          <w:sz w:val="21"/>
+          <w:szCs w:val="21"/>
+        </w:rPr>
+        <w:t xml:space="preserve">We Do:  </w:t>
+      </w:r>
+      <w:r>
+        <w:rPr>
+          <w:sz w:val="21"/>
+          <w:szCs w:val="21"/>
+        </w:rPr>
+        <w:t xml:space="preserve">A. 12</w:t>
+      </w:r>
+    </w:p>
+    <w:p>
+      <w:pPr>
+        <w:pStyle w:val="Heading2"/>
+        <w:spacing w:after="80" w:before="180"/>
+      </w:pPr>
+      <w:r>
+        <w:rPr>
+          <w:b/>
+          <w:bCs/>
+          <w:color w:val="12355B"/>
+          <w:sz w:val="24"/>
+          <w:szCs w:val="24"/>
+        </w:rPr>
+        <w:t xml:space="preserve">Independent Practice</w:t>
+      </w:r>
+    </w:p>
+    <w:p>
+      <w:pPr>
+        <w:spacing w:after="80"/>
+      </w:pPr>
+      <w:r>
+        <w:rPr>
+          <w:b/>
+          <w:bCs/>
+          <w:sz w:val="21"/>
+          <w:szCs w:val="21"/>
+        </w:rPr>
+        <w:t xml:space="preserve">1.  </w:t>
+      </w:r>
+      <w:r>
+        <w:rPr>
+          <w:sz w:val="21"/>
+          <w:szCs w:val="21"/>
+        </w:rPr>
+        <w:t xml:space="preserve">A)  3x + 12</w:t>
+      </w:r>
       <w:r>
         <w:rPr>
           <w:i/>
@@ -3377,23 +3445,7 @@
           <w:sz w:val="19"/>
           <w:szCs w:val="19"/>
         </w:rPr>
-        <w:t xml:space="preserve">Teacher reference — remove or fold back before distributing to students.</w:t>
-      </w:r>
-    </w:p>
-    <w:p>
-      <w:pPr>
-        <w:pStyle w:val="Heading2"/>
-        <w:spacing w:after="80" w:before="180"/>
-      </w:pPr>
-      <w:r>
-        <w:rPr>
-          <w:b/>
-          <w:bCs/>
-          <w:color w:val="12355B"/>
-          <w:sz w:val="24"/>
-          <w:szCs w:val="24"/>
-        </w:rPr>
-        <w:t xml:space="preserve">Worked Notes (I Do / We Do)</w:t>
+        <w:t xml:space="preserve">  — 3(x + 4) = 3 × x + 3 × 4 = 3x + 12.</w:t>
       </w:r>
     </w:p>
     <w:p>
@@ -3407,72 +3459,14 @@
           <w:sz w:val="21"/>
           <w:szCs w:val="21"/>
         </w:rPr>
-        <w:t xml:space="preserve">I Do:  </w:t>
-      </w:r>
-      <w:r>
-        <w:rPr>
-          <w:sz w:val="21"/>
-          <w:szCs w:val="21"/>
-        </w:rPr>
-        <w:t xml:space="preserve">A. 6n + 18</w:t>
-      </w:r>
-    </w:p>
-    <w:p>
-      <w:pPr>
-        <w:spacing w:after="80"/>
-      </w:pPr>
-      <w:r>
-        <w:rPr>
-          <w:b/>
-          <w:bCs/>
-          <w:sz w:val="21"/>
-          <w:szCs w:val="21"/>
-        </w:rPr>
-        <w:t xml:space="preserve">We Do:  </w:t>
-      </w:r>
-      <w:r>
-        <w:rPr>
-          <w:sz w:val="21"/>
-          <w:szCs w:val="21"/>
-        </w:rPr>
-        <w:t xml:space="preserve">A. 12</w:t>
-      </w:r>
-    </w:p>
-    <w:p>
-      <w:pPr>
-        <w:pStyle w:val="Heading2"/>
-        <w:spacing w:after="80" w:before="180"/>
-      </w:pPr>
-      <w:r>
-        <w:rPr>
-          <w:b/>
-          <w:bCs/>
-          <w:color w:val="12355B"/>
-          <w:sz w:val="24"/>
-          <w:szCs w:val="24"/>
-        </w:rPr>
-        <w:t xml:space="preserve">Independent Practice</w:t>
-      </w:r>
-    </w:p>
-    <w:p>
-      <w:pPr>
-        <w:spacing w:after="80"/>
-      </w:pPr>
-      <w:r>
-        <w:rPr>
-          <w:b/>
-          <w:bCs/>
-          <w:sz w:val="21"/>
-          <w:szCs w:val="21"/>
-        </w:rPr>
-        <w:t xml:space="preserve">1.  </w:t>
-      </w:r>
-      <w:r>
-        <w:rPr>
-          <w:sz w:val="21"/>
-          <w:szCs w:val="21"/>
-        </w:rPr>
-        <w:t xml:space="preserve">A)  3x + 12</w:t>
+        <w:t xml:space="preserve">2.  </w:t>
+      </w:r>
+      <w:r>
+        <w:rPr>
+          <w:sz w:val="21"/>
+          <w:szCs w:val="21"/>
+        </w:rPr>
+        <w:t xml:space="preserve">A)  Both b and c</w:t>
       </w:r>
       <w:r>
         <w:rPr>
@@ -3482,7 +3476,7 @@
           <w:sz w:val="19"/>
           <w:szCs w:val="19"/>
         </w:rPr>
-        <w:t xml:space="preserve">  — 3(x + 4) = 3 × x + 3 × 4 = 3x + 12.</w:t>
+        <w:t xml:space="preserve">  — The distributive property says a(b + c) = ab + ac. You multiply the outside factor by EACH term inside the parentheses.</w:t>
       </w:r>
     </w:p>
     <w:p>
@@ -3496,14 +3490,14 @@
           <w:sz w:val="21"/>
           <w:szCs w:val="21"/>
         </w:rPr>
-        <w:t xml:space="preserve">2.  </w:t>
-      </w:r>
-      <w:r>
-        <w:rPr>
-          <w:sz w:val="21"/>
-          <w:szCs w:val="21"/>
-        </w:rPr>
-        <w:t xml:space="preserve">A)  Both b and c</w:t>
+        <w:t xml:space="preserve">3.  </w:t>
+      </w:r>
+      <w:r>
+        <w:rPr>
+          <w:sz w:val="21"/>
+          <w:szCs w:val="21"/>
+        </w:rPr>
+        <w:t xml:space="preserve">A)  3x + 12</w:t>
       </w:r>
       <w:r>
         <w:rPr>
@@ -3513,7 +3507,7 @@
           <w:sz w:val="19"/>
           <w:szCs w:val="19"/>
         </w:rPr>
-        <w:t xml:space="preserve">  — The distributive property says a(b + c) = ab + ac. You multiply the outside factor by EACH term inside the parentheses.</w:t>
+        <w:t xml:space="preserve">  — Distribute the 3 to each term: 3 × x + 3 × 4 = 3x + 12.</w:t>
       </w:r>
     </w:p>
     <w:p>
@@ -3527,14 +3521,14 @@
           <w:sz w:val="21"/>
           <w:szCs w:val="21"/>
         </w:rPr>
-        <w:t xml:space="preserve">3.  </w:t>
-      </w:r>
-      <w:r>
-        <w:rPr>
-          <w:sz w:val="21"/>
-          <w:szCs w:val="21"/>
-        </w:rPr>
-        <w:t xml:space="preserve">A)  4x + 12</w:t>
+        <w:t xml:space="preserve">4.  </w:t>
+      </w:r>
+      <w:r>
+        <w:rPr>
+          <w:sz w:val="21"/>
+          <w:szCs w:val="21"/>
+        </w:rPr>
+        <w:t xml:space="preserve">A)  10 + 5n</w:t>
       </w:r>
       <w:r>
         <w:rPr>
@@ -3544,7 +3538,23 @@
           <w:sz w:val="19"/>
           <w:szCs w:val="19"/>
         </w:rPr>
-        <w:t xml:space="preserve">  — 4 × x + 4 × 3 = 4x + 12.</w:t>
+        <w:t xml:space="preserve">  — Distribute the 5 to each term: 5 × 2 + 5 × n = 10 + 5n.</w:t>
+      </w:r>
+    </w:p>
+    <w:p>
+      <w:pPr>
+        <w:pStyle w:val="Heading2"/>
+        <w:spacing w:after="80" w:before="180"/>
+      </w:pPr>
+      <w:r>
+        <w:rPr>
+          <w:b/>
+          <w:bCs/>
+          <w:color w:val="12355B"/>
+          <w:sz w:val="24"/>
+          <w:szCs w:val="24"/>
+        </w:rPr>
+        <w:t xml:space="preserve">Exit Ticket</w:t>
       </w:r>
     </w:p>
     <w:p>
@@ -3553,19 +3563,10 @@
       </w:pPr>
       <w:r>
         <w:rPr>
-          <w:b/>
-          <w:bCs/>
-          <w:sz w:val="21"/>
-          <w:szCs w:val="21"/>
-        </w:rPr>
-        <w:t xml:space="preserve">4.  </w:t>
-      </w:r>
-      <w:r>
-        <w:rPr>
-          <w:sz w:val="21"/>
-          <w:szCs w:val="21"/>
-        </w:rPr>
-        <w:t xml:space="preserve">A)  10x − 5</w:t>
+          <w:sz w:val="21"/>
+          <w:szCs w:val="21"/>
+        </w:rPr>
+        <w:t xml:space="preserve">A)  7x + 21</w:t>
       </w:r>
       <w:r>
         <w:rPr>
@@ -3575,173 +3576,7 @@
           <w:sz w:val="19"/>
           <w:szCs w:val="19"/>
         </w:rPr>
-        <w:t xml:space="preserve">  — 5 × 2x − 5 × 1 = 10x − 5.</w:t>
-      </w:r>
-    </w:p>
-    <w:p>
-      <w:pPr>
-        <w:pStyle w:val="Heading2"/>
-        <w:spacing w:after="80" w:before="180"/>
-      </w:pPr>
-      <w:r>
-        <w:rPr>
-          <w:b/>
-          <w:bCs/>
-          <w:color w:val="12355B"/>
-          <w:sz w:val="24"/>
-          <w:szCs w:val="24"/>
-        </w:rPr>
-        <w:t xml:space="preserve">Exit Ticket</w:t>
-      </w:r>
-    </w:p>
-    <w:p>
-      <w:pPr>
-        <w:spacing w:after="80"/>
-      </w:pPr>
-      <w:r>
-        <w:rPr>
-          <w:sz w:val="21"/>
-          <w:szCs w:val="21"/>
-        </w:rPr>
-        <w:t xml:space="preserve">A)  7x + 21</w:t>
-      </w:r>
-      <w:r>
-        <w:rPr>
-          <w:i/>
-          <w:iCs/>
-          <w:color w:val="5F6F80"/>
-          <w:sz w:val="19"/>
-          <w:szCs w:val="19"/>
-        </w:rPr>
         <w:t xml:space="preserve">  — 7(x + 3) = 7 × x + 7 × 3 = 7x + 21.</w:t>
-      </w:r>
-    </w:p>
-    <w:p>
-      <w:pPr>
-        <w:pStyle w:val="Heading2"/>
-        <w:spacing w:after="80" w:before="180"/>
-      </w:pPr>
-      <w:r>
-        <w:rPr>
-          <w:b/>
-          <w:bCs/>
-          <w:color w:val="12355B"/>
-          <w:sz w:val="24"/>
-          <w:szCs w:val="24"/>
-        </w:rPr>
-        <w:t xml:space="preserve">Writing (TWR) — what to look for</w:t>
-      </w:r>
-    </w:p>
-    <w:p>
-      <w:pPr>
-        <w:spacing w:after="80"/>
-      </w:pPr>
-      <w:r>
-        <w:rPr>
-          <w:sz w:val="20"/>
-          <w:szCs w:val="20"/>
-        </w:rPr>
-        <w:t xml:space="preserve">Kernel sentence: a complete sentence needs a subject and a verb. Example: Distributive Property is multiplying a number by everything inside the parentheses: a(b + c) = ab + ac.</w:t>
-      </w:r>
-    </w:p>
-    <w:p>
-      <w:pPr>
-        <w:spacing w:after="80"/>
-      </w:pPr>
-      <w:r>
-        <w:rPr>
-          <w:sz w:val="20"/>
-          <w:szCs w:val="20"/>
-        </w:rPr>
-        <w:t xml:space="preserve">Expansion: because = reason, but = contrast/exception, so = result. Answers vary; each must keep the kernel idea.</w:t>
-      </w:r>
-    </w:p>
-    <w:p>
-      <w:pPr>
-        <w:pStyle w:val="Heading2"/>
-        <w:spacing w:after="80" w:before="180"/>
-      </w:pPr>
-      <w:r>
-        <w:rPr>
-          <w:b/>
-          <w:bCs/>
-          <w:color w:val="12355B"/>
-          <w:sz w:val="24"/>
-          <w:szCs w:val="24"/>
-        </w:rPr>
-        <w:t xml:space="preserve">Turn &amp; Talk — listen for</w:t>
-      </w:r>
-    </w:p>
-    <w:p>
-      <w:pPr>
-        <w:spacing w:after="80"/>
-      </w:pPr>
-      <w:r>
-        <w:rPr>
-          <w:b/>
-          <w:bCs/>
-          <w:sz w:val="19"/>
-          <w:szCs w:val="19"/>
-        </w:rPr>
-        <w:t xml:space="preserve">1.  </w:t>
-      </w:r>
-      <w:r>
-        <w:rPr>
-          <w:i/>
-          <w:iCs/>
-          <w:color w:val="5F6F80"/>
-          <w:sz w:val="19"/>
-          <w:szCs w:val="19"/>
-        </w:rPr>
-        <w:t xml:space="preserve">Students explain the 3 distributes to both the ticket and the snack (3 × 15 + 3 × 5 = 45 + 15 = 60), matching 3 × 20, and use the word equivalent.</w:t>
-      </w:r>
-    </w:p>
-    <w:p>
-      <w:pPr>
-        <w:spacing w:after="80"/>
-      </w:pPr>
-      <w:r>
-        <w:rPr>
-          <w:b/>
-          <w:bCs/>
-          <w:sz w:val="19"/>
-          <w:szCs w:val="19"/>
-        </w:rPr>
-        <w:t xml:space="preserve">2.  </w:t>
-      </w:r>
-      <w:r>
-        <w:rPr>
-          <w:i/>
-          <w:iCs/>
-          <w:color w:val="5F6F80"/>
-          <w:sz w:val="19"/>
-          <w:szCs w:val="19"/>
-        </w:rPr>
-        <w:t xml:space="preserve">A strong answer expands 5(2x + 4) = 10x + 20 and explains the parentheses mean 5 copies of the whole sum, so both 2x and 4 are multiplied.</w:t>
-      </w:r>
-    </w:p>
-    <w:p>
-      <w:pPr>
-        <w:spacing w:after="80"/>
-      </w:pPr>
-      <w:r>
-        <w:rPr>
-          <w:b/>
-          <w:bCs/>
-          <w:sz w:val="19"/>
-          <w:szCs w:val="19"/>
-        </w:rPr>
-        <w:t xml:space="preserve">3.  </w:t>
-      </w:r>
-      <w:r>
-        <w:rPr>
-          <w:i/>
-          <w:iCs/>
-          <w:color w:val="5F6F80"/>
-          <w:sz w:val="19"/>
-          <w:szCs w:val="19"/>
-        </w:rPr>
-        <w:t xml:space="preserve">Students compute 8 × 12 + 8 × 9 = 96 + 72 = 168 (or 8 × 21 = 168) and justify which form they find easier, recognizing both are equivalent.</w:t>
       </w:r>
     </w:p>
     <w:sectPr>

--- a/lessons/6-5/downloads/6-5-notes.docx
+++ b/lessons/6-5/downloads/6-5-notes.docx
@@ -3164,419 +3164,6 @@
       </w:pPr>
       <w:r>
         <w:t xml:space="preserve"/>
-      </w:r>
-    </w:p>
-    <w:p>
-      <w:pPr>
-        <w:pStyle w:val="Heading1"/>
-        <w:pageBreakBefore/>
-        <w:pBdr>
-          <w:bottom w:val="single" w:color="1FA6A2" w:sz="14" w:space="6"/>
-        </w:pBdr>
-        <w:spacing w:after="140" w:before="0"/>
-      </w:pPr>
-      <w:r>
-        <w:rPr>
-          <w:b/>
-          <w:bCs/>
-          <w:color w:val="12355B"/>
-          <w:sz w:val="30"/>
-          <w:szCs w:val="30"/>
-        </w:rPr>
-        <w:t xml:space="preserve">Answer Key &amp; Teacher Guide</w:t>
-      </w:r>
-    </w:p>
-    <w:p>
-      <w:pPr>
-        <w:spacing w:after="100"/>
-      </w:pPr>
-      <w:r>
-        <w:rPr>
-          <w:i/>
-          <w:iCs/>
-          <w:color w:val="5F6F80"/>
-          <w:sz w:val="19"/>
-          <w:szCs w:val="19"/>
-        </w:rPr>
-        <w:t xml:space="preserve">Teacher reference — remove or fold back before distributing to students.</w:t>
-      </w:r>
-    </w:p>
-    <w:p>
-      <w:pPr>
-        <w:pStyle w:val="Heading2"/>
-        <w:spacing w:after="80" w:before="180"/>
-      </w:pPr>
-      <w:r>
-        <w:rPr>
-          <w:b/>
-          <w:bCs/>
-          <w:color w:val="12355B"/>
-          <w:sz w:val="24"/>
-          <w:szCs w:val="24"/>
-        </w:rPr>
-        <w:t xml:space="preserve">Guided Notes (Fill-in)</w:t>
-      </w:r>
-    </w:p>
-    <w:p>
-      <w:pPr>
-        <w:spacing w:after="80"/>
-      </w:pPr>
-      <w:r>
-        <w:rPr>
-          <w:b/>
-          <w:bCs/>
-          <w:sz w:val="21"/>
-          <w:szCs w:val="21"/>
-        </w:rPr>
-        <w:t xml:space="preserve">Notes 1:  </w:t>
-      </w:r>
-      <w:r>
-        <w:rPr>
-          <w:sz w:val="21"/>
-          <w:szCs w:val="21"/>
-        </w:rPr>
-        <w:t xml:space="preserve">Distributive Property</w:t>
-      </w:r>
-    </w:p>
-    <w:p>
-      <w:pPr>
-        <w:spacing w:after="80"/>
-      </w:pPr>
-      <w:r>
-        <w:rPr>
-          <w:b/>
-          <w:bCs/>
-          <w:sz w:val="21"/>
-          <w:szCs w:val="21"/>
-        </w:rPr>
-        <w:t xml:space="preserve">Notes 2:  </w:t>
-      </w:r>
-      <w:r>
-        <w:rPr>
-          <w:sz w:val="21"/>
-          <w:szCs w:val="21"/>
-        </w:rPr>
-        <w:t xml:space="preserve">Factor</w:t>
-      </w:r>
-    </w:p>
-    <w:p>
-      <w:pPr>
-        <w:spacing w:after="80"/>
-      </w:pPr>
-      <w:r>
-        <w:rPr>
-          <w:b/>
-          <w:bCs/>
-          <w:sz w:val="21"/>
-          <w:szCs w:val="21"/>
-        </w:rPr>
-        <w:t xml:space="preserve">Notes 3:  </w:t>
-      </w:r>
-      <w:r>
-        <w:rPr>
-          <w:sz w:val="21"/>
-          <w:szCs w:val="21"/>
-        </w:rPr>
-        <w:t xml:space="preserve">Expand</w:t>
-      </w:r>
-    </w:p>
-    <w:p>
-      <w:pPr>
-        <w:spacing w:after="80"/>
-      </w:pPr>
-      <w:r>
-        <w:rPr>
-          <w:b/>
-          <w:bCs/>
-          <w:sz w:val="21"/>
-          <w:szCs w:val="21"/>
-        </w:rPr>
-        <w:t xml:space="preserve">Notes 4:  </w:t>
-      </w:r>
-      <w:r>
-        <w:rPr>
-          <w:sz w:val="21"/>
-          <w:szCs w:val="21"/>
-        </w:rPr>
-        <w:t xml:space="preserve">Equivalent</w:t>
-      </w:r>
-    </w:p>
-    <w:p>
-      <w:pPr>
-        <w:spacing w:after="80"/>
-      </w:pPr>
-      <w:r>
-        <w:rPr>
-          <w:b/>
-          <w:bCs/>
-          <w:sz w:val="21"/>
-          <w:szCs w:val="21"/>
-        </w:rPr>
-        <w:t xml:space="preserve">Notes 5:  </w:t>
-      </w:r>
-      <w:r>
-        <w:rPr>
-          <w:sz w:val="21"/>
-          <w:szCs w:val="21"/>
-        </w:rPr>
-        <w:t xml:space="preserve">Coefficient</w:t>
-      </w:r>
-    </w:p>
-    <w:p>
-      <w:pPr>
-        <w:spacing w:after="80"/>
-      </w:pPr>
-      <w:r>
-        <w:rPr>
-          <w:b/>
-          <w:bCs/>
-          <w:sz w:val="21"/>
-          <w:szCs w:val="21"/>
-        </w:rPr>
-        <w:t xml:space="preserve">Notes 6:  </w:t>
-      </w:r>
-      <w:r>
-        <w:rPr>
-          <w:sz w:val="21"/>
-          <w:szCs w:val="21"/>
-        </w:rPr>
-        <w:t xml:space="preserve">Like terms</w:t>
-      </w:r>
-    </w:p>
-    <w:p>
-      <w:pPr>
-        <w:pStyle w:val="Heading2"/>
-        <w:spacing w:after="80" w:before="180"/>
-      </w:pPr>
-      <w:r>
-        <w:rPr>
-          <w:b/>
-          <w:bCs/>
-          <w:color w:val="12355B"/>
-          <w:sz w:val="24"/>
-          <w:szCs w:val="24"/>
-        </w:rPr>
-        <w:t xml:space="preserve">Worked Notes (I Do / We Do)</w:t>
-      </w:r>
-    </w:p>
-    <w:p>
-      <w:pPr>
-        <w:spacing w:after="80"/>
-      </w:pPr>
-      <w:r>
-        <w:rPr>
-          <w:b/>
-          <w:bCs/>
-          <w:sz w:val="21"/>
-          <w:szCs w:val="21"/>
-        </w:rPr>
-        <w:t xml:space="preserve">I Do:  </w:t>
-      </w:r>
-      <w:r>
-        <w:rPr>
-          <w:sz w:val="21"/>
-          <w:szCs w:val="21"/>
-        </w:rPr>
-        <w:t xml:space="preserve">A. 6n + 18</w:t>
-      </w:r>
-    </w:p>
-    <w:p>
-      <w:pPr>
-        <w:spacing w:after="80"/>
-      </w:pPr>
-      <w:r>
-        <w:rPr>
-          <w:b/>
-          <w:bCs/>
-          <w:sz w:val="21"/>
-          <w:szCs w:val="21"/>
-        </w:rPr>
-        <w:t xml:space="preserve">We Do:  </w:t>
-      </w:r>
-      <w:r>
-        <w:rPr>
-          <w:sz w:val="21"/>
-          <w:szCs w:val="21"/>
-        </w:rPr>
-        <w:t xml:space="preserve">A. 12</w:t>
-      </w:r>
-    </w:p>
-    <w:p>
-      <w:pPr>
-        <w:pStyle w:val="Heading2"/>
-        <w:spacing w:after="80" w:before="180"/>
-      </w:pPr>
-      <w:r>
-        <w:rPr>
-          <w:b/>
-          <w:bCs/>
-          <w:color w:val="12355B"/>
-          <w:sz w:val="24"/>
-          <w:szCs w:val="24"/>
-        </w:rPr>
-        <w:t xml:space="preserve">Independent Practice</w:t>
-      </w:r>
-    </w:p>
-    <w:p>
-      <w:pPr>
-        <w:spacing w:after="80"/>
-      </w:pPr>
-      <w:r>
-        <w:rPr>
-          <w:b/>
-          <w:bCs/>
-          <w:sz w:val="21"/>
-          <w:szCs w:val="21"/>
-        </w:rPr>
-        <w:t xml:space="preserve">1.  </w:t>
-      </w:r>
-      <w:r>
-        <w:rPr>
-          <w:sz w:val="21"/>
-          <w:szCs w:val="21"/>
-        </w:rPr>
-        <w:t xml:space="preserve">A)  3x + 12</w:t>
-      </w:r>
-      <w:r>
-        <w:rPr>
-          <w:i/>
-          <w:iCs/>
-          <w:color w:val="5F6F80"/>
-          <w:sz w:val="19"/>
-          <w:szCs w:val="19"/>
-        </w:rPr>
-        <w:t xml:space="preserve">  — 3(x + 4) = 3 × x + 3 × 4 = 3x + 12.</w:t>
-      </w:r>
-    </w:p>
-    <w:p>
-      <w:pPr>
-        <w:spacing w:after="80"/>
-      </w:pPr>
-      <w:r>
-        <w:rPr>
-          <w:b/>
-          <w:bCs/>
-          <w:sz w:val="21"/>
-          <w:szCs w:val="21"/>
-        </w:rPr>
-        <w:t xml:space="preserve">2.  </w:t>
-      </w:r>
-      <w:r>
-        <w:rPr>
-          <w:sz w:val="21"/>
-          <w:szCs w:val="21"/>
-        </w:rPr>
-        <w:t xml:space="preserve">A)  Both b and c</w:t>
-      </w:r>
-      <w:r>
-        <w:rPr>
-          <w:i/>
-          <w:iCs/>
-          <w:color w:val="5F6F80"/>
-          <w:sz w:val="19"/>
-          <w:szCs w:val="19"/>
-        </w:rPr>
-        <w:t xml:space="preserve">  — The distributive property says a(b + c) = ab + ac. You multiply the outside factor by EACH term inside the parentheses.</w:t>
-      </w:r>
-    </w:p>
-    <w:p>
-      <w:pPr>
-        <w:spacing w:after="80"/>
-      </w:pPr>
-      <w:r>
-        <w:rPr>
-          <w:b/>
-          <w:bCs/>
-          <w:sz w:val="21"/>
-          <w:szCs w:val="21"/>
-        </w:rPr>
-        <w:t xml:space="preserve">3.  </w:t>
-      </w:r>
-      <w:r>
-        <w:rPr>
-          <w:sz w:val="21"/>
-          <w:szCs w:val="21"/>
-        </w:rPr>
-        <w:t xml:space="preserve">A)  3x + 12</w:t>
-      </w:r>
-      <w:r>
-        <w:rPr>
-          <w:i/>
-          <w:iCs/>
-          <w:color w:val="5F6F80"/>
-          <w:sz w:val="19"/>
-          <w:szCs w:val="19"/>
-        </w:rPr>
-        <w:t xml:space="preserve">  — Distribute the 3 to each term: 3 × x + 3 × 4 = 3x + 12.</w:t>
-      </w:r>
-    </w:p>
-    <w:p>
-      <w:pPr>
-        <w:spacing w:after="80"/>
-      </w:pPr>
-      <w:r>
-        <w:rPr>
-          <w:b/>
-          <w:bCs/>
-          <w:sz w:val="21"/>
-          <w:szCs w:val="21"/>
-        </w:rPr>
-        <w:t xml:space="preserve">4.  </w:t>
-      </w:r>
-      <w:r>
-        <w:rPr>
-          <w:sz w:val="21"/>
-          <w:szCs w:val="21"/>
-        </w:rPr>
-        <w:t xml:space="preserve">A)  10 + 5n</w:t>
-      </w:r>
-      <w:r>
-        <w:rPr>
-          <w:i/>
-          <w:iCs/>
-          <w:color w:val="5F6F80"/>
-          <w:sz w:val="19"/>
-          <w:szCs w:val="19"/>
-        </w:rPr>
-        <w:t xml:space="preserve">  — Distribute the 5 to each term: 5 × 2 + 5 × n = 10 + 5n.</w:t>
-      </w:r>
-    </w:p>
-    <w:p>
-      <w:pPr>
-        <w:pStyle w:val="Heading2"/>
-        <w:spacing w:after="80" w:before="180"/>
-      </w:pPr>
-      <w:r>
-        <w:rPr>
-          <w:b/>
-          <w:bCs/>
-          <w:color w:val="12355B"/>
-          <w:sz w:val="24"/>
-          <w:szCs w:val="24"/>
-        </w:rPr>
-        <w:t xml:space="preserve">Exit Ticket</w:t>
-      </w:r>
-    </w:p>
-    <w:p>
-      <w:pPr>
-        <w:spacing w:after="80"/>
-      </w:pPr>
-      <w:r>
-        <w:rPr>
-          <w:sz w:val="21"/>
-          <w:szCs w:val="21"/>
-        </w:rPr>
-        <w:t xml:space="preserve">A)  7x + 21</w:t>
-      </w:r>
-      <w:r>
-        <w:rPr>
-          <w:i/>
-          <w:iCs/>
-          <w:color w:val="5F6F80"/>
-          <w:sz w:val="19"/>
-          <w:szCs w:val="19"/>
-        </w:rPr>
-        <w:t xml:space="preserve">  — 7(x + 3) = 7 × x + 7 × 3 = 7x + 21.</w:t>
       </w:r>
     </w:p>
     <w:sectPr>

--- a/lessons/6-5/downloads/6-5-notes.docx
+++ b/lessons/6-5/downloads/6-5-notes.docx
@@ -14,7 +14,7 @@
           <w:sz w:val="18"/>
           <w:szCs w:val="18"/>
         </w:rPr>
-        <w:t xml:space="preserve">UNIT 6  ·  LESSON 5      STANDARD 6.EE.3</w:t>
+        <w:t xml:space="preserve">UNIT 6  ·  LESSON 5      STANDARD 6.AT.7</w:t>
       </w:r>
     </w:p>
     <w:p>
@@ -2431,7 +2431,7 @@
           <w:sz w:val="21"/>
           <w:szCs w:val="21"/>
         </w:rPr>
-        <w:t xml:space="preserve">Start with:  I distribute the 5 to ___ and ___, so 5(2x + 4) = ___.</w:t>
+        <w:t xml:space="preserve">Start with:  When a problem felt tricky, I ___ so that ___.</w:t>
       </w:r>
       <w:r>
         <w:rPr>
@@ -2442,7 +2442,7 @@
           <w:szCs w:val="19"/>
         </w:rPr>
         <w:br/>
-        <w:t xml:space="preserve">Distribuyo el 5 a ___ y ___, así 5(2x + 4) = ___.</w:t>
+        <w:t xml:space="preserve">Cuando un problema fue difícil, yo ___ para que ___.</w:t>
       </w:r>
     </w:p>
     <w:p>
@@ -2527,6 +2527,32 @@
           <w:szCs w:val="19"/>
         </w:rPr>
         <w:t xml:space="preserve">Solve each problem. Show your thinking in the work box.</w:t>
+      </w:r>
+    </w:p>
+    <w:p>
+      <w:pPr>
+        <w:pStyle w:val="Heading2"/>
+        <w:spacing w:after="80" w:before="180"/>
+      </w:pPr>
+      <w:r>
+        <w:rPr>
+          <w:b/>
+          <w:bCs/>
+          <w:color w:val="12355B"/>
+          <w:sz w:val="24"/>
+          <w:szCs w:val="24"/>
+        </w:rPr>
+        <w:t xml:space="preserve">Level 1 Support</w:t>
+      </w:r>
+      <w:r>
+        <w:rPr>
+          <w:i/>
+          <w:iCs/>
+          <w:color w:val="1FA6A2"/>
+          <w:sz w:val="19"/>
+          <w:szCs w:val="19"/>
+        </w:rPr>
+        <w:t xml:space="preserve">   extra scaffolding</w:t>
       </w:r>
     </w:p>
     <w:p>
@@ -2734,266 +2760,6 @@
           <w:szCs w:val="20"/>
         </w:rPr>
         <w:t xml:space="preserve">D)  b + c first, then multiply</w:t>
-      </w:r>
-    </w:p>
-    <w:p>
-      <w:pPr>
-        <w:spacing w:after="20"/>
-      </w:pPr>
-      <w:r>
-        <w:t xml:space="preserve"/>
-      </w:r>
-    </w:p>
-    <w:tbl>
-      <w:tblPr>
-        <w:tblW w:type="pct" w:w="100%"/>
-        <w:tblBorders>
-          <w:top w:val="single" w:color="C7D2DD" w:sz="6"/>
-          <w:left w:val="single" w:color="C7D2DD" w:sz="6"/>
-          <w:bottom w:val="single" w:color="C7D2DD" w:sz="6"/>
-          <w:right w:val="single" w:color="C7D2DD" w:sz="6"/>
-          <w:insideH w:val="single" w:color="auto" w:sz="4"/>
-          <w:insideV w:val="single" w:color="auto" w:sz="4"/>
-        </w:tblBorders>
-      </w:tblPr>
-      <w:tblGrid>
-        <w:gridCol w:w="100"/>
-      </w:tblGrid>
-      <w:tr>
-        <w:tc>
-          <w:tcPr>
-            <w:shd w:fill="FBF3E2" w:color="auto" w:val="clear"/>
-            <w:tcMar>
-              <w:top w:type="dxa" w:w="60"/>
-              <w:left w:type="dxa" w:w="120"/>
-              <w:bottom w:type="dxa" w:w="60"/>
-              <w:right w:type="dxa" w:w="120"/>
-            </w:tcMar>
-          </w:tcPr>
-          <w:p>
-            <w:pPr>
-              <w:spacing w:after="0" w:line="320"/>
-            </w:pPr>
-            <w:r>
-              <w:t xml:space="preserve"/>
-            </w:r>
-          </w:p>
-          <w:p>
-            <w:pPr>
-              <w:spacing w:after="0" w:line="320"/>
-            </w:pPr>
-            <w:r>
-              <w:t xml:space="preserve"/>
-            </w:r>
-          </w:p>
-        </w:tc>
-      </w:tr>
-    </w:tbl>
-    <w:p>
-      <w:pPr>
-        <w:keepNext/>
-        <w:spacing w:after="60" w:before="160"/>
-      </w:pPr>
-      <w:r>
-        <w:rPr>
-          <w:b/>
-          <w:bCs/>
-          <w:color w:val="12355B"/>
-          <w:sz w:val="22"/>
-          <w:szCs w:val="22"/>
-        </w:rPr>
-        <w:t xml:space="preserve">3.  </w:t>
-      </w:r>
-      <w:r>
-        <w:rPr>
-          <w:b/>
-          <w:bCs/>
-          <w:sz w:val="21"/>
-          <w:szCs w:val="21"/>
-        </w:rPr>
-        <w:t xml:space="preserve">Light Cue 1: Expand 3(x + 4) for the stage-light controller.</w:t>
-      </w:r>
-    </w:p>
-    <w:p>
-      <w:pPr>
-        <w:spacing w:after="40"/>
-        <w:ind w:left="420"/>
-      </w:pPr>
-      <w:r>
-        <w:rPr>
-          <w:sz w:val="20"/>
-          <w:szCs w:val="20"/>
-        </w:rPr>
-        <w:t xml:space="preserve">A)  3x + 12</w:t>
-      </w:r>
-    </w:p>
-    <w:p>
-      <w:pPr>
-        <w:spacing w:after="40"/>
-        <w:ind w:left="420"/>
-      </w:pPr>
-      <w:r>
-        <w:rPr>
-          <w:sz w:val="20"/>
-          <w:szCs w:val="20"/>
-        </w:rPr>
-        <w:t xml:space="preserve">B)  3x + 4</w:t>
-      </w:r>
-    </w:p>
-    <w:p>
-      <w:pPr>
-        <w:spacing w:after="40"/>
-        <w:ind w:left="420"/>
-      </w:pPr>
-      <w:r>
-        <w:rPr>
-          <w:sz w:val="20"/>
-          <w:szCs w:val="20"/>
-        </w:rPr>
-        <w:t xml:space="preserve">C)  x + 12</w:t>
-      </w:r>
-    </w:p>
-    <w:p>
-      <w:pPr>
-        <w:spacing w:after="40"/>
-        <w:ind w:left="420"/>
-      </w:pPr>
-      <w:r>
-        <w:rPr>
-          <w:sz w:val="20"/>
-          <w:szCs w:val="20"/>
-        </w:rPr>
-        <w:t xml:space="preserve">D)  3x + 7</w:t>
-      </w:r>
-    </w:p>
-    <w:p>
-      <w:pPr>
-        <w:spacing w:after="20"/>
-      </w:pPr>
-      <w:r>
-        <w:t xml:space="preserve"/>
-      </w:r>
-    </w:p>
-    <w:tbl>
-      <w:tblPr>
-        <w:tblW w:type="pct" w:w="100%"/>
-        <w:tblBorders>
-          <w:top w:val="single" w:color="C7D2DD" w:sz="6"/>
-          <w:left w:val="single" w:color="C7D2DD" w:sz="6"/>
-          <w:bottom w:val="single" w:color="C7D2DD" w:sz="6"/>
-          <w:right w:val="single" w:color="C7D2DD" w:sz="6"/>
-          <w:insideH w:val="single" w:color="auto" w:sz="4"/>
-          <w:insideV w:val="single" w:color="auto" w:sz="4"/>
-        </w:tblBorders>
-      </w:tblPr>
-      <w:tblGrid>
-        <w:gridCol w:w="100"/>
-      </w:tblGrid>
-      <w:tr>
-        <w:tc>
-          <w:tcPr>
-            <w:shd w:fill="FBF3E2" w:color="auto" w:val="clear"/>
-            <w:tcMar>
-              <w:top w:type="dxa" w:w="60"/>
-              <w:left w:type="dxa" w:w="120"/>
-              <w:bottom w:type="dxa" w:w="60"/>
-              <w:right w:type="dxa" w:w="120"/>
-            </w:tcMar>
-          </w:tcPr>
-          <w:p>
-            <w:pPr>
-              <w:spacing w:after="0" w:line="320"/>
-            </w:pPr>
-            <w:r>
-              <w:t xml:space="preserve"/>
-            </w:r>
-          </w:p>
-          <w:p>
-            <w:pPr>
-              <w:spacing w:after="0" w:line="320"/>
-            </w:pPr>
-            <w:r>
-              <w:t xml:space="preserve"/>
-            </w:r>
-          </w:p>
-        </w:tc>
-      </w:tr>
-    </w:tbl>
-    <w:p>
-      <w:pPr>
-        <w:keepNext/>
-        <w:spacing w:after="60" w:before="160"/>
-      </w:pPr>
-      <w:r>
-        <w:rPr>
-          <w:b/>
-          <w:bCs/>
-          <w:color w:val="12355B"/>
-          <w:sz w:val="22"/>
-          <w:szCs w:val="22"/>
-        </w:rPr>
-        <w:t xml:space="preserve">4.  </w:t>
-      </w:r>
-      <w:r>
-        <w:rPr>
-          <w:b/>
-          <w:bCs/>
-          <w:sz w:val="21"/>
-          <w:szCs w:val="21"/>
-        </w:rPr>
-        <w:t xml:space="preserve">Light Cue 2: Expand 5(2 + n) to set two spotlight banks.</w:t>
-      </w:r>
-    </w:p>
-    <w:p>
-      <w:pPr>
-        <w:spacing w:after="40"/>
-        <w:ind w:left="420"/>
-      </w:pPr>
-      <w:r>
-        <w:rPr>
-          <w:sz w:val="20"/>
-          <w:szCs w:val="20"/>
-        </w:rPr>
-        <w:t xml:space="preserve">A)  10 + 5n</w:t>
-      </w:r>
-    </w:p>
-    <w:p>
-      <w:pPr>
-        <w:spacing w:after="40"/>
-        <w:ind w:left="420"/>
-      </w:pPr>
-      <w:r>
-        <w:rPr>
-          <w:sz w:val="20"/>
-          <w:szCs w:val="20"/>
-        </w:rPr>
-        <w:t xml:space="preserve">B)  10 + n</w:t>
-      </w:r>
-    </w:p>
-    <w:p>
-      <w:pPr>
-        <w:spacing w:after="40"/>
-        <w:ind w:left="420"/>
-      </w:pPr>
-      <w:r>
-        <w:rPr>
-          <w:sz w:val="20"/>
-          <w:szCs w:val="20"/>
-        </w:rPr>
-        <w:t xml:space="preserve">C)  7 + 5n</w:t>
-      </w:r>
-    </w:p>
-    <w:p>
-      <w:pPr>
-        <w:spacing w:after="40"/>
-        <w:ind w:left="420"/>
-      </w:pPr>
-      <w:r>
-        <w:rPr>
-          <w:sz w:val="20"/>
-          <w:szCs w:val="20"/>
-        </w:rPr>
-        <w:t xml:space="preserve">D)  10 + 5</w:t>
       </w:r>
     </w:p>
     <w:p>

--- a/lessons/6-5/downloads/6-5-notes.docx
+++ b/lessons/6-5/downloads/6-5-notes.docx
@@ -1404,6 +1404,1302 @@
           <w:szCs w:val="22"/>
         </w:rPr>
         <w:t xml:space="preserve">Terms with the same variable part are ___.</w:t>
+      </w:r>
+    </w:p>
+    <w:p>
+      <w:pPr>
+        <w:pStyle w:val="Heading1"/>
+        <w:pageBreakBefore/>
+        <w:pBdr>
+          <w:bottom w:val="single" w:color="1FA6A2" w:sz="14" w:space="6"/>
+        </w:pBdr>
+        <w:spacing w:after="140" w:before="0"/>
+      </w:pPr>
+      <w:r>
+        <w:rPr>
+          <w:b/>
+          <w:bCs/>
+          <w:color w:val="12355B"/>
+          <w:sz w:val="30"/>
+          <w:szCs w:val="30"/>
+        </w:rPr>
+        <w:t xml:space="preserve">Write About the Math</w:t>
+      </w:r>
+    </w:p>
+    <w:p>
+      <w:pPr>
+        <w:spacing w:after="100"/>
+      </w:pPr>
+      <w:r>
+        <w:rPr>
+          <w:i/>
+          <w:iCs/>
+          <w:color w:val="5F6F80"/>
+          <w:sz w:val="19"/>
+          <w:szCs w:val="19"/>
+        </w:rPr>
+        <w:t xml:space="preserve">Use the support level you need. Every level answers the same math question.</w:t>
+      </w:r>
+    </w:p>
+    <w:p>
+      <w:pPr>
+        <w:pStyle w:val="Heading2"/>
+        <w:spacing w:after="80" w:before="180"/>
+      </w:pPr>
+      <w:r>
+        <w:rPr>
+          <w:b/>
+          <w:bCs/>
+          <w:color w:val="12355B"/>
+          <w:sz w:val="24"/>
+          <w:szCs w:val="24"/>
+        </w:rPr>
+        <w:t xml:space="preserve">1. Understand the Question</w:t>
+      </w:r>
+      <w:r>
+        <w:rPr>
+          <w:i/>
+          <w:iCs/>
+          <w:color w:val="B97A12"/>
+          <w:sz w:val="19"/>
+          <w:szCs w:val="19"/>
+        </w:rPr>
+        <w:t xml:space="preserve">   explain</w:t>
+      </w:r>
+    </w:p>
+    <w:tbl>
+      <w:tblPr>
+        <w:tblW w:type="pct" w:w="100%"/>
+        <w:tblBorders>
+          <w:top w:val="single" w:color="1FA6A2" w:sz="8"/>
+          <w:left w:val="single" w:color="1FA6A2" w:sz="8"/>
+          <w:bottom w:val="single" w:color="1FA6A2" w:sz="8"/>
+          <w:right w:val="single" w:color="1FA6A2" w:sz="8"/>
+          <w:insideH w:val="single" w:color="auto" w:sz="4"/>
+          <w:insideV w:val="single" w:color="auto" w:sz="4"/>
+        </w:tblBorders>
+      </w:tblPr>
+      <w:tblGrid>
+        <w:gridCol w:w="100"/>
+      </w:tblGrid>
+      <w:tr>
+        <w:tc>
+          <w:tcPr>
+            <w:shd w:fill="E6F4F3" w:color="auto" w:val="clear"/>
+            <w:tcMar>
+              <w:top w:type="dxa" w:w="120"/>
+              <w:left w:type="dxa" w:w="180"/>
+              <w:bottom w:type="dxa" w:w="120"/>
+              <w:right w:type="dxa" w:w="180"/>
+            </w:tcMar>
+          </w:tcPr>
+          <w:p>
+            <w:pPr>
+              <w:spacing w:after="60"/>
+            </w:pPr>
+            <w:r>
+              <w:rPr>
+                <w:color w:val="1A2733"/>
+                <w:sz w:val="21"/>
+                <w:szCs w:val="21"/>
+              </w:rPr>
+              <w:t xml:space="preserve">When you expand 5(2x + 4), why must the 5 multiply BOTH terms inside the parentheses?</w:t>
+            </w:r>
+          </w:p>
+          <w:p>
+            <w:pPr>
+              <w:spacing w:after="0"/>
+            </w:pPr>
+            <w:r>
+              <w:rPr>
+                <w:b/>
+                <w:bCs/>
+                <w:color w:val="12355B"/>
+                <w:sz w:val="20"/>
+                <w:szCs w:val="20"/>
+              </w:rPr>
+              <w:t xml:space="preserve">Your job:  </w:t>
+            </w:r>
+            <w:r>
+              <w:rPr>
+                <w:sz w:val="20"/>
+                <w:szCs w:val="20"/>
+              </w:rPr>
+              <w:t xml:space="preserve">Answer the question. Use math evidence. Explain how the evidence proves your answer.</w:t>
+            </w:r>
+            <w:r>
+              <w:rPr>
+                <w:i/>
+                <w:iCs/>
+                <w:color w:val="5F6F80"/>
+                <w:sz w:val="18"/>
+                <w:szCs w:val="18"/>
+              </w:rPr>
+              <w:br/>
+              <w:t xml:space="preserve">Responde la pregunta. Usa evidencia matemática. Explica cómo la evidencia demuestra tu respuesta.</w:t>
+            </w:r>
+          </w:p>
+        </w:tc>
+      </w:tr>
+    </w:tbl>
+    <w:p>
+      <w:pPr>
+        <w:pStyle w:val="Heading2"/>
+        <w:spacing w:after="80" w:before="180"/>
+      </w:pPr>
+      <w:r>
+        <w:rPr>
+          <w:b/>
+          <w:bCs/>
+          <w:color w:val="12355B"/>
+          <w:sz w:val="24"/>
+          <w:szCs w:val="24"/>
+        </w:rPr>
+        <w:t xml:space="preserve">2. Plan Your Math Words</w:t>
+      </w:r>
+      <w:r>
+        <w:rPr>
+          <w:i/>
+          <w:iCs/>
+          <w:color w:val="1FA6A2"/>
+          <w:sz w:val="19"/>
+          <w:szCs w:val="19"/>
+        </w:rPr>
+        <w:t xml:space="preserve">   check at least two</w:t>
+      </w:r>
+    </w:p>
+    <w:p>
+      <w:pPr>
+        <w:spacing w:after="60"/>
+      </w:pPr>
+      <w:r>
+        <w:rPr>
+          <w:b/>
+          <w:bCs/>
+          <w:color w:val="1FA6A2"/>
+          <w:sz w:val="22"/>
+          <w:szCs w:val="22"/>
+        </w:rPr>
+        <w:t xml:space="preserve">☐  </w:t>
+      </w:r>
+      <w:r>
+        <w:rPr>
+          <w:b/>
+          <w:bCs/>
+          <w:color w:val="12355B"/>
+          <w:sz w:val="20"/>
+          <w:szCs w:val="20"/>
+        </w:rPr>
+        <w:t xml:space="preserve">Distributive Property — </w:t>
+      </w:r>
+      <w:r>
+        <w:rPr>
+          <w:sz w:val="20"/>
+          <w:szCs w:val="20"/>
+        </w:rPr>
+        <w:t xml:space="preserve">Multiplying a number by everything inside the parentheses: a(b + c) = ab + ac.</w:t>
+      </w:r>
+      <w:r>
+        <w:rPr>
+          <w:i/>
+          <w:iCs/>
+          <w:color w:val="5F6F80"/>
+          <w:sz w:val="18"/>
+          <w:szCs w:val="18"/>
+        </w:rPr>
+        <w:br/>
+        <w:t xml:space="preserve">Propiedad distributiva — Multiplicar un número por todo lo que está dentro del paréntesis: a(b + c) = ab + ac.</w:t>
+      </w:r>
+    </w:p>
+    <w:p>
+      <w:pPr>
+        <w:spacing w:after="60"/>
+      </w:pPr>
+      <w:r>
+        <w:rPr>
+          <w:b/>
+          <w:bCs/>
+          <w:color w:val="1FA6A2"/>
+          <w:sz w:val="22"/>
+          <w:szCs w:val="22"/>
+        </w:rPr>
+        <w:t xml:space="preserve">☐  </w:t>
+      </w:r>
+      <w:r>
+        <w:rPr>
+          <w:b/>
+          <w:bCs/>
+          <w:color w:val="12355B"/>
+          <w:sz w:val="20"/>
+          <w:szCs w:val="20"/>
+        </w:rPr>
+        <w:t xml:space="preserve">Factor — </w:t>
+      </w:r>
+      <w:r>
+        <w:rPr>
+          <w:sz w:val="20"/>
+          <w:szCs w:val="20"/>
+        </w:rPr>
+        <w:t xml:space="preserve">A number that gets multiplied by another number.</w:t>
+      </w:r>
+      <w:r>
+        <w:rPr>
+          <w:i/>
+          <w:iCs/>
+          <w:color w:val="5F6F80"/>
+          <w:sz w:val="18"/>
+          <w:szCs w:val="18"/>
+        </w:rPr>
+        <w:br/>
+        <w:t xml:space="preserve">Factor — Un número que se multiplica por otro número.</w:t>
+      </w:r>
+    </w:p>
+    <w:p>
+      <w:pPr>
+        <w:spacing w:after="60"/>
+      </w:pPr>
+      <w:r>
+        <w:rPr>
+          <w:b/>
+          <w:bCs/>
+          <w:color w:val="1FA6A2"/>
+          <w:sz w:val="22"/>
+          <w:szCs w:val="22"/>
+        </w:rPr>
+        <w:t xml:space="preserve">☐  </w:t>
+      </w:r>
+      <w:r>
+        <w:rPr>
+          <w:b/>
+          <w:bCs/>
+          <w:color w:val="12355B"/>
+          <w:sz w:val="20"/>
+          <w:szCs w:val="20"/>
+        </w:rPr>
+        <w:t xml:space="preserve">Expand — </w:t>
+      </w:r>
+      <w:r>
+        <w:rPr>
+          <w:sz w:val="20"/>
+          <w:szCs w:val="20"/>
+        </w:rPr>
+        <w:t xml:space="preserve">To multiply out the parentheses in an expression.</w:t>
+      </w:r>
+      <w:r>
+        <w:rPr>
+          <w:i/>
+          <w:iCs/>
+          <w:color w:val="5F6F80"/>
+          <w:sz w:val="18"/>
+          <w:szCs w:val="18"/>
+        </w:rPr>
+        <w:br/>
+        <w:t xml:space="preserve">Desarrollar — Multiplicar lo que está dentro del paréntesis en una expresión.</w:t>
+      </w:r>
+    </w:p>
+    <w:p>
+      <w:pPr>
+        <w:spacing w:after="60"/>
+      </w:pPr>
+      <w:r>
+        <w:rPr>
+          <w:b/>
+          <w:bCs/>
+          <w:color w:val="1FA6A2"/>
+          <w:sz w:val="22"/>
+          <w:szCs w:val="22"/>
+        </w:rPr>
+        <w:t xml:space="preserve">☐  </w:t>
+      </w:r>
+      <w:r>
+        <w:rPr>
+          <w:b/>
+          <w:bCs/>
+          <w:color w:val="12355B"/>
+          <w:sz w:val="20"/>
+          <w:szCs w:val="20"/>
+        </w:rPr>
+        <w:t xml:space="preserve">Equivalent — </w:t>
+      </w:r>
+      <w:r>
+        <w:rPr>
+          <w:sz w:val="20"/>
+          <w:szCs w:val="20"/>
+        </w:rPr>
+        <w:t xml:space="preserve">Expressions that always have the same value.</w:t>
+      </w:r>
+      <w:r>
+        <w:rPr>
+          <w:i/>
+          <w:iCs/>
+          <w:color w:val="5F6F80"/>
+          <w:sz w:val="18"/>
+          <w:szCs w:val="18"/>
+        </w:rPr>
+        <w:br/>
+        <w:t xml:space="preserve">Equivalente — Expresiones que siempre tienen el mismo valor.</w:t>
+      </w:r>
+    </w:p>
+    <w:p>
+      <w:pPr>
+        <w:spacing w:after="60"/>
+      </w:pPr>
+      <w:r>
+        <w:rPr>
+          <w:b/>
+          <w:bCs/>
+          <w:color w:val="1FA6A2"/>
+          <w:sz w:val="22"/>
+          <w:szCs w:val="22"/>
+        </w:rPr>
+        <w:t xml:space="preserve">☐  </w:t>
+      </w:r>
+      <w:r>
+        <w:rPr>
+          <w:b/>
+          <w:bCs/>
+          <w:color w:val="12355B"/>
+          <w:sz w:val="20"/>
+          <w:szCs w:val="20"/>
+        </w:rPr>
+        <w:t xml:space="preserve">Coefficient — </w:t>
+      </w:r>
+      <w:r>
+        <w:rPr>
+          <w:sz w:val="20"/>
+          <w:szCs w:val="20"/>
+        </w:rPr>
+        <w:t xml:space="preserve">The number in front of a letter, like the 3 in 3x.</w:t>
+      </w:r>
+      <w:r>
+        <w:rPr>
+          <w:i/>
+          <w:iCs/>
+          <w:color w:val="5F6F80"/>
+          <w:sz w:val="18"/>
+          <w:szCs w:val="18"/>
+        </w:rPr>
+        <w:br/>
+        <w:t xml:space="preserve">Coeficiente — El número frente a una letra, como el 3 en 3x.</w:t>
+      </w:r>
+    </w:p>
+    <w:tbl>
+      <w:tblPr>
+        <w:tblW w:type="pct" w:w="100%"/>
+        <w:tblBorders>
+          <w:top w:val="single" w:color="1FA6A2" w:sz="8"/>
+          <w:left w:val="single" w:color="1FA6A2" w:sz="8"/>
+          <w:bottom w:val="single" w:color="1FA6A2" w:sz="8"/>
+          <w:right w:val="single" w:color="1FA6A2" w:sz="8"/>
+          <w:insideH w:val="single" w:color="auto" w:sz="4"/>
+          <w:insideV w:val="single" w:color="auto" w:sz="4"/>
+        </w:tblBorders>
+      </w:tblPr>
+      <w:tblGrid>
+        <w:gridCol w:w="100"/>
+      </w:tblGrid>
+      <w:tr>
+        <w:tc>
+          <w:tcPr>
+            <w:shd w:fill="F7FFFD" w:color="auto" w:val="clear"/>
+            <w:tcMar>
+              <w:top w:type="dxa" w:w="120"/>
+              <w:left w:type="dxa" w:w="180"/>
+              <w:bottom w:type="dxa" w:w="120"/>
+              <w:right w:type="dxa" w:w="180"/>
+            </w:tcMar>
+          </w:tcPr>
+          <w:p>
+            <w:pPr>
+              <w:spacing w:after="50"/>
+            </w:pPr>
+            <w:r>
+              <w:rPr>
+                <w:b/>
+                <w:bCs/>
+                <w:color w:val="1FA6A2"/>
+                <w:sz w:val="20"/>
+                <w:szCs w:val="20"/>
+              </w:rPr>
+              <w:t xml:space="preserve">Say it first:  </w:t>
+            </w:r>
+            <w:r>
+              <w:rPr>
+                <w:sz w:val="20"/>
+                <w:szCs w:val="20"/>
+              </w:rPr>
+              <w:t xml:space="preserve">Say your idea to a partner or quietly to yourself before you write.</w:t>
+            </w:r>
+          </w:p>
+          <w:p>
+            <w:pPr>
+              <w:spacing w:after="60"/>
+            </w:pPr>
+            <w:r>
+              <w:rPr>
+                <w:color w:val="1A2733"/>
+                <w:sz w:val="21"/>
+                <w:szCs w:val="21"/>
+              </w:rPr>
+              <w:t xml:space="preserve">I distribute the 5 to ___ and ___, so 5(2x + 4) = ___.</w:t>
+            </w:r>
+            <w:r>
+              <w:rPr>
+                <w:i/>
+                <w:iCs/>
+                <w:color w:val="5F6F80"/>
+                <w:sz w:val="19"/>
+                <w:szCs w:val="19"/>
+              </w:rPr>
+              <w:br/>
+              <w:t xml:space="preserve">Distribuyo el 5 a ___ y ___, así 5(2x + 4) = ___.</w:t>
+            </w:r>
+          </w:p>
+        </w:tc>
+      </w:tr>
+    </w:tbl>
+    <w:p>
+      <w:pPr>
+        <w:pStyle w:val="Heading2"/>
+        <w:spacing w:after="80" w:before="180"/>
+      </w:pPr>
+      <w:r>
+        <w:rPr>
+          <w:b/>
+          <w:bCs/>
+          <w:color w:val="12355B"/>
+          <w:sz w:val="24"/>
+          <w:szCs w:val="24"/>
+        </w:rPr>
+        <w:t xml:space="preserve">3. Build Your Explanation</w:t>
+      </w:r>
+      <w:r>
+        <w:rPr>
+          <w:i/>
+          <w:iCs/>
+          <w:color w:val="B97A12"/>
+          <w:sz w:val="19"/>
+          <w:szCs w:val="19"/>
+        </w:rPr>
+        <w:t xml:space="preserve">   choose your support</w:t>
+      </w:r>
+    </w:p>
+    <w:tbl>
+      <w:tblPr>
+        <w:tblW w:type="pct" w:w="100%"/>
+        <w:tblBorders>
+          <w:top w:val="single" w:color="BBD0DE" w:sz="8"/>
+          <w:left w:val="single" w:color="BBD0DE" w:sz="8"/>
+          <w:bottom w:val="single" w:color="BBD0DE" w:sz="8"/>
+          <w:right w:val="single" w:color="BBD0DE" w:sz="8"/>
+          <w:insideH w:val="single" w:color="auto" w:sz="4"/>
+          <w:insideV w:val="single" w:color="auto" w:sz="4"/>
+        </w:tblBorders>
+      </w:tblPr>
+      <w:tblGrid>
+        <w:gridCol w:w="100"/>
+      </w:tblGrid>
+      <w:tr>
+        <w:tc>
+          <w:tcPr>
+            <w:shd w:fill="EEF4F8" w:color="auto" w:val="clear"/>
+            <w:tcMar>
+              <w:top w:type="dxa" w:w="120"/>
+              <w:left w:type="dxa" w:w="180"/>
+              <w:bottom w:type="dxa" w:w="120"/>
+              <w:right w:type="dxa" w:w="180"/>
+            </w:tcMar>
+          </w:tcPr>
+          <w:p>
+            <w:pPr>
+              <w:spacing w:after="50"/>
+            </w:pPr>
+            <w:r>
+              <w:rPr>
+                <w:i/>
+                <w:iCs/>
+                <w:color w:val="5F6F80"/>
+                <w:sz w:val="19"/>
+                <w:szCs w:val="19"/>
+              </w:rPr>
+              <w:t xml:space="preserve">This model shows the parts of an explanation. It does not answer your writing question.</w:t>
+            </w:r>
+          </w:p>
+          <w:p>
+            <w:pPr>
+              <w:spacing w:after="80"/>
+            </w:pPr>
+            <w:r>
+              <w:rPr>
+                <w:b/>
+                <w:bCs/>
+                <w:color w:val="12355B"/>
+                <w:sz w:val="19"/>
+                <w:szCs w:val="19"/>
+              </w:rPr>
+              <w:t xml:space="preserve">Claim:  </w:t>
+            </w:r>
+            <w:r>
+              <w:rPr>
+                <w:sz w:val="19"/>
+                <w:szCs w:val="19"/>
+              </w:rPr>
+              <w:t xml:space="preserve">The distributive property multiplies the 3 by each item, giving the same total.</w:t>
+            </w:r>
+          </w:p>
+          <w:p>
+            <w:pPr>
+              <w:spacing w:after="80"/>
+            </w:pPr>
+            <w:r>
+              <w:rPr>
+                <w:b/>
+                <w:bCs/>
+                <w:color w:val="12355B"/>
+                <w:sz w:val="19"/>
+                <w:szCs w:val="19"/>
+              </w:rPr>
+              <w:t xml:space="preserve">Evidence:  </w:t>
+            </w:r>
+            <w:r>
+              <w:rPr>
+                <w:sz w:val="19"/>
+                <w:szCs w:val="19"/>
+              </w:rPr>
+              <w:t xml:space="preserve">Students explain the 3 distributes to both the ticket and the snack (3 × 15 + 3 × 5 = 45 + 15 = 60), matching 3 × 20, and use the word equivalent.</w:t>
+            </w:r>
+          </w:p>
+          <w:p>
+            <w:pPr>
+              <w:spacing w:after="80"/>
+            </w:pPr>
+            <w:r>
+              <w:rPr>
+                <w:b/>
+                <w:bCs/>
+                <w:color w:val="12355B"/>
+                <w:sz w:val="19"/>
+                <w:szCs w:val="19"/>
+              </w:rPr>
+              <w:t xml:space="preserve">Reasoning:  </w:t>
+            </w:r>
+            <w:r>
+              <w:rPr>
+                <w:sz w:val="19"/>
+                <w:szCs w:val="19"/>
+              </w:rPr>
+              <w:t xml:space="preserve">This evidence connects the definition of distributive property to the mathematical claim.</w:t>
+            </w:r>
+          </w:p>
+        </w:tc>
+      </w:tr>
+    </w:tbl>
+    <w:p>
+      <w:pPr>
+        <w:pStyle w:val="Heading2"/>
+        <w:spacing w:after="80" w:before="180"/>
+      </w:pPr>
+      <w:r>
+        <w:rPr>
+          <w:b/>
+          <w:bCs/>
+          <w:color w:val="12355B"/>
+          <w:sz w:val="24"/>
+          <w:szCs w:val="24"/>
+        </w:rPr>
+        <w:t xml:space="preserve">Start</w:t>
+      </w:r>
+      <w:r>
+        <w:rPr>
+          <w:i/>
+          <w:iCs/>
+          <w:color w:val="1FA6A2"/>
+          <w:sz w:val="19"/>
+          <w:szCs w:val="19"/>
+        </w:rPr>
+        <w:t xml:space="preserve">   Most language support</w:t>
+      </w:r>
+    </w:p>
+    <w:p>
+      <w:pPr>
+        <w:spacing w:after="60"/>
+      </w:pPr>
+      <w:r>
+        <w:rPr>
+          <w:color w:val="1A2733"/>
+          <w:sz w:val="21"/>
+          <w:szCs w:val="21"/>
+        </w:rPr>
+        <w:t xml:space="preserve">Complete the frames. Use the word bank.</w:t>
+      </w:r>
+      <w:r>
+        <w:rPr>
+          <w:i/>
+          <w:iCs/>
+          <w:color w:val="5F6F80"/>
+          <w:sz w:val="19"/>
+          <w:szCs w:val="19"/>
+        </w:rPr>
+        <w:br/>
+        <w:t xml:space="preserve">Completa las oraciones. Usa el banco de palabras.</w:t>
+      </w:r>
+    </w:p>
+    <w:p>
+      <w:pPr>
+        <w:spacing w:after="60"/>
+      </w:pPr>
+      <w:r>
+        <w:rPr>
+          <w:color w:val="1A2733"/>
+          <w:sz w:val="21"/>
+          <w:szCs w:val="21"/>
+        </w:rPr>
+        <w:t xml:space="preserve">I distribute the 5 to ___ and ___, so 5(2x + 4) = ___.</w:t>
+      </w:r>
+      <w:r>
+        <w:rPr>
+          <w:i/>
+          <w:iCs/>
+          <w:color w:val="5F6F80"/>
+          <w:sz w:val="19"/>
+          <w:szCs w:val="19"/>
+        </w:rPr>
+        <w:br/>
+        <w:t xml:space="preserve">Distribuyo el 5 a ___ y ___, así 5(2x + 4) = ___.</w:t>
+      </w:r>
+    </w:p>
+    <w:p>
+      <w:pPr>
+        <w:spacing w:after="60"/>
+      </w:pPr>
+      <w:r>
+        <w:rPr>
+          <w:color w:val="1A2733"/>
+          <w:sz w:val="21"/>
+          <w:szCs w:val="21"/>
+        </w:rPr>
+        <w:t xml:space="preserve">Both terms get multiplied because ___.</w:t>
+      </w:r>
+      <w:r>
+        <w:rPr>
+          <w:i/>
+          <w:iCs/>
+          <w:color w:val="5F6F80"/>
+          <w:sz w:val="19"/>
+          <w:szCs w:val="19"/>
+        </w:rPr>
+        <w:br/>
+        <w:t xml:space="preserve">Los dos términos se multiplican porque ___.</w:t>
+      </w:r>
+    </w:p>
+    <w:tbl>
+      <w:tblPr>
+        <w:tblW w:type="pct" w:w="100%"/>
+        <w:tblBorders>
+          <w:top w:val="single" w:color="C7D2DD" w:sz="6"/>
+          <w:left w:val="single" w:color="C7D2DD" w:sz="6"/>
+          <w:bottom w:val="single" w:color="C7D2DD" w:sz="6"/>
+          <w:right w:val="single" w:color="C7D2DD" w:sz="6"/>
+          <w:insideH w:val="single" w:color="auto" w:sz="4"/>
+          <w:insideV w:val="single" w:color="auto" w:sz="4"/>
+        </w:tblBorders>
+      </w:tblPr>
+      <w:tblGrid>
+        <w:gridCol w:w="100"/>
+      </w:tblGrid>
+      <w:tr>
+        <w:tc>
+          <w:tcPr>
+            <w:shd w:fill="FBF3E2" w:color="auto" w:val="clear"/>
+            <w:tcMar>
+              <w:top w:type="dxa" w:w="60"/>
+              <w:left w:type="dxa" w:w="120"/>
+              <w:bottom w:type="dxa" w:w="60"/>
+              <w:right w:type="dxa" w:w="120"/>
+            </w:tcMar>
+          </w:tcPr>
+          <w:p>
+            <w:pPr>
+              <w:spacing w:after="0" w:line="320"/>
+            </w:pPr>
+            <w:r>
+              <w:t xml:space="preserve"/>
+            </w:r>
+          </w:p>
+          <w:p>
+            <w:pPr>
+              <w:spacing w:after="0" w:line="320"/>
+            </w:pPr>
+            <w:r>
+              <w:t xml:space="preserve"/>
+            </w:r>
+          </w:p>
+          <w:p>
+            <w:pPr>
+              <w:spacing w:after="0" w:line="320"/>
+            </w:pPr>
+            <w:r>
+              <w:t xml:space="preserve"/>
+            </w:r>
+          </w:p>
+        </w:tc>
+      </w:tr>
+    </w:tbl>
+    <w:p>
+      <w:pPr>
+        <w:pStyle w:val="Heading2"/>
+        <w:spacing w:after="80" w:before="180"/>
+      </w:pPr>
+      <w:r>
+        <w:rPr>
+          <w:b/>
+          <w:bCs/>
+          <w:color w:val="12355B"/>
+          <w:sz w:val="24"/>
+          <w:szCs w:val="24"/>
+        </w:rPr>
+        <w:t xml:space="preserve">Build</w:t>
+      </w:r>
+      <w:r>
+        <w:rPr>
+          <w:i/>
+          <w:iCs/>
+          <w:color w:val="B97A12"/>
+          <w:sz w:val="19"/>
+          <w:szCs w:val="19"/>
+        </w:rPr>
+        <w:t xml:space="preserve">   Some language support</w:t>
+      </w:r>
+    </w:p>
+    <w:p>
+      <w:pPr>
+        <w:spacing w:after="60"/>
+      </w:pPr>
+      <w:r>
+        <w:rPr>
+          <w:color w:val="1A2733"/>
+          <w:sz w:val="21"/>
+          <w:szCs w:val="21"/>
+        </w:rPr>
+        <w:t xml:space="preserve">Write two connected sentences. Use because, so, or but.</w:t>
+      </w:r>
+      <w:r>
+        <w:rPr>
+          <w:i/>
+          <w:iCs/>
+          <w:color w:val="5F6F80"/>
+          <w:sz w:val="19"/>
+          <w:szCs w:val="19"/>
+        </w:rPr>
+        <w:br/>
+        <w:t xml:space="preserve">Escribe dos oraciones conectadas. Usa porque, entonces o pero.</w:t>
+      </w:r>
+    </w:p>
+    <w:p>
+      <w:pPr>
+        <w:spacing w:after="60"/>
+      </w:pPr>
+      <w:r>
+        <w:rPr>
+          <w:color w:val="1A2733"/>
+          <w:sz w:val="21"/>
+          <w:szCs w:val="21"/>
+        </w:rPr>
+        <w:t xml:space="preserve">My claim is ___.</w:t>
+      </w:r>
+      <w:r>
+        <w:rPr>
+          <w:i/>
+          <w:iCs/>
+          <w:color w:val="5F6F80"/>
+          <w:sz w:val="19"/>
+          <w:szCs w:val="19"/>
+        </w:rPr>
+        <w:br/>
+        <w:t xml:space="preserve">Mi afirmación es ___.</w:t>
+      </w:r>
+    </w:p>
+    <w:p>
+      <w:pPr>
+        <w:spacing w:after="60"/>
+      </w:pPr>
+      <w:r>
+        <w:rPr>
+          <w:color w:val="1A2733"/>
+          <w:sz w:val="21"/>
+          <w:szCs w:val="21"/>
+        </w:rPr>
+        <w:t xml:space="preserve">I know because ___.</w:t>
+      </w:r>
+      <w:r>
+        <w:rPr>
+          <w:i/>
+          <w:iCs/>
+          <w:color w:val="5F6F80"/>
+          <w:sz w:val="19"/>
+          <w:szCs w:val="19"/>
+        </w:rPr>
+        <w:br/>
+        <w:t xml:space="preserve">Lo sé porque ___.</w:t>
+      </w:r>
+    </w:p>
+    <w:p>
+      <w:pPr>
+        <w:spacing w:after="60"/>
+      </w:pPr>
+      <w:r>
+        <w:rPr>
+          <w:color w:val="1A2733"/>
+          <w:sz w:val="21"/>
+          <w:szCs w:val="21"/>
+        </w:rPr>
+        <w:t xml:space="preserve">So ___.</w:t>
+      </w:r>
+      <w:r>
+        <w:rPr>
+          <w:i/>
+          <w:iCs/>
+          <w:color w:val="5F6F80"/>
+          <w:sz w:val="19"/>
+          <w:szCs w:val="19"/>
+        </w:rPr>
+        <w:br/>
+        <w:t xml:space="preserve">Entonces ___.</w:t>
+      </w:r>
+    </w:p>
+    <w:tbl>
+      <w:tblPr>
+        <w:tblW w:type="pct" w:w="100%"/>
+        <w:tblBorders>
+          <w:top w:val="single" w:color="C7D2DD" w:sz="6"/>
+          <w:left w:val="single" w:color="C7D2DD" w:sz="6"/>
+          <w:bottom w:val="single" w:color="C7D2DD" w:sz="6"/>
+          <w:right w:val="single" w:color="C7D2DD" w:sz="6"/>
+          <w:insideH w:val="single" w:color="auto" w:sz="4"/>
+          <w:insideV w:val="single" w:color="auto" w:sz="4"/>
+        </w:tblBorders>
+      </w:tblPr>
+      <w:tblGrid>
+        <w:gridCol w:w="100"/>
+      </w:tblGrid>
+      <w:tr>
+        <w:tc>
+          <w:tcPr>
+            <w:shd w:fill="FBF3E2" w:color="auto" w:val="clear"/>
+            <w:tcMar>
+              <w:top w:type="dxa" w:w="60"/>
+              <w:left w:type="dxa" w:w="120"/>
+              <w:bottom w:type="dxa" w:w="60"/>
+              <w:right w:type="dxa" w:w="120"/>
+            </w:tcMar>
+          </w:tcPr>
+          <w:p>
+            <w:pPr>
+              <w:spacing w:after="0" w:line="320"/>
+            </w:pPr>
+            <w:r>
+              <w:t xml:space="preserve"/>
+            </w:r>
+          </w:p>
+          <w:p>
+            <w:pPr>
+              <w:spacing w:after="0" w:line="320"/>
+            </w:pPr>
+            <w:r>
+              <w:t xml:space="preserve"/>
+            </w:r>
+          </w:p>
+          <w:p>
+            <w:pPr>
+              <w:spacing w:after="0" w:line="320"/>
+            </w:pPr>
+            <w:r>
+              <w:t xml:space="preserve"/>
+            </w:r>
+          </w:p>
+        </w:tc>
+      </w:tr>
+    </w:tbl>
+    <w:p>
+      <w:pPr>
+        <w:pStyle w:val="Heading2"/>
+        <w:spacing w:after="80" w:before="180"/>
+      </w:pPr>
+      <w:r>
+        <w:rPr>
+          <w:b/>
+          <w:bCs/>
+          <w:color w:val="12355B"/>
+          <w:sz w:val="24"/>
+          <w:szCs w:val="24"/>
+        </w:rPr>
+        <w:t xml:space="preserve">Explain</w:t>
+      </w:r>
+      <w:r>
+        <w:rPr>
+          <w:i/>
+          <w:iCs/>
+          <w:color w:val="B97A12"/>
+          <w:sz w:val="19"/>
+          <w:szCs w:val="19"/>
+        </w:rPr>
+        <w:t xml:space="preserve">   Light language support</w:t>
+      </w:r>
+    </w:p>
+    <w:p>
+      <w:pPr>
+        <w:spacing w:after="60"/>
+      </w:pPr>
+      <w:r>
+        <w:rPr>
+          <w:color w:val="1A2733"/>
+          <w:sz w:val="21"/>
+          <w:szCs w:val="21"/>
+        </w:rPr>
+        <w:t xml:space="preserve">Write a claim, give math evidence, and explain your reasoning.</w:t>
+      </w:r>
+      <w:r>
+        <w:rPr>
+          <w:i/>
+          <w:iCs/>
+          <w:color w:val="5F6F80"/>
+          <w:sz w:val="19"/>
+          <w:szCs w:val="19"/>
+        </w:rPr>
+        <w:br/>
+        <w:t xml:space="preserve">Escribe una afirmación, da evidencia matemática y explica tu razonamiento.</w:t>
+      </w:r>
+    </w:p>
+    <w:p>
+      <w:pPr>
+        <w:spacing w:after="60"/>
+      </w:pPr>
+      <w:r>
+        <w:rPr>
+          <w:color w:val="1A2733"/>
+          <w:sz w:val="21"/>
+          <w:szCs w:val="21"/>
+        </w:rPr>
+        <w:t xml:space="preserve">My claim is ___.</w:t>
+      </w:r>
+      <w:r>
+        <w:rPr>
+          <w:i/>
+          <w:iCs/>
+          <w:color w:val="5F6F80"/>
+          <w:sz w:val="19"/>
+          <w:szCs w:val="19"/>
+        </w:rPr>
+        <w:br/>
+        <w:t xml:space="preserve">Mi afirmación es ___.</w:t>
+      </w:r>
+    </w:p>
+    <w:p>
+      <w:pPr>
+        <w:spacing w:after="60"/>
+      </w:pPr>
+      <w:r>
+        <w:rPr>
+          <w:color w:val="1A2733"/>
+          <w:sz w:val="21"/>
+          <w:szCs w:val="21"/>
+        </w:rPr>
+        <w:t xml:space="preserve">My math evidence is ___.</w:t>
+      </w:r>
+      <w:r>
+        <w:rPr>
+          <w:i/>
+          <w:iCs/>
+          <w:color w:val="5F6F80"/>
+          <w:sz w:val="19"/>
+          <w:szCs w:val="19"/>
+        </w:rPr>
+        <w:br/>
+        <w:t xml:space="preserve">Mi evidencia matemática es ___.</w:t>
+      </w:r>
+    </w:p>
+    <w:p>
+      <w:pPr>
+        <w:spacing w:after="60"/>
+      </w:pPr>
+      <w:r>
+        <w:rPr>
+          <w:color w:val="1A2733"/>
+          <w:sz w:val="21"/>
+          <w:szCs w:val="21"/>
+        </w:rPr>
+        <w:t xml:space="preserve">This proves ___ because ___.</w:t>
+      </w:r>
+      <w:r>
+        <w:rPr>
+          <w:i/>
+          <w:iCs/>
+          <w:color w:val="5F6F80"/>
+          <w:sz w:val="19"/>
+          <w:szCs w:val="19"/>
+        </w:rPr>
+        <w:br/>
+        <w:t xml:space="preserve">Esto demuestra ___ porque ___.</w:t>
+      </w:r>
+    </w:p>
+    <w:tbl>
+      <w:tblPr>
+        <w:tblW w:type="pct" w:w="100%"/>
+        <w:tblBorders>
+          <w:top w:val="single" w:color="C7D2DD" w:sz="6"/>
+          <w:left w:val="single" w:color="C7D2DD" w:sz="6"/>
+          <w:bottom w:val="single" w:color="C7D2DD" w:sz="6"/>
+          <w:right w:val="single" w:color="C7D2DD" w:sz="6"/>
+          <w:insideH w:val="single" w:color="auto" w:sz="4"/>
+          <w:insideV w:val="single" w:color="auto" w:sz="4"/>
+        </w:tblBorders>
+      </w:tblPr>
+      <w:tblGrid>
+        <w:gridCol w:w="100"/>
+      </w:tblGrid>
+      <w:tr>
+        <w:tc>
+          <w:tcPr>
+            <w:shd w:fill="FBF3E2" w:color="auto" w:val="clear"/>
+            <w:tcMar>
+              <w:top w:type="dxa" w:w="60"/>
+              <w:left w:type="dxa" w:w="120"/>
+              <w:bottom w:type="dxa" w:w="60"/>
+              <w:right w:type="dxa" w:w="120"/>
+            </w:tcMar>
+          </w:tcPr>
+          <w:p>
+            <w:pPr>
+              <w:spacing w:after="0" w:line="320"/>
+            </w:pPr>
+            <w:r>
+              <w:t xml:space="preserve"/>
+            </w:r>
+          </w:p>
+          <w:p>
+            <w:pPr>
+              <w:spacing w:after="0" w:line="320"/>
+            </w:pPr>
+            <w:r>
+              <w:t xml:space="preserve"/>
+            </w:r>
+          </w:p>
+          <w:p>
+            <w:pPr>
+              <w:spacing w:after="0" w:line="320"/>
+            </w:pPr>
+            <w:r>
+              <w:t xml:space="preserve"/>
+            </w:r>
+          </w:p>
+          <w:p>
+            <w:pPr>
+              <w:spacing w:after="0" w:line="320"/>
+            </w:pPr>
+            <w:r>
+              <w:t xml:space="preserve"/>
+            </w:r>
+          </w:p>
+          <w:p>
+            <w:pPr>
+              <w:spacing w:after="0" w:line="320"/>
+            </w:pPr>
+            <w:r>
+              <w:t xml:space="preserve"/>
+            </w:r>
+          </w:p>
+        </w:tc>
+      </w:tr>
+    </w:tbl>
+    <w:p>
+      <w:pPr>
+        <w:pStyle w:val="Heading2"/>
+        <w:spacing w:after="80" w:before="180"/>
+      </w:pPr>
+      <w:r>
+        <w:rPr>
+          <w:b/>
+          <w:bCs/>
+          <w:color w:val="12355B"/>
+          <w:sz w:val="24"/>
+          <w:szCs w:val="24"/>
+        </w:rPr>
+        <w:t xml:space="preserve">4. Check Your Explanation</w:t>
+      </w:r>
+      <w:r>
+        <w:rPr>
+          <w:i/>
+          <w:iCs/>
+          <w:color w:val="1FA6A2"/>
+          <w:sz w:val="19"/>
+          <w:szCs w:val="19"/>
+        </w:rPr>
+        <w:t xml:space="preserve">   five quick checks</w:t>
+      </w:r>
+    </w:p>
+    <w:p>
+      <w:pPr>
+        <w:spacing w:after="80"/>
+      </w:pPr>
+      <w:r>
+        <w:rPr>
+          <w:b/>
+          <w:bCs/>
+          <w:color w:val="1FA6A2"/>
+          <w:sz w:val="22"/>
+          <w:szCs w:val="22"/>
+        </w:rPr>
+        <w:t xml:space="preserve">☐  </w:t>
+      </w:r>
+      <w:r>
+        <w:rPr>
+          <w:sz w:val="20"/>
+          <w:szCs w:val="20"/>
+        </w:rPr>
+        <w:t xml:space="preserve">I answered the question.</w:t>
+      </w:r>
+      <w:r>
+        <w:rPr>
+          <w:i/>
+          <w:iCs/>
+          <w:color w:val="5F6F80"/>
+          <w:sz w:val="18"/>
+          <w:szCs w:val="18"/>
+        </w:rPr>
+        <w:br/>
+        <w:t xml:space="preserve">Respondí la pregunta.</w:t>
+      </w:r>
+    </w:p>
+    <w:p>
+      <w:pPr>
+        <w:spacing w:after="80"/>
+      </w:pPr>
+      <w:r>
+        <w:rPr>
+          <w:b/>
+          <w:bCs/>
+          <w:color w:val="1FA6A2"/>
+          <w:sz w:val="22"/>
+          <w:szCs w:val="22"/>
+        </w:rPr>
+        <w:t xml:space="preserve">☐  </w:t>
+      </w:r>
+      <w:r>
+        <w:rPr>
+          <w:sz w:val="20"/>
+          <w:szCs w:val="20"/>
+        </w:rPr>
+        <w:t xml:space="preserve">I used math evidence: numbers, an equation, a model, or a comparison.</w:t>
+      </w:r>
+      <w:r>
+        <w:rPr>
+          <w:i/>
+          <w:iCs/>
+          <w:color w:val="5F6F80"/>
+          <w:sz w:val="18"/>
+          <w:szCs w:val="18"/>
+        </w:rPr>
+        <w:br/>
+        <w:t xml:space="preserve">Usé evidencia matemática: números, una ecuación, un modelo o una comparación.</w:t>
+      </w:r>
+    </w:p>
+    <w:p>
+      <w:pPr>
+        <w:spacing w:after="80"/>
+      </w:pPr>
+      <w:r>
+        <w:rPr>
+          <w:b/>
+          <w:bCs/>
+          <w:color w:val="1FA6A2"/>
+          <w:sz w:val="22"/>
+          <w:szCs w:val="22"/>
+        </w:rPr>
+        <w:t xml:space="preserve">☐  </w:t>
+      </w:r>
+      <w:r>
+        <w:rPr>
+          <w:sz w:val="20"/>
+          <w:szCs w:val="20"/>
+        </w:rPr>
+        <w:t xml:space="preserve">I explained how the evidence proves my answer.</w:t>
+      </w:r>
+      <w:r>
+        <w:rPr>
+          <w:i/>
+          <w:iCs/>
+          <w:color w:val="5F6F80"/>
+          <w:sz w:val="18"/>
+          <w:szCs w:val="18"/>
+        </w:rPr>
+        <w:br/>
+        <w:t xml:space="preserve">Expliqué cómo la evidencia demuestra mi respuesta.</w:t>
+      </w:r>
+    </w:p>
+    <w:p>
+      <w:pPr>
+        <w:spacing w:after="80"/>
+      </w:pPr>
+      <w:r>
+        <w:rPr>
+          <w:b/>
+          <w:bCs/>
+          <w:color w:val="1FA6A2"/>
+          <w:sz w:val="22"/>
+          <w:szCs w:val="22"/>
+        </w:rPr>
+        <w:t xml:space="preserve">☐  </w:t>
+      </w:r>
+      <w:r>
+        <w:rPr>
+          <w:sz w:val="20"/>
+          <w:szCs w:val="20"/>
+        </w:rPr>
+        <w:t xml:space="preserve">I used at least two math words.</w:t>
+      </w:r>
+      <w:r>
+        <w:rPr>
+          <w:i/>
+          <w:iCs/>
+          <w:color w:val="5F6F80"/>
+          <w:sz w:val="18"/>
+          <w:szCs w:val="18"/>
+        </w:rPr>
+        <w:br/>
+        <w:t xml:space="preserve">Usé por lo menos dos palabras matemáticas.</w:t>
+      </w:r>
+    </w:p>
+    <w:p>
+      <w:pPr>
+        <w:spacing w:after="80"/>
+      </w:pPr>
+      <w:r>
+        <w:rPr>
+          <w:b/>
+          <w:bCs/>
+          <w:color w:val="1FA6A2"/>
+          <w:sz w:val="22"/>
+          <w:szCs w:val="22"/>
+        </w:rPr>
+        <w:t xml:space="preserve">☐  </w:t>
+      </w:r>
+      <w:r>
+        <w:rPr>
+          <w:sz w:val="20"/>
+          <w:szCs w:val="20"/>
+        </w:rPr>
+        <w:t xml:space="preserve">I reread complete sentences and punctuation.</w:t>
+      </w:r>
+      <w:r>
+        <w:rPr>
+          <w:i/>
+          <w:iCs/>
+          <w:color w:val="5F6F80"/>
+          <w:sz w:val="18"/>
+          <w:szCs w:val="18"/>
+        </w:rPr>
+        <w:br/>
+        <w:t xml:space="preserve">Volví a leer mis oraciones completas y la puntuación.</w:t>
       </w:r>
     </w:p>
     <w:p>

--- a/lessons/6-5/downloads/6-5-notes.docx
+++ b/lessons/6-5/downloads/6-5-notes.docx
@@ -180,7 +180,7 @@
                 <w:sz w:val="20"/>
                 <w:szCs w:val="20"/>
               </w:rPr>
-              <w:t xml:space="preserve">I can write algebraic expressions from words and real-world situations.</w:t>
+              <w:t xml:space="preserve">I can write an algebraic expression for a real situation and evaluate it for a given value of the variable.</w:t>
             </w:r>
           </w:p>
           <w:p>
@@ -202,7 +202,7 @@
                 <w:sz w:val="20"/>
                 <w:szCs w:val="20"/>
               </w:rPr>
-              <w:t xml:space="preserve">I can explain my expression using the words variable, coefficient, constant, and algebraic expression.</w:t>
+              <w:t xml:space="preserve">I can explain my expression using the words variable, term, coefficient, constant, substitute, and evaluate.</w:t>
             </w:r>
           </w:p>
         </w:tc>
@@ -1174,6 +1174,314 @@
         </w:tc>
       </w:tr>
     </w:tbl>
+    <w:tbl>
+      <w:tblPr>
+        <w:tblW w:type="pct" w:w="100%"/>
+        <w:tblBorders>
+          <w:top w:val="none" w:color="FFFFFF" w:sz="0"/>
+          <w:left w:val="none" w:color="FFFFFF" w:sz="0"/>
+          <w:bottom w:val="single" w:color="C7D2DD" w:sz="4"/>
+          <w:right w:val="none" w:color="FFFFFF" w:sz="0"/>
+          <w:insideH w:val="none" w:color="FFFFFF" w:sz="0"/>
+          <w:insideV w:val="none" w:color="FFFFFF" w:sz="0"/>
+        </w:tblBorders>
+      </w:tblPr>
+      <w:tblGrid>
+        <w:gridCol w:w="1800"/>
+        <w:gridCol w:w="7560"/>
+      </w:tblGrid>
+      <w:tr>
+        <w:trPr>
+          <w:cantSplit/>
+        </w:trPr>
+        <w:tc>
+          <w:tcPr>
+            <w:tcW w:type="dxa" w:w="1800"/>
+            <w:tcMar>
+              <w:top w:type="dxa" w:w="100"/>
+              <w:left w:type="dxa" w:w="40"/>
+              <w:bottom w:type="dxa" w:w="100"/>
+              <w:right w:type="dxa" w:w="120"/>
+            </w:tcMar>
+            <w:vAlign w:val="center"/>
+          </w:tcPr>
+          <w:p>
+            <w:pPr>
+              <w:spacing w:after="0"/>
+              <w:jc w:val="center"/>
+            </w:pPr>
+            <w:r>
+              <w:drawing>
+                <wp:inline distT="0" distB="0" distL="0" distR="0">
+                  <wp:extent cx="1047750" cy="790575"/>
+                  <wp:effectExtent t="0" r="0" b="0" l="0"/>
+                  <wp:docPr id="1" name="" descr="" title=""/>
+                  <wp:cNvGraphicFramePr>
+                    <a:graphicFrameLocks xmlns:a="http://schemas.openxmlformats.org/drawingml/2006/main" noChangeAspect="1"/>
+                  </wp:cNvGraphicFramePr>
+                  <a:graphic xmlns:a="http://schemas.openxmlformats.org/drawingml/2006/main">
+                    <a:graphicData uri="http://schemas.openxmlformats.org/drawingml/2006/picture">
+                      <pic:pic xmlns:pic="http://schemas.openxmlformats.org/drawingml/2006/picture">
+                        <pic:nvPicPr>
+                          <pic:cNvPr id="0" name="" descr=""/>
+                          <pic:cNvPicPr>
+                            <a:picLocks noChangeAspect="1" noChangeArrowheads="1"/>
+                          </pic:cNvPicPr>
+                        </pic:nvPicPr>
+                        <pic:blipFill>
+                          <a:blip r:embed="rId15" cstate="none"/>
+                          <a:srcRect/>
+                          <a:stretch>
+                            <a:fillRect/>
+                          </a:stretch>
+                        </pic:blipFill>
+                        <pic:spPr bwMode="auto">
+                          <a:xfrm>
+                            <a:off x="0" y="0"/>
+                            <a:ext cx="1047750" cy="790575"/>
+                          </a:xfrm>
+                          <a:prstGeom prst="rect">
+                            <a:avLst/>
+                          </a:prstGeom>
+                        </pic:spPr>
+                      </pic:pic>
+                    </a:graphicData>
+                  </a:graphic>
+                </wp:inline>
+              </w:drawing>
+            </w:r>
+          </w:p>
+        </w:tc>
+        <w:tc>
+          <w:tcPr>
+            <w:tcW w:type="dxa" w:w="7560"/>
+            <w:tcMar>
+              <w:top w:type="dxa" w:w="100"/>
+              <w:left w:type="dxa" w:w="40"/>
+              <w:bottom w:type="dxa" w:w="100"/>
+              <w:right w:type="dxa" w:w="40"/>
+            </w:tcMar>
+            <w:vAlign w:val="center"/>
+          </w:tcPr>
+          <w:p>
+            <w:pPr>
+              <w:spacing w:after="50"/>
+            </w:pPr>
+            <w:r>
+              <w:rPr>
+                <w:b/>
+                <w:bCs/>
+                <w:color w:val="12355B"/>
+                <w:sz w:val="24"/>
+                <w:szCs w:val="24"/>
+              </w:rPr>
+              <w:t xml:space="preserve">Substitute</w:t>
+            </w:r>
+            <w:r>
+              <w:rPr>
+                <w:i/>
+                <w:iCs/>
+                <w:color w:val="5F6F80"/>
+                <w:sz w:val="19"/>
+                <w:szCs w:val="19"/>
+              </w:rPr>
+              <w:t xml:space="preserve">   Sustituir</w:t>
+            </w:r>
+          </w:p>
+          <w:p>
+            <w:pPr>
+              <w:spacing w:after="40"/>
+            </w:pPr>
+            <w:r>
+              <w:rPr>
+                <w:sz w:val="21"/>
+                <w:szCs w:val="21"/>
+              </w:rPr>
+              <w:t xml:space="preserve">To replace a variable with a given number before working out the value.</w:t>
+            </w:r>
+          </w:p>
+          <w:p>
+            <w:pPr>
+              <w:spacing w:after="0"/>
+            </w:pPr>
+            <w:r>
+              <w:rPr>
+                <w:b/>
+                <w:bCs/>
+                <w:color w:val="1FA6A2"/>
+                <w:sz w:val="18"/>
+                <w:szCs w:val="18"/>
+              </w:rPr>
+              <w:t xml:space="preserve">Example:  </w:t>
+            </w:r>
+            <w:r>
+              <w:rPr>
+                <w:i/>
+                <w:iCs/>
+                <w:color w:val="5F6F80"/>
+                <w:sz w:val="18"/>
+                <w:szCs w:val="18"/>
+              </w:rPr>
+              <w:t xml:space="preserve">For s = 30: 4.25s + 23.50 → 4.25 × 30 + 23.50</w:t>
+            </w:r>
+          </w:p>
+        </w:tc>
+      </w:tr>
+    </w:tbl>
+    <w:tbl>
+      <w:tblPr>
+        <w:tblW w:type="pct" w:w="100%"/>
+        <w:tblBorders>
+          <w:top w:val="none" w:color="FFFFFF" w:sz="0"/>
+          <w:left w:val="none" w:color="FFFFFF" w:sz="0"/>
+          <w:bottom w:val="single" w:color="C7D2DD" w:sz="4"/>
+          <w:right w:val="none" w:color="FFFFFF" w:sz="0"/>
+          <w:insideH w:val="none" w:color="FFFFFF" w:sz="0"/>
+          <w:insideV w:val="none" w:color="FFFFFF" w:sz="0"/>
+        </w:tblBorders>
+      </w:tblPr>
+      <w:tblGrid>
+        <w:gridCol w:w="1800"/>
+        <w:gridCol w:w="7560"/>
+      </w:tblGrid>
+      <w:tr>
+        <w:trPr>
+          <w:cantSplit/>
+        </w:trPr>
+        <w:tc>
+          <w:tcPr>
+            <w:tcW w:type="dxa" w:w="1800"/>
+            <w:tcMar>
+              <w:top w:type="dxa" w:w="100"/>
+              <w:left w:type="dxa" w:w="40"/>
+              <w:bottom w:type="dxa" w:w="100"/>
+              <w:right w:type="dxa" w:w="120"/>
+            </w:tcMar>
+            <w:vAlign w:val="center"/>
+          </w:tcPr>
+          <w:p>
+            <w:pPr>
+              <w:spacing w:after="0"/>
+              <w:jc w:val="center"/>
+            </w:pPr>
+            <w:r>
+              <w:drawing>
+                <wp:inline distT="0" distB="0" distL="0" distR="0">
+                  <wp:extent cx="1047750" cy="790575"/>
+                  <wp:effectExtent t="0" r="0" b="0" l="0"/>
+                  <wp:docPr id="1" name="" descr="" title=""/>
+                  <wp:cNvGraphicFramePr>
+                    <a:graphicFrameLocks xmlns:a="http://schemas.openxmlformats.org/drawingml/2006/main" noChangeAspect="1"/>
+                  </wp:cNvGraphicFramePr>
+                  <a:graphic xmlns:a="http://schemas.openxmlformats.org/drawingml/2006/main">
+                    <a:graphicData uri="http://schemas.openxmlformats.org/drawingml/2006/picture">
+                      <pic:pic xmlns:pic="http://schemas.openxmlformats.org/drawingml/2006/picture">
+                        <pic:nvPicPr>
+                          <pic:cNvPr id="0" name="" descr=""/>
+                          <pic:cNvPicPr>
+                            <a:picLocks noChangeAspect="1" noChangeArrowheads="1"/>
+                          </pic:cNvPicPr>
+                        </pic:nvPicPr>
+                        <pic:blipFill>
+                          <a:blip r:embed="rId11" cstate="none"/>
+                          <a:srcRect/>
+                          <a:stretch>
+                            <a:fillRect/>
+                          </a:stretch>
+                        </pic:blipFill>
+                        <pic:spPr bwMode="auto">
+                          <a:xfrm>
+                            <a:off x="0" y="0"/>
+                            <a:ext cx="1047750" cy="790575"/>
+                          </a:xfrm>
+                          <a:prstGeom prst="rect">
+                            <a:avLst/>
+                          </a:prstGeom>
+                        </pic:spPr>
+                      </pic:pic>
+                    </a:graphicData>
+                  </a:graphic>
+                </wp:inline>
+              </w:drawing>
+            </w:r>
+          </w:p>
+        </w:tc>
+        <w:tc>
+          <w:tcPr>
+            <w:tcW w:type="dxa" w:w="7560"/>
+            <w:tcMar>
+              <w:top w:type="dxa" w:w="100"/>
+              <w:left w:type="dxa" w:w="40"/>
+              <w:bottom w:type="dxa" w:w="100"/>
+              <w:right w:type="dxa" w:w="40"/>
+            </w:tcMar>
+            <w:vAlign w:val="center"/>
+          </w:tcPr>
+          <w:p>
+            <w:pPr>
+              <w:spacing w:after="50"/>
+            </w:pPr>
+            <w:r>
+              <w:rPr>
+                <w:b/>
+                <w:bCs/>
+                <w:color w:val="12355B"/>
+                <w:sz w:val="24"/>
+                <w:szCs w:val="24"/>
+              </w:rPr>
+              <w:t xml:space="preserve">Evaluate</w:t>
+            </w:r>
+            <w:r>
+              <w:rPr>
+                <w:i/>
+                <w:iCs/>
+                <w:color w:val="5F6F80"/>
+                <w:sz w:val="19"/>
+                <w:szCs w:val="19"/>
+              </w:rPr>
+              <w:t xml:space="preserve">   Evaluar</w:t>
+            </w:r>
+          </w:p>
+          <w:p>
+            <w:pPr>
+              <w:spacing w:after="40"/>
+            </w:pPr>
+            <w:r>
+              <w:rPr>
+                <w:sz w:val="21"/>
+                <w:szCs w:val="21"/>
+              </w:rPr>
+              <w:t xml:space="preserve">To find what an expression is worth once every variable has a number, following the order of operations.</w:t>
+            </w:r>
+          </w:p>
+          <w:p>
+            <w:pPr>
+              <w:spacing w:after="0"/>
+            </w:pPr>
+            <w:r>
+              <w:rPr>
+                <w:b/>
+                <w:bCs/>
+                <w:color w:val="1FA6A2"/>
+                <w:sz w:val="18"/>
+                <w:szCs w:val="18"/>
+              </w:rPr>
+              <w:t xml:space="preserve">Example:  </w:t>
+            </w:r>
+            <w:r>
+              <w:rPr>
+                <w:i/>
+                <w:iCs/>
+                <w:color w:val="5F6F80"/>
+                <w:sz w:val="18"/>
+                <w:szCs w:val="18"/>
+              </w:rPr>
+              <w:t xml:space="preserve">4.25 × 30 + 23.50 = 151</w:t>
+            </w:r>
+          </w:p>
+        </w:tc>
+      </w:tr>
+    </w:tbl>
     <w:p>
       <w:pPr>
         <w:pStyle w:val="Heading1"/>
@@ -1260,7 +1568,7 @@
                 <w:sz w:val="21"/>
                 <w:szCs w:val="21"/>
               </w:rPr>
-              <w:t xml:space="preserve">Write Algebraic Expressions      •      Variable      •      Algebraic Expression      •      Coefficient      •      Constant      •      Like terms</w:t>
+              <w:t xml:space="preserve">Write Algebraic Expressions      •      Variable      •      Algebraic Expression      •      Coefficient      •      Constant      •      Like terms      •      Substitute      •      Evaluate</w:t>
             </w:r>
           </w:p>
         </w:tc>
@@ -1293,7 +1601,7 @@
           <w:sz w:val="22"/>
           <w:szCs w:val="22"/>
         </w:rPr>
-        <w:t xml:space="preserve">__________  —  Translate words or a situation into numbers, variables, and operation symbols.</w:t>
+        <w:t xml:space="preserve">Turn the words into numbers, operations and a ___.</w:t>
       </w:r>
     </w:p>
     <w:p>
@@ -1404,6 +1712,50 @@
           <w:szCs w:val="22"/>
         </w:rPr>
         <w:t xml:space="preserve">Terms with the same variable part are ___.</w:t>
+      </w:r>
+    </w:p>
+    <w:p>
+      <w:pPr>
+        <w:spacing w:after="120" w:before="80"/>
+      </w:pPr>
+      <w:r>
+        <w:rPr>
+          <w:b/>
+          <w:bCs/>
+          <w:color w:val="12355B"/>
+          <w:sz w:val="22"/>
+          <w:szCs w:val="22"/>
+        </w:rPr>
+        <w:t xml:space="preserve">7.  </w:t>
+      </w:r>
+      <w:r>
+        <w:rPr>
+          <w:sz w:val="22"/>
+          <w:szCs w:val="22"/>
+        </w:rPr>
+        <w:t xml:space="preserve">Replace the variable with a given number before you ___ the expression.</w:t>
+      </w:r>
+    </w:p>
+    <w:p>
+      <w:pPr>
+        <w:spacing w:after="120" w:before="80"/>
+      </w:pPr>
+      <w:r>
+        <w:rPr>
+          <w:b/>
+          <w:bCs/>
+          <w:color w:val="12355B"/>
+          <w:sz w:val="22"/>
+          <w:szCs w:val="22"/>
+        </w:rPr>
+        <w:t xml:space="preserve">8.  </w:t>
+      </w:r>
+      <w:r>
+        <w:rPr>
+          <w:sz w:val="22"/>
+          <w:szCs w:val="22"/>
+        </w:rPr>
+        <w:t xml:space="preserve">To put numbers in for the letters and work out the value is to ___.</w:t>
       </w:r>
     </w:p>
     <w:p>
@@ -3992,7 +4344,7 @@
           <w:sz w:val="21"/>
           <w:szCs w:val="21"/>
         </w:rPr>
-        <w:t xml:space="preserve">Which key word tells you to multiply?</w:t>
+        <w:t xml:space="preserve">Evaluate 4.25s + 23.50 when s = 10.</w:t>
       </w:r>
     </w:p>
     <w:p>
@@ -4005,7 +4357,7 @@
           <w:sz w:val="20"/>
           <w:szCs w:val="20"/>
         </w:rPr>
-        <w:t xml:space="preserve">A)  Product</w:t>
+        <w:t xml:space="preserve">A)  $66.00</w:t>
       </w:r>
     </w:p>
     <w:p>
@@ -4018,7 +4370,7 @@
           <w:sz w:val="20"/>
           <w:szCs w:val="20"/>
         </w:rPr>
-        <w:t xml:space="preserve">B)  Sum</w:t>
+        <w:t xml:space="preserve">B)  $277.50</w:t>
       </w:r>
     </w:p>
     <w:p>
@@ -4031,7 +4383,7 @@
           <w:sz w:val="20"/>
           <w:szCs w:val="20"/>
         </w:rPr>
-        <w:t xml:space="preserve">C)  Difference</w:t>
+        <w:t xml:space="preserve">C)  $47.75</w:t>
       </w:r>
     </w:p>
     <w:p>
@@ -4044,7 +4396,7 @@
           <w:sz w:val="20"/>
           <w:szCs w:val="20"/>
         </w:rPr>
-        <w:t xml:space="preserve">D)  Quotient</w:t>
+        <w:t xml:space="preserve">D)  $66.75</w:t>
       </w:r>
     </w:p>
     <w:p>
@@ -4102,6 +4454,404 @@
     </w:tbl>
     <w:p>
       <w:pPr>
+        <w:keepNext/>
+        <w:spacing w:after="60" w:before="160"/>
+      </w:pPr>
+      <w:r>
+        <w:rPr>
+          <w:b/>
+          <w:bCs/>
+          <w:color w:val="12355B"/>
+          <w:sz w:val="22"/>
+          <w:szCs w:val="22"/>
+        </w:rPr>
+        <w:t xml:space="preserve">3.  </w:t>
+      </w:r>
+      <w:r>
+        <w:rPr>
+          <w:b/>
+          <w:bCs/>
+          <w:sz w:val="21"/>
+          <w:szCs w:val="21"/>
+        </w:rPr>
+        <w:t xml:space="preserve">Which key word tells you to multiply?</w:t>
+      </w:r>
+    </w:p>
+    <w:p>
+      <w:pPr>
+        <w:spacing w:after="40"/>
+        <w:ind w:left="420"/>
+      </w:pPr>
+      <w:r>
+        <w:rPr>
+          <w:sz w:val="20"/>
+          <w:szCs w:val="20"/>
+        </w:rPr>
+        <w:t xml:space="preserve">A)  Product</w:t>
+      </w:r>
+    </w:p>
+    <w:p>
+      <w:pPr>
+        <w:spacing w:after="40"/>
+        <w:ind w:left="420"/>
+      </w:pPr>
+      <w:r>
+        <w:rPr>
+          <w:sz w:val="20"/>
+          <w:szCs w:val="20"/>
+        </w:rPr>
+        <w:t xml:space="preserve">B)  Sum</w:t>
+      </w:r>
+    </w:p>
+    <w:p>
+      <w:pPr>
+        <w:spacing w:after="40"/>
+        <w:ind w:left="420"/>
+      </w:pPr>
+      <w:r>
+        <w:rPr>
+          <w:sz w:val="20"/>
+          <w:szCs w:val="20"/>
+        </w:rPr>
+        <w:t xml:space="preserve">C)  Difference</w:t>
+      </w:r>
+    </w:p>
+    <w:p>
+      <w:pPr>
+        <w:spacing w:after="40"/>
+        <w:ind w:left="420"/>
+      </w:pPr>
+      <w:r>
+        <w:rPr>
+          <w:sz w:val="20"/>
+          <w:szCs w:val="20"/>
+        </w:rPr>
+        <w:t xml:space="preserve">D)  Quotient</w:t>
+      </w:r>
+    </w:p>
+    <w:p>
+      <w:pPr>
+        <w:spacing w:after="20"/>
+      </w:pPr>
+      <w:r>
+        <w:t xml:space="preserve"/>
+      </w:r>
+    </w:p>
+    <w:tbl>
+      <w:tblPr>
+        <w:tblW w:type="pct" w:w="100%"/>
+        <w:tblBorders>
+          <w:top w:val="single" w:color="C7D2DD" w:sz="6"/>
+          <w:left w:val="single" w:color="C7D2DD" w:sz="6"/>
+          <w:bottom w:val="single" w:color="C7D2DD" w:sz="6"/>
+          <w:right w:val="single" w:color="C7D2DD" w:sz="6"/>
+          <w:insideH w:val="single" w:color="auto" w:sz="4"/>
+          <w:insideV w:val="single" w:color="auto" w:sz="4"/>
+        </w:tblBorders>
+      </w:tblPr>
+      <w:tblGrid>
+        <w:gridCol w:w="100"/>
+      </w:tblGrid>
+      <w:tr>
+        <w:tc>
+          <w:tcPr>
+            <w:shd w:fill="FBF3E2" w:color="auto" w:val="clear"/>
+            <w:tcMar>
+              <w:top w:type="dxa" w:w="60"/>
+              <w:left w:type="dxa" w:w="120"/>
+              <w:bottom w:type="dxa" w:w="60"/>
+              <w:right w:type="dxa" w:w="120"/>
+            </w:tcMar>
+          </w:tcPr>
+          <w:p>
+            <w:pPr>
+              <w:spacing w:after="0" w:line="320"/>
+            </w:pPr>
+            <w:r>
+              <w:t xml:space="preserve"/>
+            </w:r>
+          </w:p>
+          <w:p>
+            <w:pPr>
+              <w:spacing w:after="0" w:line="320"/>
+            </w:pPr>
+            <w:r>
+              <w:t xml:space="preserve"/>
+            </w:r>
+          </w:p>
+        </w:tc>
+      </w:tr>
+    </w:tbl>
+    <w:p>
+      <w:pPr>
+        <w:pStyle w:val="Heading2"/>
+        <w:spacing w:after="80" w:before="180"/>
+      </w:pPr>
+      <w:r>
+        <w:rPr>
+          <w:b/>
+          <w:bCs/>
+          <w:color w:val="12355B"/>
+          <w:sz w:val="24"/>
+          <w:szCs w:val="24"/>
+        </w:rPr>
+        <w:t xml:space="preserve">On Level</w:t>
+      </w:r>
+      <w:r>
+        <w:rPr>
+          <w:i/>
+          <w:iCs/>
+          <w:color w:val="12355B"/>
+          <w:sz w:val="19"/>
+          <w:szCs w:val="19"/>
+        </w:rPr>
+        <w:t xml:space="preserve">   grade-level practice</w:t>
+      </w:r>
+    </w:p>
+    <w:p>
+      <w:pPr>
+        <w:keepNext/>
+        <w:spacing w:after="60" w:before="160"/>
+      </w:pPr>
+      <w:r>
+        <w:rPr>
+          <w:b/>
+          <w:bCs/>
+          <w:color w:val="12355B"/>
+          <w:sz w:val="22"/>
+          <w:szCs w:val="22"/>
+        </w:rPr>
+        <w:t xml:space="preserve">4.  </w:t>
+      </w:r>
+      <w:r>
+        <w:rPr>
+          <w:b/>
+          <w:bCs/>
+          <w:sz w:val="21"/>
+          <w:szCs w:val="21"/>
+        </w:rPr>
+        <w:t xml:space="preserve">The expression 8n + 15 gives the cost of n tickets plus a fee. What is the cost for 6 tickets?</w:t>
+      </w:r>
+    </w:p>
+    <w:p>
+      <w:pPr>
+        <w:spacing w:after="40"/>
+        <w:ind w:left="420"/>
+      </w:pPr>
+      <w:r>
+        <w:rPr>
+          <w:sz w:val="20"/>
+          <w:szCs w:val="20"/>
+        </w:rPr>
+        <w:t xml:space="preserve">A)  $63</w:t>
+      </w:r>
+    </w:p>
+    <w:p>
+      <w:pPr>
+        <w:spacing w:after="40"/>
+        <w:ind w:left="420"/>
+      </w:pPr>
+      <w:r>
+        <w:rPr>
+          <w:sz w:val="20"/>
+          <w:szCs w:val="20"/>
+        </w:rPr>
+        <w:t xml:space="preserve">B)  $138</w:t>
+      </w:r>
+    </w:p>
+    <w:p>
+      <w:pPr>
+        <w:spacing w:after="40"/>
+        <w:ind w:left="420"/>
+      </w:pPr>
+      <w:r>
+        <w:rPr>
+          <w:sz w:val="20"/>
+          <w:szCs w:val="20"/>
+        </w:rPr>
+        <w:t xml:space="preserve">C)  $29</w:t>
+      </w:r>
+    </w:p>
+    <w:p>
+      <w:pPr>
+        <w:spacing w:after="40"/>
+        <w:ind w:left="420"/>
+      </w:pPr>
+      <w:r>
+        <w:rPr>
+          <w:sz w:val="20"/>
+          <w:szCs w:val="20"/>
+        </w:rPr>
+        <w:t xml:space="preserve">D)  $48</w:t>
+      </w:r>
+    </w:p>
+    <w:p>
+      <w:pPr>
+        <w:spacing w:after="20"/>
+      </w:pPr>
+      <w:r>
+        <w:t xml:space="preserve"/>
+      </w:r>
+    </w:p>
+    <w:tbl>
+      <w:tblPr>
+        <w:tblW w:type="pct" w:w="100%"/>
+        <w:tblBorders>
+          <w:top w:val="single" w:color="C7D2DD" w:sz="6"/>
+          <w:left w:val="single" w:color="C7D2DD" w:sz="6"/>
+          <w:bottom w:val="single" w:color="C7D2DD" w:sz="6"/>
+          <w:right w:val="single" w:color="C7D2DD" w:sz="6"/>
+          <w:insideH w:val="single" w:color="auto" w:sz="4"/>
+          <w:insideV w:val="single" w:color="auto" w:sz="4"/>
+        </w:tblBorders>
+      </w:tblPr>
+      <w:tblGrid>
+        <w:gridCol w:w="100"/>
+      </w:tblGrid>
+      <w:tr>
+        <w:tc>
+          <w:tcPr>
+            <w:shd w:fill="FBF3E2" w:color="auto" w:val="clear"/>
+            <w:tcMar>
+              <w:top w:type="dxa" w:w="60"/>
+              <w:left w:type="dxa" w:w="120"/>
+              <w:bottom w:type="dxa" w:w="60"/>
+              <w:right w:type="dxa" w:w="120"/>
+            </w:tcMar>
+          </w:tcPr>
+          <w:p>
+            <w:pPr>
+              <w:spacing w:after="0" w:line="320"/>
+            </w:pPr>
+            <w:r>
+              <w:t xml:space="preserve"/>
+            </w:r>
+          </w:p>
+          <w:p>
+            <w:pPr>
+              <w:spacing w:after="0" w:line="320"/>
+            </w:pPr>
+            <w:r>
+              <w:t xml:space="preserve"/>
+            </w:r>
+          </w:p>
+        </w:tc>
+      </w:tr>
+    </w:tbl>
+    <w:p>
+      <w:pPr>
+        <w:pStyle w:val="Heading2"/>
+        <w:spacing w:after="80" w:before="180"/>
+      </w:pPr>
+      <w:r>
+        <w:rPr>
+          <w:b/>
+          <w:bCs/>
+          <w:color w:val="12355B"/>
+          <w:sz w:val="24"/>
+          <w:szCs w:val="24"/>
+        </w:rPr>
+        <w:t xml:space="preserve">Level 2 Enrichment</w:t>
+      </w:r>
+      <w:r>
+        <w:rPr>
+          <w:i/>
+          <w:iCs/>
+          <w:color w:val="6B4FA0"/>
+          <w:sz w:val="19"/>
+          <w:szCs w:val="19"/>
+        </w:rPr>
+        <w:t xml:space="preserve">   stretch your thinking</w:t>
+      </w:r>
+    </w:p>
+    <w:p>
+      <w:pPr>
+        <w:keepNext/>
+        <w:spacing w:after="60" w:before="160"/>
+      </w:pPr>
+      <w:r>
+        <w:rPr>
+          <w:b/>
+          <w:bCs/>
+          <w:color w:val="12355B"/>
+          <w:sz w:val="22"/>
+          <w:szCs w:val="22"/>
+        </w:rPr>
+        <w:t xml:space="preserve">5.  </w:t>
+      </w:r>
+      <w:r>
+        <w:rPr>
+          <w:b/>
+          <w:bCs/>
+          <w:sz w:val="21"/>
+          <w:szCs w:val="21"/>
+        </w:rPr>
+        <w:t xml:space="preserve">Field day needs one $4.25 item per student plus a one-time $23.50 shipping fee. Write the expression, then find the cost for 30 students AND for 60 students. Does doubling the students double the cost? Explain.</w:t>
+      </w:r>
+    </w:p>
+    <w:tbl>
+      <w:tblPr>
+        <w:tblW w:type="pct" w:w="100%"/>
+        <w:tblBorders>
+          <w:top w:val="single" w:color="C7D2DD" w:sz="6"/>
+          <w:left w:val="single" w:color="C7D2DD" w:sz="6"/>
+          <w:bottom w:val="single" w:color="C7D2DD" w:sz="6"/>
+          <w:right w:val="single" w:color="C7D2DD" w:sz="6"/>
+          <w:insideH w:val="single" w:color="auto" w:sz="4"/>
+          <w:insideV w:val="single" w:color="auto" w:sz="4"/>
+        </w:tblBorders>
+      </w:tblPr>
+      <w:tblGrid>
+        <w:gridCol w:w="100"/>
+      </w:tblGrid>
+      <w:tr>
+        <w:tc>
+          <w:tcPr>
+            <w:shd w:fill="FBF3E2" w:color="auto" w:val="clear"/>
+            <w:tcMar>
+              <w:top w:type="dxa" w:w="60"/>
+              <w:left w:type="dxa" w:w="120"/>
+              <w:bottom w:type="dxa" w:w="60"/>
+              <w:right w:type="dxa" w:w="120"/>
+            </w:tcMar>
+          </w:tcPr>
+          <w:p>
+            <w:pPr>
+              <w:spacing w:after="0" w:line="320"/>
+            </w:pPr>
+            <w:r>
+              <w:t xml:space="preserve"/>
+            </w:r>
+          </w:p>
+          <w:p>
+            <w:pPr>
+              <w:spacing w:after="0" w:line="320"/>
+            </w:pPr>
+            <w:r>
+              <w:t xml:space="preserve"/>
+            </w:r>
+          </w:p>
+          <w:p>
+            <w:pPr>
+              <w:spacing w:after="0" w:line="320"/>
+            </w:pPr>
+            <w:r>
+              <w:t xml:space="preserve"/>
+            </w:r>
+          </w:p>
+          <w:p>
+            <w:pPr>
+              <w:spacing w:after="0" w:line="320"/>
+            </w:pPr>
+            <w:r>
+              <w:t xml:space="preserve"/>
+            </w:r>
+          </w:p>
+        </w:tc>
+      </w:tr>
+    </w:tbl>
+    <w:p>
+      <w:pPr>
         <w:pStyle w:val="Heading1"/>
         <w:pageBreakBefore/>
         <w:pBdr>
@@ -4154,7 +4904,7 @@
           <w:sz w:val="22"/>
           <w:szCs w:val="22"/>
         </w:rPr>
-        <w:t xml:space="preserve">Which expression represents '3 more than twice a number n'?</w:t>
+        <w:t xml:space="preserve">A club orders one $4.25 shirt for each student plus a one-time $23.50 shipping fee. Write the expression for s students, then find the cost for 30 students.</w:t>
       </w:r>
     </w:p>
     <w:p>
@@ -4167,7 +4917,7 @@
           <w:sz w:val="21"/>
           <w:szCs w:val="21"/>
         </w:rPr>
-        <w:t xml:space="preserve">A)  2n + 3</w:t>
+        <w:t xml:space="preserve">A)  4.25s + 23.50; for s = 30 the cost is $151.00</w:t>
       </w:r>
     </w:p>
     <w:p>
@@ -4180,7 +4930,7 @@
           <w:sz w:val="21"/>
           <w:szCs w:val="21"/>
         </w:rPr>
-        <w:t xml:space="preserve">B)  3n + 2</w:t>
+        <w:t xml:space="preserve">B)  4.25s + 23.50; for s = 30 the cost is $832.50</w:t>
       </w:r>
     </w:p>
     <w:p>
@@ -4193,7 +4943,7 @@
           <w:sz w:val="21"/>
           <w:szCs w:val="21"/>
         </w:rPr>
-        <w:t xml:space="preserve">C)  2(n + 3)</w:t>
+        <w:t xml:space="preserve">C)  4.25 + 23.50s; for s = 30 the cost is $709.25</w:t>
       </w:r>
     </w:p>
     <w:p>
@@ -4206,7 +4956,7 @@
           <w:sz w:val="21"/>
           <w:szCs w:val="21"/>
         </w:rPr>
-        <w:t xml:space="preserve">D)  2 + 3n</w:t>
+        <w:t xml:space="preserve">D)  27.75s; for s = 30 the cost is $832.50</w:t>
       </w:r>
     </w:p>
     <w:p>

--- a/lessons/6-5/downloads/6-5-notes.docx
+++ b/lessons/6-5/downloads/6-5-notes.docx
@@ -219,10 +219,12 @@
     <w:p>
       <w:pPr>
         <w:pStyle w:val="Heading1"/>
+        <w:keepNext/>
+        <w:keepLines/>
         <w:pBdr>
           <w:bottom w:val="single" w:color="1FA6A2" w:sz="14" w:space="6"/>
         </w:pBdr>
-        <w:spacing w:after="140" w:before="260"/>
+        <w:spacing w:after="140" w:before="300"/>
       </w:pPr>
       <w:r>
         <w:rPr>
@@ -1485,10 +1487,12 @@
     <w:p>
       <w:pPr>
         <w:pStyle w:val="Heading1"/>
+        <w:keepNext/>
+        <w:keepLines/>
         <w:pBdr>
           <w:bottom w:val="single" w:color="1FA6A2" w:sz="14" w:space="6"/>
         </w:pBdr>
-        <w:spacing w:after="140" w:before="260"/>
+        <w:spacing w:after="140" w:before="300"/>
       </w:pPr>
       <w:r>
         <w:rPr>
@@ -1584,7 +1588,8 @@
     </w:p>
     <w:p>
       <w:pPr>
-        <w:spacing w:after="120" w:before="80"/>
+        <w:keepLines/>
+        <w:spacing w:after="260" w:before="200"/>
       </w:pPr>
       <w:r>
         <w:rPr>
@@ -1601,34 +1606,27 @@
           <w:sz w:val="22"/>
           <w:szCs w:val="22"/>
         </w:rPr>
-        <w:t xml:space="preserve">Turn the words into numbers, operations and a ___.</w:t>
-      </w:r>
-    </w:p>
-    <w:p>
-      <w:pPr>
-        <w:spacing w:after="120" w:before="80"/>
-      </w:pPr>
-      <w:r>
-        <w:rPr>
-          <w:b/>
-          <w:bCs/>
-          <w:color w:val="12355B"/>
+        <w:t xml:space="preserve">Turn the words into numbers, operations and a </w:t>
+      </w:r>
+      <w:r>
+        <w:rPr>
           <w:sz w:val="22"/>
           <w:szCs w:val="22"/>
         </w:rPr>
-        <w:t xml:space="preserve">2.  </w:t>
+        <w:t xml:space="preserve">________________</w:t>
       </w:r>
       <w:r>
         <w:rPr>
           <w:sz w:val="22"/>
           <w:szCs w:val="22"/>
         </w:rPr>
-        <w:t xml:space="preserve">A letter that stands for an unknown number is a ___.</w:t>
-      </w:r>
-    </w:p>
-    <w:p>
-      <w:pPr>
-        <w:spacing w:after="120" w:before="80"/>
+        <w:t xml:space="preserve">.</w:t>
+      </w:r>
+    </w:p>
+    <w:p>
+      <w:pPr>
+        <w:keepLines/>
+        <w:spacing w:after="260" w:before="200"/>
       </w:pPr>
       <w:r>
         <w:rPr>
@@ -1638,41 +1636,34 @@
           <w:sz w:val="22"/>
           <w:szCs w:val="22"/>
         </w:rPr>
-        <w:t xml:space="preserve">3.  </w:t>
+        <w:t xml:space="preserve">2.  </w:t>
       </w:r>
       <w:r>
         <w:rPr>
           <w:sz w:val="22"/>
           <w:szCs w:val="22"/>
         </w:rPr>
-        <w:t xml:space="preserve">A math phrase with variables, numbers, and operations but no equal sign is an ___.</w:t>
-      </w:r>
-    </w:p>
-    <w:p>
-      <w:pPr>
-        <w:spacing w:after="120" w:before="80"/>
-      </w:pPr>
-      <w:r>
-        <w:rPr>
-          <w:b/>
-          <w:bCs/>
-          <w:color w:val="12355B"/>
+        <w:t xml:space="preserve">A letter that stands for an unknown number is a </w:t>
+      </w:r>
+      <w:r>
+        <w:rPr>
           <w:sz w:val="22"/>
           <w:szCs w:val="22"/>
         </w:rPr>
-        <w:t xml:space="preserve">4.  </w:t>
+        <w:t xml:space="preserve">________________</w:t>
       </w:r>
       <w:r>
         <w:rPr>
           <w:sz w:val="22"/>
           <w:szCs w:val="22"/>
         </w:rPr>
-        <w:t xml:space="preserve">The number multiplied by a variable, like the 7 in 7n, is the ___.</w:t>
-      </w:r>
-    </w:p>
-    <w:p>
-      <w:pPr>
-        <w:spacing w:after="120" w:before="80"/>
+        <w:t xml:space="preserve">.</w:t>
+      </w:r>
+    </w:p>
+    <w:p>
+      <w:pPr>
+        <w:keepLines/>
+        <w:spacing w:after="260" w:before="200"/>
       </w:pPr>
       <w:r>
         <w:rPr>
@@ -1682,41 +1673,34 @@
           <w:sz w:val="22"/>
           <w:szCs w:val="22"/>
         </w:rPr>
-        <w:t xml:space="preserve">5.  </w:t>
+        <w:t xml:space="preserve">3.  </w:t>
       </w:r>
       <w:r>
         <w:rPr>
           <w:sz w:val="22"/>
           <w:szCs w:val="22"/>
         </w:rPr>
-        <w:t xml:space="preserve">A term that is just a number and never changes, like the 5 in 3x + 5, is a ___.</w:t>
-      </w:r>
-    </w:p>
-    <w:p>
-      <w:pPr>
-        <w:spacing w:after="120" w:before="80"/>
-      </w:pPr>
-      <w:r>
-        <w:rPr>
-          <w:b/>
-          <w:bCs/>
-          <w:color w:val="12355B"/>
+        <w:t xml:space="preserve">A math phrase with variables, numbers, and operations but no equal sign is an </w:t>
+      </w:r>
+      <w:r>
+        <w:rPr>
           <w:sz w:val="22"/>
           <w:szCs w:val="22"/>
         </w:rPr>
-        <w:t xml:space="preserve">6.  </w:t>
+        <w:t xml:space="preserve">________________</w:t>
       </w:r>
       <w:r>
         <w:rPr>
           <w:sz w:val="22"/>
           <w:szCs w:val="22"/>
         </w:rPr>
-        <w:t xml:space="preserve">Terms with the same variable part are ___.</w:t>
-      </w:r>
-    </w:p>
-    <w:p>
-      <w:pPr>
-        <w:spacing w:after="120" w:before="80"/>
+        <w:t xml:space="preserve">.</w:t>
+      </w:r>
+    </w:p>
+    <w:p>
+      <w:pPr>
+        <w:keepLines/>
+        <w:spacing w:after="260" w:before="200"/>
       </w:pPr>
       <w:r>
         <w:rPr>
@@ -1726,46 +1710,187 @@
           <w:sz w:val="22"/>
           <w:szCs w:val="22"/>
         </w:rPr>
-        <w:t xml:space="preserve">7.  </w:t>
+        <w:t xml:space="preserve">4.  </w:t>
       </w:r>
       <w:r>
         <w:rPr>
           <w:sz w:val="22"/>
           <w:szCs w:val="22"/>
         </w:rPr>
-        <w:t xml:space="preserve">Replace the variable with a given number before you ___ the expression.</w:t>
-      </w:r>
-    </w:p>
-    <w:p>
-      <w:pPr>
-        <w:spacing w:after="120" w:before="80"/>
-      </w:pPr>
-      <w:r>
-        <w:rPr>
-          <w:b/>
-          <w:bCs/>
-          <w:color w:val="12355B"/>
+        <w:t xml:space="preserve">The number multiplied by a variable, like the 7 in 7n, is the </w:t>
+      </w:r>
+      <w:r>
+        <w:rPr>
           <w:sz w:val="22"/>
           <w:szCs w:val="22"/>
         </w:rPr>
-        <w:t xml:space="preserve">8.  </w:t>
+        <w:t xml:space="preserve">________________</w:t>
       </w:r>
       <w:r>
         <w:rPr>
           <w:sz w:val="22"/>
           <w:szCs w:val="22"/>
         </w:rPr>
-        <w:t xml:space="preserve">To put numbers in for the letters and work out the value is to ___.</w:t>
+        <w:t xml:space="preserve">.</w:t>
+      </w:r>
+    </w:p>
+    <w:p>
+      <w:pPr>
+        <w:keepLines/>
+        <w:spacing w:after="260" w:before="200"/>
+      </w:pPr>
+      <w:r>
+        <w:rPr>
+          <w:b/>
+          <w:bCs/>
+          <w:color w:val="12355B"/>
+          <w:sz w:val="22"/>
+          <w:szCs w:val="22"/>
+        </w:rPr>
+        <w:t xml:space="preserve">5.  </w:t>
+      </w:r>
+      <w:r>
+        <w:rPr>
+          <w:sz w:val="22"/>
+          <w:szCs w:val="22"/>
+        </w:rPr>
+        <w:t xml:space="preserve">A term that is just a number and never changes, like the 5 in 3x + 5, is a </w:t>
+      </w:r>
+      <w:r>
+        <w:rPr>
+          <w:sz w:val="22"/>
+          <w:szCs w:val="22"/>
+        </w:rPr>
+        <w:t xml:space="preserve">________________</w:t>
+      </w:r>
+      <w:r>
+        <w:rPr>
+          <w:sz w:val="22"/>
+          <w:szCs w:val="22"/>
+        </w:rPr>
+        <w:t xml:space="preserve">.</w:t>
+      </w:r>
+    </w:p>
+    <w:p>
+      <w:pPr>
+        <w:keepLines/>
+        <w:spacing w:after="260" w:before="200"/>
+      </w:pPr>
+      <w:r>
+        <w:rPr>
+          <w:b/>
+          <w:bCs/>
+          <w:color w:val="12355B"/>
+          <w:sz w:val="22"/>
+          <w:szCs w:val="22"/>
+        </w:rPr>
+        <w:t xml:space="preserve">6.  </w:t>
+      </w:r>
+      <w:r>
+        <w:rPr>
+          <w:sz w:val="22"/>
+          <w:szCs w:val="22"/>
+        </w:rPr>
+        <w:t xml:space="preserve">Terms with the same variable part are </w:t>
+      </w:r>
+      <w:r>
+        <w:rPr>
+          <w:sz w:val="22"/>
+          <w:szCs w:val="22"/>
+        </w:rPr>
+        <w:t xml:space="preserve">________________</w:t>
+      </w:r>
+      <w:r>
+        <w:rPr>
+          <w:sz w:val="22"/>
+          <w:szCs w:val="22"/>
+        </w:rPr>
+        <w:t xml:space="preserve">.</w:t>
+      </w:r>
+    </w:p>
+    <w:p>
+      <w:pPr>
+        <w:keepLines/>
+        <w:spacing w:after="260" w:before="200"/>
+      </w:pPr>
+      <w:r>
+        <w:rPr>
+          <w:b/>
+          <w:bCs/>
+          <w:color w:val="12355B"/>
+          <w:sz w:val="22"/>
+          <w:szCs w:val="22"/>
+        </w:rPr>
+        <w:t xml:space="preserve">7.  </w:t>
+      </w:r>
+      <w:r>
+        <w:rPr>
+          <w:sz w:val="22"/>
+          <w:szCs w:val="22"/>
+        </w:rPr>
+        <w:t xml:space="preserve">Replace the variable with a given number before you </w:t>
+      </w:r>
+      <w:r>
+        <w:rPr>
+          <w:sz w:val="22"/>
+          <w:szCs w:val="22"/>
+        </w:rPr>
+        <w:t xml:space="preserve">________________</w:t>
+      </w:r>
+      <w:r>
+        <w:rPr>
+          <w:sz w:val="22"/>
+          <w:szCs w:val="22"/>
+        </w:rPr>
+        <w:t xml:space="preserve"> the expression.</w:t>
+      </w:r>
+    </w:p>
+    <w:p>
+      <w:pPr>
+        <w:keepLines/>
+        <w:spacing w:after="260" w:before="200"/>
+      </w:pPr>
+      <w:r>
+        <w:rPr>
+          <w:b/>
+          <w:bCs/>
+          <w:color w:val="12355B"/>
+          <w:sz w:val="22"/>
+          <w:szCs w:val="22"/>
+        </w:rPr>
+        <w:t xml:space="preserve">8.  </w:t>
+      </w:r>
+      <w:r>
+        <w:rPr>
+          <w:sz w:val="22"/>
+          <w:szCs w:val="22"/>
+        </w:rPr>
+        <w:t xml:space="preserve">To put numbers in for the letters and work out the value is to </w:t>
+      </w:r>
+      <w:r>
+        <w:rPr>
+          <w:sz w:val="22"/>
+          <w:szCs w:val="22"/>
+        </w:rPr>
+        <w:t xml:space="preserve">________________</w:t>
+      </w:r>
+      <w:r>
+        <w:rPr>
+          <w:sz w:val="22"/>
+          <w:szCs w:val="22"/>
+        </w:rPr>
+        <w:t xml:space="preserve">.</w:t>
       </w:r>
     </w:p>
     <w:p>
       <w:pPr>
         <w:pStyle w:val="Heading1"/>
-        <w:pageBreakBefore/>
+        <w:keepNext/>
+        <w:keepLines/>
         <w:pBdr>
           <w:bottom w:val="single" w:color="1FA6A2" w:sz="14" w:space="6"/>
         </w:pBdr>
-        <w:spacing w:after="140" w:before="0"/>
+        <w:spacing w:after="140" w:before="300"/>
       </w:pPr>
       <w:r>
         <w:rPr>
@@ -3046,11 +3171,12 @@
     <w:p>
       <w:pPr>
         <w:pStyle w:val="Heading1"/>
-        <w:pageBreakBefore/>
+        <w:keepNext/>
+        <w:keepLines/>
         <w:pBdr>
           <w:bottom w:val="single" w:color="1FA6A2" w:sz="14" w:space="6"/>
         </w:pBdr>
-        <w:spacing w:after="140" w:before="0"/>
+        <w:spacing w:after="140" w:before="300"/>
       </w:pPr>
       <w:r>
         <w:rPr>
@@ -3383,11 +3509,12 @@
     <w:p>
       <w:pPr>
         <w:pStyle w:val="Heading1"/>
-        <w:pageBreakBefore/>
+        <w:keepNext/>
+        <w:keepLines/>
         <w:pBdr>
           <w:bottom w:val="single" w:color="1FA6A2" w:sz="14" w:space="6"/>
         </w:pBdr>
-        <w:spacing w:after="140" w:before="0"/>
+        <w:spacing w:after="140" w:before="300"/>
       </w:pPr>
       <w:r>
         <w:rPr>
@@ -4108,11 +4235,12 @@
     <w:p>
       <w:pPr>
         <w:pStyle w:val="Heading1"/>
-        <w:pageBreakBefore/>
+        <w:keepNext/>
+        <w:keepLines/>
         <w:pBdr>
           <w:bottom w:val="single" w:color="1FA6A2" w:sz="14" w:space="6"/>
         </w:pBdr>
-        <w:spacing w:after="140" w:before="0"/>
+        <w:spacing w:after="140" w:before="300"/>
       </w:pPr>
       <w:r>
         <w:rPr>
@@ -4853,11 +4981,12 @@
     <w:p>
       <w:pPr>
         <w:pStyle w:val="Heading1"/>
-        <w:pageBreakBefore/>
+        <w:keepNext/>
+        <w:keepLines/>
         <w:pBdr>
           <w:bottom w:val="single" w:color="1FA6A2" w:sz="14" w:space="6"/>
         </w:pBdr>
-        <w:spacing w:after="140" w:before="0"/>
+        <w:spacing w:after="140" w:before="300"/>
       </w:pPr>
       <w:r>
         <w:rPr>

--- a/lessons/6-5/downloads/6-5-notes.docx
+++ b/lessons/6-5/downloads/6-5-notes.docx
@@ -1903,47 +1903,6 @@
         <w:t xml:space="preserve">Write About the Math</w:t>
       </w:r>
     </w:p>
-    <w:p>
-      <w:pPr>
-        <w:spacing w:after="100"/>
-      </w:pPr>
-      <w:r>
-        <w:rPr>
-          <w:i/>
-          <w:iCs/>
-          <w:color w:val="5F6F80"/>
-          <w:sz w:val="19"/>
-          <w:szCs w:val="19"/>
-        </w:rPr>
-        <w:t xml:space="preserve">Use the support level you need. Every level answers the same math question.</w:t>
-      </w:r>
-    </w:p>
-    <w:p>
-      <w:pPr>
-        <w:pStyle w:val="Heading2"/>
-        <w:spacing w:after="80" w:before="180"/>
-      </w:pPr>
-      <w:r>
-        <w:rPr>
-          <w:b/>
-          <w:bCs/>
-          <w:color w:val="12355B"/>
-          <w:sz w:val="24"/>
-          <w:szCs w:val="24"/>
-        </w:rPr>
-        <w:t xml:space="preserve">1. Understand the Question</w:t>
-      </w:r>
-      <w:r>
-        <w:rPr>
-          <w:i/>
-          <w:iCs/>
-          <w:color w:val="B97A12"/>
-          <w:sz w:val="19"/>
-          <w:szCs w:val="19"/>
-        </w:rPr>
-        <w:t xml:space="preserve">   explain</w:t>
-      </w:r>
-    </w:p>
     <w:tbl>
       <w:tblPr>
         <w:tblW w:type="pct" w:w="100%"/>
@@ -1982,38 +1941,16 @@
               </w:rPr>
               <w:t xml:space="preserve">Write an expression for the total cost. What does each part of the expression represent?</w:t>
             </w:r>
-          </w:p>
-          <w:p>
-            <w:pPr>
-              <w:spacing w:after="0"/>
-            </w:pPr>
-            <w:r>
-              <w:rPr>
-                <w:b/>
-                <w:bCs/>
-                <w:color w:val="12355B"/>
-                <w:sz w:val="20"/>
-                <w:szCs w:val="20"/>
-              </w:rPr>
-              <w:t xml:space="preserve">Your job:  </w:t>
-            </w:r>
-            <w:r>
-              <w:rPr>
-                <w:sz w:val="20"/>
-                <w:szCs w:val="20"/>
-              </w:rPr>
-              <w:t xml:space="preserve">Answer the question. Use math evidence. Explain how the evidence proves your answer.</w:t>
-            </w:r>
             <w:r>
               <w:rPr>
                 <w:i/>
                 <w:iCs/>
                 <w:color w:val="5F6F80"/>
-                <w:sz w:val="18"/>
-                <w:szCs w:val="18"/>
+                <w:sz w:val="19"/>
+                <w:szCs w:val="19"/>
               </w:rPr>
               <w:br/>
-              <w:t xml:space="preserve">Responde la pregunta. Usa evidencia matemática. Explica cómo la evidencia demuestra tu respuesta.</w:t>
+              <w:t xml:space="preserve">Escribe una expresión para el costo total. ¿Qué representa cada parte de la expresión?</w:t>
             </w:r>
           </w:p>
         </w:tc>
@@ -2021,33 +1958,22 @@
     </w:tbl>
     <w:p>
       <w:pPr>
-        <w:pStyle w:val="Heading2"/>
-        <w:spacing w:after="80" w:before="180"/>
-      </w:pPr>
-      <w:r>
-        <w:rPr>
-          <w:b/>
-          <w:bCs/>
-          <w:color w:val="12355B"/>
-          <w:sz w:val="24"/>
-          <w:szCs w:val="24"/>
-        </w:rPr>
-        <w:t xml:space="preserve">2. Plan Your Math Words</w:t>
-      </w:r>
+        <w:spacing w:after="100"/>
+      </w:pPr>
       <w:r>
         <w:rPr>
           <w:i/>
           <w:iCs/>
-          <w:color w:val="1FA6A2"/>
+          <w:color w:val="5F6F80"/>
           <w:sz w:val="19"/>
           <w:szCs w:val="19"/>
         </w:rPr>
-        <w:t xml:space="preserve">   check at least two</w:t>
-      </w:r>
-    </w:p>
-    <w:p>
-      <w:pPr>
-        <w:spacing w:after="60"/>
+        <w:t xml:space="preserve">Say your answer to a partner first. Then write it, using at least two of these words:</w:t>
+      </w:r>
+    </w:p>
+    <w:p>
+      <w:pPr>
+        <w:spacing w:after="40"/>
       </w:pPr>
       <w:r>
         <w:rPr>
@@ -2067,14 +1993,7 @@
           <w:sz w:val="20"/>
           <w:szCs w:val="20"/>
         </w:rPr>
-        <w:t xml:space="preserve">Write Algebraic Expressions — </w:t>
-      </w:r>
-      <w:r>
-        <w:rPr>
-          <w:sz w:val="20"/>
-          <w:szCs w:val="20"/>
-        </w:rPr>
-        <w:t xml:space="preserve">Translate words or a situation into numbers, variables, and operation symbols.</w:t>
+        <w:t xml:space="preserve">Variable</w:t>
       </w:r>
       <w:r>
         <w:rPr>
@@ -2084,13 +2003,12 @@
           <w:sz w:val="18"/>
           <w:szCs w:val="18"/>
         </w:rPr>
-        <w:br/>
-        <w:t xml:space="preserve">Escribir expresiones algebraicas — Traducir palabras o una situación a números, variables y símbolos de operaciones.</w:t>
-      </w:r>
-    </w:p>
-    <w:p>
-      <w:pPr>
-        <w:spacing w:after="60"/>
+        <w:t xml:space="preserve">  ·  Variable</w:t>
+      </w:r>
+    </w:p>
+    <w:p>
+      <w:pPr>
+        <w:spacing w:after="40"/>
       </w:pPr>
       <w:r>
         <w:rPr>
@@ -2110,14 +2028,7 @@
           <w:sz w:val="20"/>
           <w:szCs w:val="20"/>
         </w:rPr>
-        <w:t xml:space="preserve">Variable — </w:t>
-      </w:r>
-      <w:r>
-        <w:rPr>
-          <w:sz w:val="20"/>
-          <w:szCs w:val="20"/>
-        </w:rPr>
-        <w:t xml:space="preserve">A letter that stands for a number that is unknown or can change.</w:t>
+        <w:t xml:space="preserve">Algebraic Expression</w:t>
       </w:r>
       <w:r>
         <w:rPr>
@@ -2127,13 +2038,12 @@
           <w:sz w:val="18"/>
           <w:szCs w:val="18"/>
         </w:rPr>
-        <w:br/>
-        <w:t xml:space="preserve">Variable — Una letra que representa un número desconocido o que puede cambiar.</w:t>
-      </w:r>
-    </w:p>
-    <w:p>
-      <w:pPr>
-        <w:spacing w:after="60"/>
+        <w:t xml:space="preserve">  ·  Expresión algebraica</w:t>
+      </w:r>
+    </w:p>
+    <w:p>
+      <w:pPr>
+        <w:spacing w:after="40"/>
       </w:pPr>
       <w:r>
         <w:rPr>
@@ -2153,14 +2063,7 @@
           <w:sz w:val="20"/>
           <w:szCs w:val="20"/>
         </w:rPr>
-        <w:t xml:space="preserve">Algebraic Expression — </w:t>
-      </w:r>
-      <w:r>
-        <w:rPr>
-          <w:sz w:val="20"/>
-          <w:szCs w:val="20"/>
-        </w:rPr>
-        <w:t xml:space="preserve">A math phrase that has at least one letter.</w:t>
+        <w:t xml:space="preserve">Coefficient</w:t>
       </w:r>
       <w:r>
         <w:rPr>
@@ -2170,13 +2073,12 @@
           <w:sz w:val="18"/>
           <w:szCs w:val="18"/>
         </w:rPr>
-        <w:br/>
-        <w:t xml:space="preserve">Expresión algebraica — Una frase matemática que tiene al menos una letra.</w:t>
-      </w:r>
-    </w:p>
-    <w:p>
-      <w:pPr>
-        <w:spacing w:after="60"/>
+        <w:t xml:space="preserve">  ·  Coeficiente</w:t>
+      </w:r>
+    </w:p>
+    <w:p>
+      <w:pPr>
+        <w:spacing w:after="40"/>
       </w:pPr>
       <w:r>
         <w:rPr>
@@ -2196,14 +2098,7 @@
           <w:sz w:val="20"/>
           <w:szCs w:val="20"/>
         </w:rPr>
-        <w:t xml:space="preserve">Coefficient — </w:t>
-      </w:r>
-      <w:r>
-        <w:rPr>
-          <w:sz w:val="20"/>
-          <w:szCs w:val="20"/>
-        </w:rPr>
-        <w:t xml:space="preserve">The number in front of a letter, like the 3 in 3x.</w:t>
+        <w:t xml:space="preserve">Constant</w:t>
       </w:r>
       <w:r>
         <w:rPr>
@@ -2213,13 +2108,12 @@
           <w:sz w:val="18"/>
           <w:szCs w:val="18"/>
         </w:rPr>
-        <w:br/>
-        <w:t xml:space="preserve">Coeficiente — El número frente a una letra, como el 3 en 3x.</w:t>
-      </w:r>
-    </w:p>
-    <w:p>
-      <w:pPr>
-        <w:spacing w:after="60"/>
+        <w:t xml:space="preserve">  ·  Constante</w:t>
+      </w:r>
+    </w:p>
+    <w:p>
+      <w:pPr>
+        <w:spacing w:after="40"/>
       </w:pPr>
       <w:r>
         <w:rPr>
@@ -2239,14 +2133,7 @@
           <w:sz w:val="20"/>
           <w:szCs w:val="20"/>
         </w:rPr>
-        <w:t xml:space="preserve">Constant — </w:t>
-      </w:r>
-      <w:r>
-        <w:rPr>
-          <w:sz w:val="20"/>
-          <w:szCs w:val="20"/>
-        </w:rPr>
-        <w:t xml:space="preserve">A fixed number in an expression or equation that does not change.</w:t>
+        <w:t xml:space="preserve">Like terms</w:t>
       </w:r>
       <w:r>
         <w:rPr>
@@ -2256,109 +2143,7 @@
           <w:sz w:val="18"/>
           <w:szCs w:val="18"/>
         </w:rPr>
-        <w:br/>
-        <w:t xml:space="preserve">Constante — Un número fijo en una expresión o ecuación que no cambia.</w:t>
-      </w:r>
-    </w:p>
-    <w:tbl>
-      <w:tblPr>
-        <w:tblW w:type="pct" w:w="100%"/>
-        <w:tblBorders>
-          <w:top w:val="single" w:color="1FA6A2" w:sz="8"/>
-          <w:left w:val="single" w:color="1FA6A2" w:sz="8"/>
-          <w:bottom w:val="single" w:color="1FA6A2" w:sz="8"/>
-          <w:right w:val="single" w:color="1FA6A2" w:sz="8"/>
-          <w:insideH w:val="single" w:color="auto" w:sz="4"/>
-          <w:insideV w:val="single" w:color="auto" w:sz="4"/>
-        </w:tblBorders>
-      </w:tblPr>
-      <w:tblGrid>
-        <w:gridCol w:w="100"/>
-      </w:tblGrid>
-      <w:tr>
-        <w:tc>
-          <w:tcPr>
-            <w:shd w:fill="F7FFFD" w:color="auto" w:val="clear"/>
-            <w:tcMar>
-              <w:top w:type="dxa" w:w="120"/>
-              <w:left w:type="dxa" w:w="180"/>
-              <w:bottom w:type="dxa" w:w="120"/>
-              <w:right w:type="dxa" w:w="180"/>
-            </w:tcMar>
-          </w:tcPr>
-          <w:p>
-            <w:pPr>
-              <w:spacing w:after="50"/>
-            </w:pPr>
-            <w:r>
-              <w:rPr>
-                <w:b/>
-                <w:bCs/>
-                <w:color w:val="1FA6A2"/>
-                <w:sz w:val="20"/>
-                <w:szCs w:val="20"/>
-              </w:rPr>
-              <w:t xml:space="preserve">Say it first:  </w:t>
-            </w:r>
-            <w:r>
-              <w:rPr>
-                <w:sz w:val="20"/>
-                <w:szCs w:val="20"/>
-              </w:rPr>
-              <w:t xml:space="preserve">Say your idea to a partner or quietly to yourself before you write.</w:t>
-            </w:r>
-          </w:p>
-          <w:p>
-            <w:pPr>
-              <w:spacing w:after="60"/>
-            </w:pPr>
-            <w:r>
-              <w:rPr>
-                <w:color w:val="1A2733"/>
-                <w:sz w:val="21"/>
-                <w:szCs w:val="21"/>
-              </w:rPr>
-              <w:t xml:space="preserve">The total cost is ___ + ___h. The ___ represents the ___ and ___h represents the ___.</w:t>
-            </w:r>
-            <w:r>
-              <w:rPr>
-                <w:i/>
-                <w:iCs/>
-                <w:color w:val="5F6F80"/>
-                <w:sz w:val="19"/>
-                <w:szCs w:val="19"/>
-              </w:rPr>
-              <w:br/>
-              <w:t xml:space="preserve">Di tu respuesta primero: Mi respuesta es ___ porque ___.</w:t>
-            </w:r>
-          </w:p>
-        </w:tc>
-      </w:tr>
-    </w:tbl>
-    <w:p>
-      <w:pPr>
-        <w:pStyle w:val="Heading2"/>
-        <w:spacing w:after="80" w:before="180"/>
-      </w:pPr>
-      <w:r>
-        <w:rPr>
-          <w:b/>
-          <w:bCs/>
-          <w:color w:val="12355B"/>
-          <w:sz w:val="24"/>
-          <w:szCs w:val="24"/>
-        </w:rPr>
-        <w:t xml:space="preserve">3. Build Your Explanation</w:t>
-      </w:r>
-      <w:r>
-        <w:rPr>
-          <w:i/>
-          <w:iCs/>
-          <w:color w:val="B97A12"/>
-          <w:sz w:val="19"/>
-          <w:szCs w:val="19"/>
-        </w:rPr>
-        <w:t xml:space="preserve">   choose your support</w:t>
+        <w:t xml:space="preserve">  ·  Términos semejantes</w:t>
       </w:r>
     </w:p>
     <w:tbl>
@@ -2389,21 +2174,6 @@
           </w:tcPr>
           <w:p>
             <w:pPr>
-              <w:spacing w:after="50"/>
-            </w:pPr>
-            <w:r>
-              <w:rPr>
-                <w:i/>
-                <w:iCs/>
-                <w:color w:val="5F6F80"/>
-                <w:sz w:val="19"/>
-                <w:szCs w:val="19"/>
-              </w:rPr>
-              <w:t xml:space="preserve">This model shows the parts of an explanation. It does not answer your writing question.</w:t>
-            </w:r>
-          </w:p>
-          <w:p>
-            <w:pPr>
               <w:spacing w:after="80"/>
             </w:pPr>
             <w:r>
@@ -2414,58 +2184,14 @@
                 <w:sz w:val="19"/>
                 <w:szCs w:val="19"/>
               </w:rPr>
-              <w:t xml:space="preserve">Claim:  </w:t>
+              <w:t xml:space="preserve">Model:  </w:t>
             </w:r>
             <w:r>
               <w:rPr>
                 <w:sz w:val="19"/>
                 <w:szCs w:val="19"/>
               </w:rPr>
-              <w:t xml:space="preserve">Write 12t + 50: the 12t grows with tickets, the 50 stays fixed.</w:t>
-            </w:r>
-          </w:p>
-          <w:p>
-            <w:pPr>
-              <w:spacing w:after="80"/>
-            </w:pPr>
-            <w:r>
-              <w:rPr>
-                <w:b/>
-                <w:bCs/>
-                <w:color w:val="12355B"/>
-                <w:sz w:val="19"/>
-                <w:szCs w:val="19"/>
-              </w:rPr>
-              <w:t xml:space="preserve">Evidence:  </w:t>
-            </w:r>
-            <w:r>
-              <w:rPr>
-                <w:sz w:val="19"/>
-                <w:szCs w:val="19"/>
-              </w:rPr>
-              <w:t xml:space="preserve">Students write 12t + 50, identify t as the variable number of tickets, 12 as the coefficient (price per ticket), and 50 as the constant venue fee that does not change.</w:t>
-            </w:r>
-          </w:p>
-          <w:p>
-            <w:pPr>
-              <w:spacing w:after="80"/>
-            </w:pPr>
-            <w:r>
-              <w:rPr>
-                <w:b/>
-                <w:bCs/>
-                <w:color w:val="12355B"/>
-                <w:sz w:val="19"/>
-                <w:szCs w:val="19"/>
-              </w:rPr>
-              <w:t xml:space="preserve">Reasoning:  </w:t>
-            </w:r>
-            <w:r>
-              <w:rPr>
-                <w:sz w:val="19"/>
-                <w:szCs w:val="19"/>
-              </w:rPr>
-              <w:t xml:space="preserve">This evidence connects the definition of algebraic expression to the mathematical claim.</w:t>
+              <w:t xml:space="preserve">Key words name the operation, and 'less than' reverses the order. — A strong answer matches key words to operations (sum/more than = add, less than = subtract, product = multiply) and explains '12 less than g' starts with g, giving g − 12.</w:t>
             </w:r>
           </w:p>
         </w:tc>
@@ -2544,7 +2270,7 @@
           <w:sz w:val="21"/>
           <w:szCs w:val="21"/>
         </w:rPr>
-        <w:t xml:space="preserve">My answer is ___.</w:t>
+        <w:t xml:space="preserve">My answer is ___ because ___.</w:t>
       </w:r>
       <w:r>
         <w:rPr>
@@ -2555,7 +2281,7 @@
           <w:szCs w:val="19"/>
         </w:rPr>
         <w:br/>
-        <w:t xml:space="preserve">Mi respuesta es ___.</w:t>
+        <w:t xml:space="preserve">Mi respuesta es ___ porque ___.</w:t>
       </w:r>
     </w:p>
     <w:tbl>
@@ -2695,7 +2421,7 @@
           <w:sz w:val="21"/>
           <w:szCs w:val="21"/>
         </w:rPr>
-        <w:t xml:space="preserve">I know because ___.</w:t>
+        <w:t xml:space="preserve">My evidence is ___, so ___.</w:t>
       </w:r>
       <w:r>
         <w:rPr>
@@ -2706,31 +2432,7 @@
           <w:szCs w:val="19"/>
         </w:rPr>
         <w:br/>
-        <w:t xml:space="preserve">Lo sé porque ___.</w:t>
-      </w:r>
-    </w:p>
-    <w:p>
-      <w:pPr>
-        <w:spacing w:after="60"/>
-      </w:pPr>
-      <w:r>
-        <w:rPr>
-          <w:color w:val="1A2733"/>
-          <w:sz w:val="21"/>
-          <w:szCs w:val="21"/>
-        </w:rPr>
-        <w:t xml:space="preserve">So ___.</w:t>
-      </w:r>
-      <w:r>
-        <w:rPr>
-          <w:i/>
-          <w:iCs/>
-          <w:color w:val="5F6F80"/>
-          <w:sz w:val="19"/>
-          <w:szCs w:val="19"/>
-        </w:rPr>
-        <w:br/>
-        <w:t xml:space="preserve">Entonces ___.</w:t>
+        <w:t xml:space="preserve">Mi evidencia es ___, entonces ___.</w:t>
       </w:r>
     </w:p>
     <w:tbl>
@@ -2836,78 +2538,6 @@
         <w:t xml:space="preserve">Escribe una afirmación, da evidencia matemática y explica tu razonamiento.</w:t>
       </w:r>
     </w:p>
-    <w:p>
-      <w:pPr>
-        <w:spacing w:after="60"/>
-      </w:pPr>
-      <w:r>
-        <w:rPr>
-          <w:color w:val="1A2733"/>
-          <w:sz w:val="21"/>
-          <w:szCs w:val="21"/>
-        </w:rPr>
-        <w:t xml:space="preserve">My claim is ___.</w:t>
-      </w:r>
-      <w:r>
-        <w:rPr>
-          <w:i/>
-          <w:iCs/>
-          <w:color w:val="5F6F80"/>
-          <w:sz w:val="19"/>
-          <w:szCs w:val="19"/>
-        </w:rPr>
-        <w:br/>
-        <w:t xml:space="preserve">Mi afirmación es ___.</w:t>
-      </w:r>
-    </w:p>
-    <w:p>
-      <w:pPr>
-        <w:spacing w:after="60"/>
-      </w:pPr>
-      <w:r>
-        <w:rPr>
-          <w:color w:val="1A2733"/>
-          <w:sz w:val="21"/>
-          <w:szCs w:val="21"/>
-        </w:rPr>
-        <w:t xml:space="preserve">My math evidence is ___.</w:t>
-      </w:r>
-      <w:r>
-        <w:rPr>
-          <w:i/>
-          <w:iCs/>
-          <w:color w:val="5F6F80"/>
-          <w:sz w:val="19"/>
-          <w:szCs w:val="19"/>
-        </w:rPr>
-        <w:br/>
-        <w:t xml:space="preserve">Mi evidencia matemática es ___.</w:t>
-      </w:r>
-    </w:p>
-    <w:p>
-      <w:pPr>
-        <w:spacing w:after="60"/>
-      </w:pPr>
-      <w:r>
-        <w:rPr>
-          <w:color w:val="1A2733"/>
-          <w:sz w:val="21"/>
-          <w:szCs w:val="21"/>
-        </w:rPr>
-        <w:t xml:space="preserve">This proves ___ because ___.</w:t>
-      </w:r>
-      <w:r>
-        <w:rPr>
-          <w:i/>
-          <w:iCs/>
-          <w:color w:val="5F6F80"/>
-          <w:sz w:val="19"/>
-          <w:szCs w:val="19"/>
-        </w:rPr>
-        <w:br/>
-        <w:t xml:space="preserve">Esto demuestra ___ porque ___.</w:t>
-      </w:r>
-    </w:p>
     <w:tbl>
       <w:tblPr>
         <w:tblW w:type="pct" w:w="100%"/>
@@ -2990,7 +2620,7 @@
           <w:sz w:val="24"/>
           <w:szCs w:val="24"/>
         </w:rPr>
-        <w:t xml:space="preserve">4. Check Your Explanation</w:t>
+        <w:t xml:space="preserve">Check Your Explanation</w:t>
       </w:r>
       <w:r>
         <w:rPr>
@@ -3000,7 +2630,7 @@
           <w:sz w:val="19"/>
           <w:szCs w:val="19"/>
         </w:rPr>
-        <w:t xml:space="preserve">   five quick checks</w:t>
+        <w:t xml:space="preserve">   three quick checks</w:t>
       </w:r>
     </w:p>
     <w:p>
@@ -3024,17 +2654,6 @@
         </w:rPr>
         <w:t xml:space="preserve">I answered the question.</w:t>
       </w:r>
-      <w:r>
-        <w:rPr>
-          <w:i/>
-          <w:iCs/>
-          <w:color w:val="5F6F80"/>
-          <w:sz w:val="18"/>
-          <w:szCs w:val="18"/>
-        </w:rPr>
-        <w:br/>
-        <w:t xml:space="preserve">Respondí la pregunta.</w:t>
-      </w:r>
     </w:p>
     <w:p>
       <w:pPr>
@@ -3055,18 +2674,7 @@
           <w:sz w:val="20"/>
           <w:szCs w:val="20"/>
         </w:rPr>
-        <w:t xml:space="preserve">I used math evidence: numbers, an equation, a model, or a comparison.</w:t>
-      </w:r>
-      <w:r>
-        <w:rPr>
-          <w:i/>
-          <w:iCs/>
-          <w:color w:val="5F6F80"/>
-          <w:sz w:val="18"/>
-          <w:szCs w:val="18"/>
-        </w:rPr>
-        <w:br/>
-        <w:t xml:space="preserve">Usé evidencia matemática: números, una ecuación, un modelo o una comparación.</w:t>
+        <w:t xml:space="preserve">I used math evidence: numbers, an equation, or a model.</w:t>
       </w:r>
     </w:p>
     <w:p>
@@ -3088,84 +2696,7 @@
           <w:sz w:val="20"/>
           <w:szCs w:val="20"/>
         </w:rPr>
-        <w:t xml:space="preserve">I explained how the evidence proves my answer.</w:t>
-      </w:r>
-      <w:r>
-        <w:rPr>
-          <w:i/>
-          <w:iCs/>
-          <w:color w:val="5F6F80"/>
-          <w:sz w:val="18"/>
-          <w:szCs w:val="18"/>
-        </w:rPr>
-        <w:br/>
-        <w:t xml:space="preserve">Expliqué cómo la evidencia demuestra mi respuesta.</w:t>
-      </w:r>
-    </w:p>
-    <w:p>
-      <w:pPr>
-        <w:spacing w:after="80"/>
-      </w:pPr>
-      <w:r>
-        <w:rPr>
-          <w:b/>
-          <w:bCs/>
-          <w:color w:val="1FA6A2"/>
-          <w:sz w:val="22"/>
-          <w:szCs w:val="22"/>
-        </w:rPr>
-        <w:t xml:space="preserve">☐  </w:t>
-      </w:r>
-      <w:r>
-        <w:rPr>
-          <w:sz w:val="20"/>
-          <w:szCs w:val="20"/>
-        </w:rPr>
         <w:t xml:space="preserve">I used at least two math words.</w:t>
-      </w:r>
-      <w:r>
-        <w:rPr>
-          <w:i/>
-          <w:iCs/>
-          <w:color w:val="5F6F80"/>
-          <w:sz w:val="18"/>
-          <w:szCs w:val="18"/>
-        </w:rPr>
-        <w:br/>
-        <w:t xml:space="preserve">Usé por lo menos dos palabras matemáticas.</w:t>
-      </w:r>
-    </w:p>
-    <w:p>
-      <w:pPr>
-        <w:spacing w:after="80"/>
-      </w:pPr>
-      <w:r>
-        <w:rPr>
-          <w:b/>
-          <w:bCs/>
-          <w:color w:val="1FA6A2"/>
-          <w:sz w:val="22"/>
-          <w:szCs w:val="22"/>
-        </w:rPr>
-        <w:t xml:space="preserve">☐  </w:t>
-      </w:r>
-      <w:r>
-        <w:rPr>
-          <w:sz w:val="20"/>
-          <w:szCs w:val="20"/>
-        </w:rPr>
-        <w:t xml:space="preserve">I reread complete sentences and punctuation.</w:t>
-      </w:r>
-      <w:r>
-        <w:rPr>
-          <w:i/>
-          <w:iCs/>
-          <w:color w:val="5F6F80"/>
-          <w:sz w:val="18"/>
-          <w:szCs w:val="18"/>
-        </w:rPr>
-        <w:br/>
-        <w:t xml:space="preserve">Volví a leer mis oraciones completas y la puntuación.</w:t>
       </w:r>
     </w:p>
     <w:p>
@@ -3253,7 +2784,7 @@
                 <w:sz w:val="22"/>
                 <w:szCs w:val="22"/>
               </w:rPr>
-              <w:t xml:space="preserve">Concert Planner</w:t>
+              <w:t xml:space="preserve">Class Field Day</w:t>
             </w:r>
           </w:p>
           <w:p>
@@ -3265,7 +2796,7 @@
                 <w:sz w:val="21"/>
                 <w:szCs w:val="21"/>
               </w:rPr>
-              <w:t xml:space="preserve">You're planning a concert at the music studio. Tickets cost $12 each, and there's a flat $50 venue fee no matter how many people attend. If t represents the number of tickets sold, how would you write an expression for the total revenue?</w:t>
+              <w:t xml:space="preserve">Evelyn is helping to plan the sixth-grade field day. The committee will order the items shown for each student participating in field day. They do not yet know how many students will be participating. The shipping cost for all items is a one-time cost of $23.50. What expression can Evelyn use to determine how much the committee will need to purchase the items?</w:t>
             </w:r>
           </w:p>
         </w:tc>
@@ -3939,54 +3470,7 @@
           <w:sz w:val="21"/>
           <w:szCs w:val="21"/>
         </w:rPr>
-        <w:t xml:space="preserve">Tickets cost $12 each with a flat $50 venue fee. If t is the number of tickets, how would you write an expression for total revenue, and which part changes with the crowd?</w:t>
-      </w:r>
-    </w:p>
-    <w:p>
-      <w:pPr>
-        <w:spacing w:after="60"/>
-      </w:pPr>
-      <w:r>
-        <w:rPr>
-          <w:color w:val="1A2733"/>
-          <w:sz w:val="21"/>
-          <w:szCs w:val="21"/>
-        </w:rPr>
-        <w:t xml:space="preserve">Start with:  My expression is ___ because tickets cost $12 each.</w:t>
-      </w:r>
-      <w:r>
-        <w:rPr>
-          <w:i/>
-          <w:iCs/>
-          <w:color w:val="5F6F80"/>
-          <w:sz w:val="19"/>
-          <w:szCs w:val="19"/>
-        </w:rPr>
-        <w:br/>
-        <w:t xml:space="preserve">Mi expresión es ___ porque los boletos cuestan $12 cada uno.</w:t>
-      </w:r>
-    </w:p>
-    <w:p>
-      <w:pPr>
-        <w:spacing w:after="80"/>
-      </w:pPr>
-      <w:r>
-        <w:rPr>
-          <w:b/>
-          <w:bCs/>
-          <w:color w:val="12355B"/>
-          <w:sz w:val="19"/>
-          <w:szCs w:val="19"/>
-        </w:rPr>
-        <w:t xml:space="preserve">Word bank:  </w:t>
-      </w:r>
-      <w:r>
-        <w:rPr>
-          <w:color w:val="1FA6A2"/>
-          <w:sz w:val="19"/>
-          <w:szCs w:val="19"/>
-        </w:rPr>
-        <w:t xml:space="preserve">Variable,  Coefficient,  Constant,  Algebraic Expression</w:t>
+        <w:t xml:space="preserve">The items cost $1.50, $12.95 and $0.65 per student, plus one $23.50 shipping fee. Which of those numbers gets multiplied by the number of students, and which does not — and why?</w:t>
       </w:r>
     </w:p>
     <w:p>
